--- a/丝之歌战斗拆解.docx
+++ b/丝之歌战斗拆解.docx
@@ -1,6 +1,6 @@
 
 <file path=word/document.xml><?xml version="1.0" encoding="utf-8"?>
-<w:document xmlns:wpc="http://schemas.microsoft.com/office/word/2010/wordprocessingCanvas" xmlns:mc="http://schemas.openxmlformats.org/markup-compatibility/2006" xmlns:o="urn:schemas-microsoft-com:office:office" xmlns:r="http://schemas.openxmlformats.org/officeDocument/2006/relationships" xmlns:m="http://schemas.openxmlformats.org/officeDocument/2006/math" xmlns:v="urn:schemas-microsoft-com:vml" xmlns:wp14="http://schemas.microsoft.com/office/word/2010/wordprocessingDrawing" xmlns:wp="http://schemas.openxmlformats.org/drawingml/2006/wordprocessingDrawing" xmlns:w="http://schemas.openxmlformats.org/wordprocessingml/2006/main" xmlns:w14="http://schemas.microsoft.com/office/word/2010/wordml" xmlns:w10="urn:schemas-microsoft-com:office:word" xmlns:w15="http://schemas.microsoft.com/office/word/2012/wordml" xmlns:wpg="http://schemas.microsoft.com/office/word/2010/wordprocessingGroup" xmlns:wpi="http://schemas.microsoft.com/office/word/2010/wordprocessingInk" xmlns:wne="http://schemas.microsoft.com/office/word/2006/wordml" xmlns:wps="http://schemas.microsoft.com/office/word/2010/wordprocessingShape" xmlns:wpsCustomData="http://www.wps.cn/officeDocument/2013/wpsCustomData" mc:Ignorable="w14 w15 wp14">
+<w:document xmlns:wpc="http://schemas.microsoft.com/office/word/2010/wordprocessingCanvas" xmlns:cx="http://schemas.microsoft.com/office/drawing/2014/chartex" xmlns:cx1="http://schemas.microsoft.com/office/drawing/2015/9/8/chartex" xmlns:cx2="http://schemas.microsoft.com/office/drawing/2015/10/21/chartex" xmlns:cx3="http://schemas.microsoft.com/office/drawing/2016/5/9/chartex" xmlns:cx4="http://schemas.microsoft.com/office/drawing/2016/5/10/chartex" xmlns:cx5="http://schemas.microsoft.com/office/drawing/2016/5/11/chartex" xmlns:cx6="http://schemas.microsoft.com/office/drawing/2016/5/12/chartex" xmlns:cx7="http://schemas.microsoft.com/office/drawing/2016/5/13/chartex" xmlns:cx8="http://schemas.microsoft.com/office/drawing/2016/5/14/chartex" xmlns:mc="http://schemas.openxmlformats.org/markup-compatibility/2006" xmlns:o="urn:schemas-microsoft-com:office:office" xmlns:r="http://schemas.openxmlformats.org/officeDocument/2006/relationships" xmlns:m="http://schemas.openxmlformats.org/officeDocument/2006/math" xmlns:v="urn:schemas-microsoft-com:vml" xmlns:wp14="http://schemas.microsoft.com/office/word/2010/wordprocessingDrawing" xmlns:wp="http://schemas.openxmlformats.org/drawingml/2006/wordprocessingDrawing" xmlns:w="http://schemas.openxmlformats.org/wordprocessingml/2006/main" xmlns:w14="http://schemas.microsoft.com/office/word/2010/wordml" xmlns:w10="urn:schemas-microsoft-com:office:word" xmlns:w15="http://schemas.microsoft.com/office/word/2012/wordml" xmlns:wpg="http://schemas.microsoft.com/office/word/2010/wordprocessingGroup" xmlns:wpi="http://schemas.microsoft.com/office/word/2010/wordprocessingInk" xmlns:wne="http://schemas.microsoft.com/office/word/2006/wordml" xmlns:wps="http://schemas.microsoft.com/office/word/2010/wordprocessingShape" xmlns:wpsCustomData="http://www.wps.cn/officeDocument/2013/wpsCustomData" mc:Ignorable="w14 w15 wp14">
   <w:body>
     <w:p>
       <w:pPr>
@@ -38,8 +38,6 @@
       <w:pPr>
         <w:spacing w:before="100" w:after="600"/>
         <w:jc w:val="center"/>
-      </w:pPr>
-      <w:r>
         <w:rPr>
           <w:rFonts w:ascii="宋体" w:hAnsi="宋体" w:eastAsia="宋体"/>
           <w:b/>
@@ -48,8 +46,47 @@
           <w:sz w:val="36"/>
           <w:szCs w:val="36"/>
         </w:rPr>
+      </w:pPr>
+      <w:r>
+        <w:rPr>
+          <w:rFonts w:ascii="宋体" w:hAnsi="宋体" w:eastAsia="宋体"/>
+          <w:b/>
+          <w:bCs/>
+          <w:color w:val="444444"/>
+          <w:sz w:val="36"/>
+          <w:szCs w:val="36"/>
+        </w:rPr>
         <w:t>战斗系统拆解与分析</w:t>
       </w:r>
+    </w:p>
+    <w:p>
+      <w:pPr>
+        <w:spacing w:before="100" w:after="600"/>
+        <w:jc w:val="center"/>
+        <w:rPr>
+          <w:rFonts w:hint="default" w:ascii="宋体" w:hAnsi="宋体" w:eastAsia="宋体"/>
+          <w:b/>
+          <w:bCs/>
+          <w:color w:val="444444"/>
+          <w:sz w:val="36"/>
+          <w:szCs w:val="36"/>
+          <w:lang w:val="en-US" w:eastAsia="zh-CN"/>
+        </w:rPr>
+      </w:pPr>
+      <w:r>
+        <w:rPr>
+          <w:rFonts w:hint="eastAsia" w:ascii="宋体" w:hAnsi="宋体"/>
+          <w:b/>
+          <w:bCs/>
+          <w:color w:val="444444"/>
+          <w:sz w:val="36"/>
+          <w:szCs w:val="36"/>
+          <w:lang w:val="en-US" w:eastAsia="zh-CN"/>
+        </w:rPr>
+        <w:t>最后编辑时间2026年6月</w:t>
+      </w:r>
+      <w:bookmarkStart w:id="34" w:name="_GoBack"/>
+      <w:bookmarkEnd w:id="34"/>
     </w:p>
     <w:p>
       <w:pPr>
@@ -2367,6 +2404,7 @@
     <w:p>
       <w:pPr>
         <w:numPr>
+          <w:ilvl w:val="0"/>
           <w:numId w:val="0"/>
         </w:numPr>
         <w:rPr>
@@ -2770,14 +2808,7 @@
           <w:rFonts w:hint="eastAsia"/>
           <w:lang w:val="en-US" w:eastAsia="zh-CN"/>
         </w:rPr>
-        <w:t>图1-5展示大黄蜂使用技能道具</w:t>
-      </w:r>
-      <w:r>
-        <w:rPr>
-          <w:rFonts w:hint="eastAsia"/>
-          <w:lang w:val="en-US" w:eastAsia="zh-CN"/>
-        </w:rPr>
-        <w:t>状态（说明见后续表格）。</w:t>
+        <w:t>图1-5展示大黄蜂使用技能道具状态（说明见后续表格）。</w:t>
       </w:r>
     </w:p>
     <w:p>
@@ -2939,6 +2970,7 @@
     </w:p>
     <w:tbl>
       <w:tblPr>
+        <w:tblStyle w:val="13"/>
         <w:tblW w:w="9102" w:type="dxa"/>
         <w:tblInd w:w="0" w:type="dxa"/>
         <w:tblBorders>
@@ -3096,7 +3128,6 @@
                 <w:kern w:val="0"/>
                 <w:sz w:val="24"/>
                 <w:szCs w:val="24"/>
-                <w:bdr w:val="none" w:color="auto" w:sz="0" w:space="0"/>
                 <w:lang w:val="en-US" w:eastAsia="zh-CN" w:bidi="ar"/>
               </w:rPr>
               <w:t>动作 / 备注</w:t>
@@ -3219,6 +3250,252 @@
                 <w:lang w:val="en-US" w:eastAsia="zh-CN" w:bidi="ar"/>
               </w:rPr>
               <w:t>源状态</w:t>
+            </w:r>
+          </w:p>
+        </w:tc>
+      </w:tr>
+      <w:tr>
+        <w:tblPrEx>
+          <w:tblBorders>
+            <w:top w:val="none" w:color="auto" w:sz="0" w:space="0"/>
+            <w:left w:val="none" w:color="auto" w:sz="0" w:space="0"/>
+            <w:bottom w:val="none" w:color="auto" w:sz="0" w:space="0"/>
+            <w:right w:val="none" w:color="auto" w:sz="0" w:space="0"/>
+            <w:insideH w:val="none" w:color="auto" w:sz="0" w:space="0"/>
+            <w:insideV w:val="none" w:color="auto" w:sz="0" w:space="0"/>
+          </w:tblBorders>
+          <w:shd w:val="clear" w:color="auto" w:fill="1A1D23"/>
+          <w:tblCellMar>
+            <w:top w:w="0" w:type="dxa"/>
+            <w:left w:w="0" w:type="dxa"/>
+            <w:bottom w:w="0" w:type="dxa"/>
+            <w:right w:w="0" w:type="dxa"/>
+          </w:tblCellMar>
+        </w:tblPrEx>
+        <w:tc>
+          <w:tcPr>
+            <w:tcW w:w="1920" w:type="dxa"/>
+            <w:tcBorders>
+              <w:top w:val="nil"/>
+              <w:left w:val="nil"/>
+              <w:bottom w:val="nil"/>
+              <w:right w:val="nil"/>
+            </w:tcBorders>
+            <w:shd w:val="clear" w:color="auto" w:fill="FFFFFF"/>
+            <w:tcMar>
+              <w:top w:w="120" w:type="dxa"/>
+              <w:left w:w="168" w:type="dxa"/>
+              <w:bottom w:w="120" w:type="dxa"/>
+              <w:right w:w="168" w:type="dxa"/>
+            </w:tcMar>
+            <w:vAlign w:val="top"/>
+          </w:tcPr>
+          <w:p>
+            <w:pPr>
+              <w:keepNext w:val="0"/>
+              <w:keepLines w:val="0"/>
+              <w:widowControl/>
+              <w:suppressLineNumbers w:val="0"/>
+              <w:spacing w:before="0" w:beforeAutospacing="0" w:after="0" w:afterAutospacing="0"/>
+              <w:ind w:left="0" w:leftChars="0" w:right="0" w:rightChars="0"/>
+              <w:jc w:val="left"/>
+              <w:textAlignment w:val="top"/>
+              <w:rPr>
+                <w:rFonts w:hint="default" w:ascii="Segoe UI" w:hAnsi="Segoe UI" w:eastAsia="Segoe UI" w:cs="Segoe UI"/>
+                <w:b w:val="0"/>
+                <w:i w:val="0"/>
+                <w:iCs w:val="0"/>
+                <w:caps w:val="0"/>
+                <w:color w:val="000000"/>
+                <w:spacing w:val="0"/>
+                <w:sz w:val="21"/>
+                <w:szCs w:val="21"/>
+              </w:rPr>
+            </w:pPr>
+            <w:r>
+              <w:rPr>
+                <w:rFonts w:hint="eastAsia" w:ascii="Segoe UI" w:hAnsi="Segoe UI" w:eastAsia="Segoe UI" w:cs="Segoe UI"/>
+                <w:b w:val="0"/>
+                <w:i w:val="0"/>
+                <w:iCs w:val="0"/>
+                <w:caps w:val="0"/>
+                <w:color w:val="000000"/>
+                <w:spacing w:val="0"/>
+                <w:kern w:val="0"/>
+                <w:sz w:val="24"/>
+                <w:szCs w:val="24"/>
+                <w:lang w:val="en-US" w:eastAsia="zh-CN" w:bidi="ar"/>
+              </w:rPr>
+              <w:t>跳跃</w:t>
+            </w:r>
+          </w:p>
+        </w:tc>
+        <w:tc>
+          <w:tcPr>
+            <w:tcW w:w="3473" w:type="dxa"/>
+            <w:tcBorders>
+              <w:top w:val="nil"/>
+              <w:left w:val="nil"/>
+              <w:bottom w:val="nil"/>
+              <w:right w:val="nil"/>
+            </w:tcBorders>
+            <w:shd w:val="clear" w:color="auto" w:fill="FFFFFF"/>
+            <w:tcMar>
+              <w:top w:w="120" w:type="dxa"/>
+              <w:left w:w="168" w:type="dxa"/>
+              <w:bottom w:w="120" w:type="dxa"/>
+              <w:right w:w="168" w:type="dxa"/>
+            </w:tcMar>
+            <w:vAlign w:val="top"/>
+          </w:tcPr>
+          <w:p>
+            <w:pPr>
+              <w:keepNext w:val="0"/>
+              <w:keepLines w:val="0"/>
+              <w:widowControl/>
+              <w:suppressLineNumbers w:val="0"/>
+              <w:spacing w:before="0" w:beforeAutospacing="0" w:after="0" w:afterAutospacing="0"/>
+              <w:ind w:left="0" w:right="0"/>
+              <w:jc w:val="left"/>
+              <w:textAlignment w:val="top"/>
+              <w:rPr>
+                <w:rFonts w:hint="default" w:ascii="Segoe UI" w:hAnsi="Segoe UI" w:eastAsia="Segoe UI" w:cs="Segoe UI"/>
+                <w:b w:val="0"/>
+                <w:i w:val="0"/>
+                <w:iCs w:val="0"/>
+                <w:caps w:val="0"/>
+                <w:color w:val="000000"/>
+                <w:spacing w:val="0"/>
+                <w:lang w:val="en-US"/>
+              </w:rPr>
+            </w:pPr>
+            <w:r>
+              <w:rPr>
+                <w:rFonts w:hint="eastAsia" w:ascii="Segoe UI" w:hAnsi="Segoe UI" w:eastAsia="Segoe UI" w:cs="Segoe UI"/>
+                <w:b w:val="0"/>
+                <w:i w:val="0"/>
+                <w:iCs w:val="0"/>
+                <w:caps w:val="0"/>
+                <w:color w:val="000000"/>
+                <w:spacing w:val="0"/>
+                <w:kern w:val="0"/>
+                <w:sz w:val="24"/>
+                <w:szCs w:val="24"/>
+                <w:lang w:val="en-US" w:eastAsia="zh-CN" w:bidi="ar"/>
+              </w:rPr>
+              <w:t>播放跳跃动画</w:t>
+            </w:r>
+          </w:p>
+        </w:tc>
+        <w:tc>
+          <w:tcPr>
+            <w:tcW w:w="2022" w:type="dxa"/>
+            <w:tcBorders>
+              <w:top w:val="nil"/>
+              <w:left w:val="nil"/>
+              <w:bottom w:val="nil"/>
+              <w:right w:val="nil"/>
+            </w:tcBorders>
+            <w:shd w:val="clear" w:color="auto" w:fill="FFFFFF"/>
+            <w:tcMar>
+              <w:top w:w="120" w:type="dxa"/>
+              <w:left w:w="168" w:type="dxa"/>
+              <w:bottom w:w="120" w:type="dxa"/>
+              <w:right w:w="168" w:type="dxa"/>
+            </w:tcMar>
+            <w:vAlign w:val="top"/>
+          </w:tcPr>
+          <w:p>
+            <w:pPr>
+              <w:keepNext w:val="0"/>
+              <w:keepLines w:val="0"/>
+              <w:widowControl/>
+              <w:suppressLineNumbers w:val="0"/>
+              <w:spacing w:before="0" w:beforeAutospacing="0" w:after="0" w:afterAutospacing="0"/>
+              <w:ind w:left="0" w:right="0"/>
+              <w:jc w:val="left"/>
+              <w:textAlignment w:val="top"/>
+              <w:rPr>
+                <w:rFonts w:hint="default" w:ascii="Segoe UI" w:hAnsi="Segoe UI" w:eastAsia="宋体" w:cs="Segoe UI"/>
+                <w:b w:val="0"/>
+                <w:i w:val="0"/>
+                <w:iCs w:val="0"/>
+                <w:caps w:val="0"/>
+                <w:color w:val="000000"/>
+                <w:spacing w:val="0"/>
+                <w:lang w:val="en-US" w:eastAsia="zh-CN"/>
+              </w:rPr>
+            </w:pPr>
+            <w:r>
+              <w:rPr>
+                <w:rFonts w:hint="eastAsia" w:ascii="Segoe UI" w:hAnsi="Segoe UI" w:cs="Segoe UI"/>
+                <w:b w:val="0"/>
+                <w:i w:val="0"/>
+                <w:iCs w:val="0"/>
+                <w:caps w:val="0"/>
+                <w:color w:val="000000"/>
+                <w:spacing w:val="0"/>
+                <w:lang w:val="en-US" w:eastAsia="zh-CN"/>
+              </w:rPr>
+              <w:t>按下对应键</w:t>
+            </w:r>
+          </w:p>
+        </w:tc>
+        <w:tc>
+          <w:tcPr>
+            <w:tcW w:w="1687" w:type="dxa"/>
+            <w:tcBorders>
+              <w:top w:val="nil"/>
+              <w:left w:val="nil"/>
+              <w:bottom w:val="nil"/>
+              <w:right w:val="nil"/>
+            </w:tcBorders>
+            <w:shd w:val="clear" w:color="auto" w:fill="FFFFFF"/>
+            <w:tcMar>
+              <w:top w:w="120" w:type="dxa"/>
+              <w:left w:w="168" w:type="dxa"/>
+              <w:bottom w:w="120" w:type="dxa"/>
+              <w:right w:w="168" w:type="dxa"/>
+            </w:tcMar>
+            <w:vAlign w:val="top"/>
+          </w:tcPr>
+          <w:p>
+            <w:pPr>
+              <w:keepNext w:val="0"/>
+              <w:keepLines w:val="0"/>
+              <w:widowControl/>
+              <w:suppressLineNumbers w:val="0"/>
+              <w:spacing w:before="0" w:beforeAutospacing="0" w:after="0" w:afterAutospacing="0"/>
+              <w:ind w:left="0" w:leftChars="0" w:right="0" w:rightChars="0"/>
+              <w:jc w:val="left"/>
+              <w:textAlignment w:val="top"/>
+              <w:rPr>
+                <w:rFonts w:hint="default" w:ascii="Segoe UI" w:hAnsi="Segoe UI" w:eastAsia="Segoe UI" w:cs="Segoe UI"/>
+                <w:b w:val="0"/>
+                <w:i w:val="0"/>
+                <w:iCs w:val="0"/>
+                <w:caps w:val="0"/>
+                <w:color w:val="000000"/>
+                <w:spacing w:val="0"/>
+                <w:sz w:val="21"/>
+                <w:szCs w:val="21"/>
+              </w:rPr>
+            </w:pPr>
+            <w:r>
+              <w:rPr>
+                <w:rFonts w:hint="eastAsia" w:ascii="Segoe UI" w:hAnsi="Segoe UI" w:eastAsia="Segoe UI" w:cs="Segoe UI"/>
+                <w:b w:val="0"/>
+                <w:i w:val="0"/>
+                <w:iCs w:val="0"/>
+                <w:caps w:val="0"/>
+                <w:color w:val="000000"/>
+                <w:spacing w:val="0"/>
+                <w:kern w:val="0"/>
+                <w:sz w:val="24"/>
+                <w:szCs w:val="24"/>
+                <w:lang w:val="en-US" w:eastAsia="zh-CN" w:bidi="ar"/>
+              </w:rPr>
+              <w:t>地面</w:t>
             </w:r>
           </w:p>
         </w:tc>
@@ -3269,7 +3546,7 @@
               <w:jc w:val="left"/>
               <w:textAlignment w:val="top"/>
               <w:rPr>
-                <w:rFonts w:hint="default" w:ascii="Segoe UI" w:hAnsi="Segoe UI" w:eastAsia="Segoe UI" w:cs="Segoe UI"/>
+                <w:rFonts w:hint="eastAsia" w:ascii="Segoe UI" w:hAnsi="Segoe UI" w:eastAsia="宋体" w:cs="Segoe UI"/>
                 <w:b w:val="0"/>
                 <w:i w:val="0"/>
                 <w:iCs w:val="0"/>
@@ -3278,23 +3555,23 @@
                 <w:spacing w:val="0"/>
                 <w:sz w:val="21"/>
                 <w:szCs w:val="21"/>
-              </w:rPr>
-            </w:pPr>
-            <w:r>
-              <w:rPr>
-                <w:rFonts w:hint="eastAsia" w:ascii="Segoe UI" w:hAnsi="Segoe UI" w:eastAsia="Segoe UI" w:cs="Segoe UI"/>
-                <w:b w:val="0"/>
-                <w:i w:val="0"/>
-                <w:iCs w:val="0"/>
-                <w:caps w:val="0"/>
-                <w:color w:val="000000"/>
-                <w:spacing w:val="0"/>
-                <w:kern w:val="0"/>
-                <w:sz w:val="24"/>
-                <w:szCs w:val="24"/>
-                <w:lang w:val="en-US" w:eastAsia="zh-CN" w:bidi="ar"/>
-              </w:rPr>
-              <w:t>跳跃</w:t>
+                <w:lang w:val="en-US" w:eastAsia="zh-CN"/>
+              </w:rPr>
+            </w:pPr>
+            <w:r>
+              <w:rPr>
+                <w:rFonts w:hint="eastAsia" w:ascii="Segoe UI" w:hAnsi="Segoe UI" w:cs="Segoe UI"/>
+                <w:b w:val="0"/>
+                <w:i w:val="0"/>
+                <w:iCs w:val="0"/>
+                <w:caps w:val="0"/>
+                <w:color w:val="000000"/>
+                <w:spacing w:val="0"/>
+                <w:sz w:val="21"/>
+                <w:szCs w:val="21"/>
+                <w:lang w:val="en-US" w:eastAsia="zh-CN"/>
+              </w:rPr>
+              <w:t>冲刺</w:t>
             </w:r>
           </w:p>
         </w:tc>
@@ -3339,7 +3616,7 @@
             </w:pPr>
             <w:r>
               <w:rPr>
-                <w:rFonts w:hint="eastAsia" w:ascii="Segoe UI" w:hAnsi="Segoe UI" w:eastAsia="Segoe UI" w:cs="Segoe UI"/>
+                <w:rFonts w:hint="default" w:ascii="Segoe UI" w:hAnsi="Segoe UI" w:eastAsia="Segoe UI" w:cs="Segoe UI"/>
                 <w:b w:val="0"/>
                 <w:i w:val="0"/>
                 <w:iCs w:val="0"/>
@@ -3349,10 +3626,41 @@
                 <w:kern w:val="0"/>
                 <w:sz w:val="24"/>
                 <w:szCs w:val="24"/>
-                <w:bdr w:val="none" w:color="auto" w:sz="0" w:space="0"/>
                 <w:lang w:val="en-US" w:eastAsia="zh-CN" w:bidi="ar"/>
               </w:rPr>
-              <w:t>播放跳跃动画</w:t>
+              <w:t>播放</w:t>
+            </w:r>
+            <w:r>
+              <w:rPr>
+                <w:rFonts w:hint="default" w:ascii="Segoe UI" w:hAnsi="Segoe UI" w:eastAsia="Segoe UI" w:cs="Segoe UI"/>
+                <w:b w:val="0"/>
+                <w:i w:val="0"/>
+                <w:iCs w:val="0"/>
+                <w:caps w:val="0"/>
+                <w:color w:val="000000"/>
+                <w:spacing w:val="0"/>
+                <w:kern w:val="0"/>
+                <w:sz w:val="24"/>
+                <w:szCs w:val="24"/>
+                <w:lang w:val="en-US" w:eastAsia="zh-CN" w:bidi="ar"/>
+              </w:rPr>
+              <w:t>冲刺</w:t>
+            </w:r>
+            <w:r>
+              <w:rPr>
+                <w:rFonts w:hint="eastAsia" w:ascii="Segoe UI" w:hAnsi="Segoe UI" w:eastAsia="Segoe UI" w:cs="Segoe UI"/>
+                <w:b w:val="0"/>
+                <w:i w:val="0"/>
+                <w:iCs w:val="0"/>
+                <w:caps w:val="0"/>
+                <w:color w:val="000000"/>
+                <w:spacing w:val="0"/>
+                <w:kern w:val="0"/>
+                <w:sz w:val="24"/>
+                <w:szCs w:val="24"/>
+                <w:lang w:val="en-US" w:eastAsia="zh-CN" w:bidi="ar"/>
+              </w:rPr>
+              <w:t>动画</w:t>
             </w:r>
           </w:p>
         </w:tc>
@@ -3385,14 +3693,13 @@
               <w:jc w:val="left"/>
               <w:textAlignment w:val="top"/>
               <w:rPr>
-                <w:rFonts w:hint="default" w:ascii="Segoe UI" w:hAnsi="Segoe UI" w:eastAsia="宋体" w:cs="Segoe UI"/>
-                <w:b w:val="0"/>
-                <w:i w:val="0"/>
-                <w:iCs w:val="0"/>
-                <w:caps w:val="0"/>
-                <w:color w:val="000000"/>
-                <w:spacing w:val="0"/>
-                <w:lang w:val="en-US" w:eastAsia="zh-CN"/>
+                <w:rFonts w:hint="default" w:ascii="Segoe UI" w:hAnsi="Segoe UI" w:eastAsia="Segoe UI" w:cs="Segoe UI"/>
+                <w:b w:val="0"/>
+                <w:i w:val="0"/>
+                <w:iCs w:val="0"/>
+                <w:caps w:val="0"/>
+                <w:color w:val="000000"/>
+                <w:spacing w:val="0"/>
               </w:rPr>
             </w:pPr>
             <w:r>
@@ -3448,6 +3755,7 @@
                 <w:spacing w:val="0"/>
                 <w:sz w:val="21"/>
                 <w:szCs w:val="21"/>
+                <w:lang w:val="en-US"/>
               </w:rPr>
             </w:pPr>
             <w:r>
@@ -3464,7 +3772,267 @@
                 <w:szCs w:val="24"/>
                 <w:lang w:val="en-US" w:eastAsia="zh-CN" w:bidi="ar"/>
               </w:rPr>
-              <w:t>地面</w:t>
+              <w:t>地面/空中</w:t>
+            </w:r>
+          </w:p>
+        </w:tc>
+      </w:tr>
+      <w:tr>
+        <w:tblPrEx>
+          <w:tblBorders>
+            <w:top w:val="none" w:color="auto" w:sz="0" w:space="0"/>
+            <w:left w:val="none" w:color="auto" w:sz="0" w:space="0"/>
+            <w:bottom w:val="none" w:color="auto" w:sz="0" w:space="0"/>
+            <w:right w:val="none" w:color="auto" w:sz="0" w:space="0"/>
+            <w:insideH w:val="none" w:color="auto" w:sz="0" w:space="0"/>
+            <w:insideV w:val="none" w:color="auto" w:sz="0" w:space="0"/>
+          </w:tblBorders>
+          <w:shd w:val="clear" w:color="auto" w:fill="1A1D23"/>
+          <w:tblCellMar>
+            <w:top w:w="0" w:type="dxa"/>
+            <w:left w:w="0" w:type="dxa"/>
+            <w:bottom w:w="0" w:type="dxa"/>
+            <w:right w:w="0" w:type="dxa"/>
+          </w:tblCellMar>
+        </w:tblPrEx>
+        <w:tc>
+          <w:tcPr>
+            <w:tcW w:w="1920" w:type="dxa"/>
+            <w:tcBorders>
+              <w:top w:val="nil"/>
+              <w:left w:val="nil"/>
+              <w:bottom w:val="nil"/>
+              <w:right w:val="nil"/>
+            </w:tcBorders>
+            <w:shd w:val="clear" w:color="auto" w:fill="FFFFFF"/>
+            <w:tcMar>
+              <w:top w:w="120" w:type="dxa"/>
+              <w:left w:w="168" w:type="dxa"/>
+              <w:bottom w:w="120" w:type="dxa"/>
+              <w:right w:w="168" w:type="dxa"/>
+            </w:tcMar>
+            <w:vAlign w:val="top"/>
+          </w:tcPr>
+          <w:p>
+            <w:pPr>
+              <w:keepNext w:val="0"/>
+              <w:keepLines w:val="0"/>
+              <w:widowControl/>
+              <w:suppressLineNumbers w:val="0"/>
+              <w:spacing w:before="0" w:beforeAutospacing="0" w:after="0" w:afterAutospacing="0"/>
+              <w:ind w:left="0" w:leftChars="0" w:right="0" w:rightChars="0"/>
+              <w:jc w:val="left"/>
+              <w:textAlignment w:val="top"/>
+              <w:rPr>
+                <w:rFonts w:hint="eastAsia" w:ascii="Segoe UI" w:hAnsi="Segoe UI" w:eastAsia="宋体" w:cs="Segoe UI"/>
+                <w:b w:val="0"/>
+                <w:i w:val="0"/>
+                <w:iCs w:val="0"/>
+                <w:caps w:val="0"/>
+                <w:color w:val="000000"/>
+                <w:spacing w:val="0"/>
+                <w:sz w:val="21"/>
+                <w:szCs w:val="21"/>
+                <w:lang w:val="en-US" w:eastAsia="zh-CN"/>
+              </w:rPr>
+            </w:pPr>
+            <w:r>
+              <w:rPr>
+                <w:rFonts w:hint="eastAsia" w:ascii="Segoe UI" w:hAnsi="Segoe UI" w:cs="Segoe UI"/>
+                <w:b w:val="0"/>
+                <w:i w:val="0"/>
+                <w:iCs w:val="0"/>
+                <w:caps w:val="0"/>
+                <w:color w:val="000000"/>
+                <w:spacing w:val="0"/>
+                <w:sz w:val="21"/>
+                <w:szCs w:val="21"/>
+                <w:lang w:val="en-US" w:eastAsia="zh-CN"/>
+              </w:rPr>
+              <w:t>治疗</w:t>
+            </w:r>
+          </w:p>
+        </w:tc>
+        <w:tc>
+          <w:tcPr>
+            <w:tcW w:w="3473" w:type="dxa"/>
+            <w:tcBorders>
+              <w:top w:val="nil"/>
+              <w:left w:val="nil"/>
+              <w:bottom w:val="nil"/>
+              <w:right w:val="nil"/>
+            </w:tcBorders>
+            <w:shd w:val="clear" w:color="auto" w:fill="FFFFFF"/>
+            <w:tcMar>
+              <w:top w:w="120" w:type="dxa"/>
+              <w:left w:w="168" w:type="dxa"/>
+              <w:bottom w:w="120" w:type="dxa"/>
+              <w:right w:w="168" w:type="dxa"/>
+            </w:tcMar>
+            <w:vAlign w:val="top"/>
+          </w:tcPr>
+          <w:p>
+            <w:pPr>
+              <w:keepNext w:val="0"/>
+              <w:keepLines w:val="0"/>
+              <w:widowControl/>
+              <w:suppressLineNumbers w:val="0"/>
+              <w:spacing w:before="0" w:beforeAutospacing="0" w:after="0" w:afterAutospacing="0"/>
+              <w:ind w:left="0" w:right="0"/>
+              <w:jc w:val="left"/>
+              <w:textAlignment w:val="top"/>
+              <w:rPr>
+                <w:rFonts w:hint="default" w:ascii="Segoe UI" w:hAnsi="Segoe UI" w:eastAsia="Segoe UI" w:cs="Segoe UI"/>
+                <w:b w:val="0"/>
+                <w:i w:val="0"/>
+                <w:iCs w:val="0"/>
+                <w:caps w:val="0"/>
+                <w:color w:val="000000"/>
+                <w:spacing w:val="0"/>
+              </w:rPr>
+            </w:pPr>
+            <w:r>
+              <w:rPr>
+                <w:rFonts w:hint="default" w:ascii="Segoe UI" w:hAnsi="Segoe UI" w:eastAsia="Segoe UI" w:cs="Segoe UI"/>
+                <w:b w:val="0"/>
+                <w:i w:val="0"/>
+                <w:iCs w:val="0"/>
+                <w:caps w:val="0"/>
+                <w:color w:val="000000"/>
+                <w:spacing w:val="0"/>
+                <w:kern w:val="0"/>
+                <w:sz w:val="24"/>
+                <w:szCs w:val="24"/>
+                <w:lang w:val="en-US" w:eastAsia="zh-CN" w:bidi="ar"/>
+              </w:rPr>
+              <w:t>播放</w:t>
+            </w:r>
+            <w:r>
+              <w:rPr>
+                <w:rFonts w:hint="eastAsia" w:ascii="Segoe UI" w:hAnsi="Segoe UI" w:eastAsia="Segoe UI" w:cs="Segoe UI"/>
+                <w:b w:val="0"/>
+                <w:i w:val="0"/>
+                <w:iCs w:val="0"/>
+                <w:caps w:val="0"/>
+                <w:color w:val="000000"/>
+                <w:spacing w:val="0"/>
+                <w:kern w:val="0"/>
+                <w:sz w:val="24"/>
+                <w:szCs w:val="24"/>
+                <w:lang w:val="en-US" w:eastAsia="zh-CN" w:bidi="ar"/>
+              </w:rPr>
+              <w:t>缚丝动画</w:t>
+            </w:r>
+          </w:p>
+        </w:tc>
+        <w:tc>
+          <w:tcPr>
+            <w:tcW w:w="2022" w:type="dxa"/>
+            <w:tcBorders>
+              <w:top w:val="nil"/>
+              <w:left w:val="nil"/>
+              <w:bottom w:val="nil"/>
+              <w:right w:val="nil"/>
+            </w:tcBorders>
+            <w:shd w:val="clear" w:color="auto" w:fill="FFFFFF"/>
+            <w:tcMar>
+              <w:top w:w="120" w:type="dxa"/>
+              <w:left w:w="168" w:type="dxa"/>
+              <w:bottom w:w="120" w:type="dxa"/>
+              <w:right w:w="168" w:type="dxa"/>
+            </w:tcMar>
+            <w:vAlign w:val="top"/>
+          </w:tcPr>
+          <w:p>
+            <w:pPr>
+              <w:keepNext w:val="0"/>
+              <w:keepLines w:val="0"/>
+              <w:widowControl/>
+              <w:suppressLineNumbers w:val="0"/>
+              <w:spacing w:before="0" w:beforeAutospacing="0" w:after="0" w:afterAutospacing="0"/>
+              <w:ind w:left="0" w:right="0"/>
+              <w:jc w:val="left"/>
+              <w:textAlignment w:val="top"/>
+              <w:rPr>
+                <w:rFonts w:hint="default" w:ascii="Segoe UI" w:hAnsi="Segoe UI" w:eastAsia="Segoe UI" w:cs="Segoe UI"/>
+                <w:b w:val="0"/>
+                <w:i w:val="0"/>
+                <w:iCs w:val="0"/>
+                <w:caps w:val="0"/>
+                <w:color w:val="000000"/>
+                <w:spacing w:val="0"/>
+              </w:rPr>
+            </w:pPr>
+            <w:r>
+              <w:rPr>
+                <w:rFonts w:hint="eastAsia" w:ascii="Segoe UI" w:hAnsi="Segoe UI" w:cs="Segoe UI"/>
+                <w:b w:val="0"/>
+                <w:i w:val="0"/>
+                <w:iCs w:val="0"/>
+                <w:caps w:val="0"/>
+                <w:color w:val="000000"/>
+                <w:spacing w:val="0"/>
+                <w:lang w:val="en-US" w:eastAsia="zh-CN"/>
+              </w:rPr>
+              <w:t>按下对应键</w:t>
+            </w:r>
+          </w:p>
+        </w:tc>
+        <w:tc>
+          <w:tcPr>
+            <w:tcW w:w="1687" w:type="dxa"/>
+            <w:tcBorders>
+              <w:top w:val="nil"/>
+              <w:left w:val="nil"/>
+              <w:bottom w:val="nil"/>
+              <w:right w:val="nil"/>
+            </w:tcBorders>
+            <w:shd w:val="clear" w:color="auto" w:fill="FFFFFF"/>
+            <w:tcMar>
+              <w:top w:w="120" w:type="dxa"/>
+              <w:left w:w="168" w:type="dxa"/>
+              <w:bottom w:w="120" w:type="dxa"/>
+              <w:right w:w="168" w:type="dxa"/>
+            </w:tcMar>
+            <w:vAlign w:val="top"/>
+          </w:tcPr>
+          <w:p>
+            <w:pPr>
+              <w:keepNext w:val="0"/>
+              <w:keepLines w:val="0"/>
+              <w:widowControl/>
+              <w:suppressLineNumbers w:val="0"/>
+              <w:spacing w:before="0" w:beforeAutospacing="0" w:after="0" w:afterAutospacing="0"/>
+              <w:ind w:left="0" w:leftChars="0" w:right="0" w:rightChars="0"/>
+              <w:jc w:val="left"/>
+              <w:textAlignment w:val="top"/>
+              <w:rPr>
+                <w:rFonts w:hint="default" w:ascii="Segoe UI" w:hAnsi="Segoe UI" w:eastAsia="Segoe UI" w:cs="Segoe UI"/>
+                <w:b w:val="0"/>
+                <w:i w:val="0"/>
+                <w:iCs w:val="0"/>
+                <w:caps w:val="0"/>
+                <w:color w:val="000000"/>
+                <w:spacing w:val="0"/>
+                <w:sz w:val="21"/>
+                <w:szCs w:val="21"/>
+              </w:rPr>
+            </w:pPr>
+            <w:r>
+              <w:rPr>
+                <w:rFonts w:hint="eastAsia" w:ascii="Segoe UI" w:hAnsi="Segoe UI" w:eastAsia="Segoe UI" w:cs="Segoe UI"/>
+                <w:b w:val="0"/>
+                <w:i w:val="0"/>
+                <w:iCs w:val="0"/>
+                <w:caps w:val="0"/>
+                <w:color w:val="000000"/>
+                <w:spacing w:val="0"/>
+                <w:kern w:val="0"/>
+                <w:sz w:val="24"/>
+                <w:szCs w:val="24"/>
+                <w:lang w:val="en-US" w:eastAsia="zh-CN" w:bidi="ar"/>
+              </w:rPr>
+              <w:t>地面/空中</w:t>
             </w:r>
           </w:p>
         </w:tc>
@@ -3515,7 +4083,7 @@
               <w:jc w:val="left"/>
               <w:textAlignment w:val="top"/>
               <w:rPr>
-                <w:rFonts w:hint="eastAsia" w:ascii="Segoe UI" w:hAnsi="Segoe UI" w:eastAsia="宋体" w:cs="Segoe UI"/>
+                <w:rFonts w:hint="default" w:ascii="Segoe UI" w:hAnsi="Segoe UI" w:eastAsia="Segoe UI" w:cs="Segoe UI"/>
                 <w:b w:val="0"/>
                 <w:i w:val="0"/>
                 <w:iCs w:val="0"/>
@@ -3524,23 +4092,23 @@
                 <w:spacing w:val="0"/>
                 <w:sz w:val="21"/>
                 <w:szCs w:val="21"/>
-                <w:lang w:val="en-US" w:eastAsia="zh-CN"/>
-              </w:rPr>
-            </w:pPr>
-            <w:r>
-              <w:rPr>
-                <w:rFonts w:hint="eastAsia" w:ascii="Segoe UI" w:hAnsi="Segoe UI" w:cs="Segoe UI"/>
-                <w:b w:val="0"/>
-                <w:i w:val="0"/>
-                <w:iCs w:val="0"/>
-                <w:caps w:val="0"/>
-                <w:color w:val="000000"/>
-                <w:spacing w:val="0"/>
-                <w:sz w:val="21"/>
-                <w:szCs w:val="21"/>
-                <w:lang w:val="en-US" w:eastAsia="zh-CN"/>
-              </w:rPr>
-              <w:t>冲刺</w:t>
+              </w:rPr>
+            </w:pPr>
+            <w:r>
+              <w:rPr>
+                <w:rFonts w:hint="default" w:ascii="Segoe UI" w:hAnsi="Segoe UI" w:eastAsia="Segoe UI" w:cs="Segoe UI"/>
+                <w:b w:val="0"/>
+                <w:i w:val="0"/>
+                <w:iCs w:val="0"/>
+                <w:caps w:val="0"/>
+                <w:color w:val="000000"/>
+                <w:spacing w:val="0"/>
+                <w:kern w:val="0"/>
+                <w:sz w:val="24"/>
+                <w:szCs w:val="24"/>
+                <w:lang w:val="en-US" w:eastAsia="zh-CN" w:bidi="ar"/>
+              </w:rPr>
+              <w:t>下劈</w:t>
             </w:r>
           </w:p>
         </w:tc>
@@ -3597,11 +4165,11 @@
                 <w:szCs w:val="24"/>
                 <w:lang w:val="en-US" w:eastAsia="zh-CN" w:bidi="ar"/>
               </w:rPr>
-              <w:t>播放</w:t>
-            </w:r>
-            <w:r>
-              <w:rPr>
-                <w:rFonts w:hint="default" w:ascii="Segoe UI" w:hAnsi="Segoe UI" w:eastAsia="Segoe UI" w:cs="Segoe UI"/>
+              <w:t>下劈，命中弹起</w:t>
+            </w:r>
+            <w:r>
+              <w:rPr>
+                <w:rFonts w:hint="eastAsia" w:ascii="Segoe UI" w:hAnsi="Segoe UI" w:eastAsia="Segoe UI" w:cs="Segoe UI"/>
                 <w:b w:val="0"/>
                 <w:i w:val="0"/>
                 <w:iCs w:val="0"/>
@@ -3611,27 +4179,9 @@
                 <w:kern w:val="0"/>
                 <w:sz w:val="24"/>
                 <w:szCs w:val="24"/>
-                <w:bdr w:val="none" w:color="auto" w:sz="0" w:space="0"/>
                 <w:lang w:val="en-US" w:eastAsia="zh-CN" w:bidi="ar"/>
               </w:rPr>
-              <w:t>冲刺</w:t>
-            </w:r>
-            <w:r>
-              <w:rPr>
-                <w:rFonts w:hint="eastAsia" w:ascii="Segoe UI" w:hAnsi="Segoe UI" w:eastAsia="Segoe UI" w:cs="Segoe UI"/>
-                <w:b w:val="0"/>
-                <w:i w:val="0"/>
-                <w:iCs w:val="0"/>
-                <w:caps w:val="0"/>
-                <w:color w:val="000000"/>
-                <w:spacing w:val="0"/>
-                <w:kern w:val="0"/>
-                <w:sz w:val="24"/>
-                <w:szCs w:val="24"/>
-                <w:bdr w:val="none" w:color="auto" w:sz="0" w:space="0"/>
-                <w:lang w:val="en-US" w:eastAsia="zh-CN" w:bidi="ar"/>
-              </w:rPr>
-              <w:t>动画</w:t>
+              <w:t>，进行命中检测</w:t>
             </w:r>
           </w:p>
         </w:tc>
@@ -3726,7 +4276,6 @@
                 <w:spacing w:val="0"/>
                 <w:sz w:val="21"/>
                 <w:szCs w:val="21"/>
-                <w:lang w:val="en-US"/>
               </w:rPr>
             </w:pPr>
             <w:r>
@@ -3794,7 +4343,7 @@
               <w:jc w:val="left"/>
               <w:textAlignment w:val="top"/>
               <w:rPr>
-                <w:rFonts w:hint="eastAsia" w:ascii="Segoe UI" w:hAnsi="Segoe UI" w:eastAsia="宋体" w:cs="Segoe UI"/>
+                <w:rFonts w:hint="default" w:ascii="Segoe UI" w:hAnsi="Segoe UI" w:eastAsia="Segoe UI" w:cs="Segoe UI"/>
                 <w:b w:val="0"/>
                 <w:i w:val="0"/>
                 <w:iCs w:val="0"/>
@@ -3803,23 +4352,23 @@
                 <w:spacing w:val="0"/>
                 <w:sz w:val="21"/>
                 <w:szCs w:val="21"/>
-                <w:lang w:val="en-US" w:eastAsia="zh-CN"/>
-              </w:rPr>
-            </w:pPr>
-            <w:r>
-              <w:rPr>
-                <w:rFonts w:hint="eastAsia" w:ascii="Segoe UI" w:hAnsi="Segoe UI" w:cs="Segoe UI"/>
-                <w:b w:val="0"/>
-                <w:i w:val="0"/>
-                <w:iCs w:val="0"/>
-                <w:caps w:val="0"/>
-                <w:color w:val="000000"/>
-                <w:spacing w:val="0"/>
-                <w:sz w:val="21"/>
-                <w:szCs w:val="21"/>
-                <w:lang w:val="en-US" w:eastAsia="zh-CN"/>
-              </w:rPr>
-              <w:t>治疗</w:t>
+              </w:rPr>
+            </w:pPr>
+            <w:r>
+              <w:rPr>
+                <w:rFonts w:hint="default" w:ascii="Segoe UI" w:hAnsi="Segoe UI" w:eastAsia="Segoe UI" w:cs="Segoe UI"/>
+                <w:b w:val="0"/>
+                <w:i w:val="0"/>
+                <w:iCs w:val="0"/>
+                <w:caps w:val="0"/>
+                <w:color w:val="000000"/>
+                <w:spacing w:val="0"/>
+                <w:kern w:val="0"/>
+                <w:sz w:val="24"/>
+                <w:szCs w:val="24"/>
+                <w:lang w:val="en-US" w:eastAsia="zh-CN" w:bidi="ar"/>
+              </w:rPr>
+              <w:t>上劈</w:t>
             </w:r>
           </w:p>
         </w:tc>
@@ -3875,7 +4424,7 @@
                 <w:szCs w:val="24"/>
                 <w:lang w:val="en-US" w:eastAsia="zh-CN" w:bidi="ar"/>
               </w:rPr>
-              <w:t>播放</w:t>
+              <w:t>上劈，可穿薄地板</w:t>
             </w:r>
             <w:r>
               <w:rPr>
@@ -3891,7 +4440,7 @@
                 <w:szCs w:val="24"/>
                 <w:lang w:val="en-US" w:eastAsia="zh-CN" w:bidi="ar"/>
               </w:rPr>
-              <w:t>缚丝</w:t>
+              <w:t>，</w:t>
             </w:r>
             <w:r>
               <w:rPr>
@@ -3907,7 +4456,7 @@
                 <w:szCs w:val="24"/>
                 <w:lang w:val="en-US" w:eastAsia="zh-CN" w:bidi="ar"/>
               </w:rPr>
-              <w:t>动画</w:t>
+              <w:t>进行命中检测</w:t>
             </w:r>
           </w:p>
         </w:tc>
@@ -4002,6 +4551,2008 @@
                 <w:spacing w:val="0"/>
                 <w:sz w:val="21"/>
                 <w:szCs w:val="21"/>
+              </w:rPr>
+            </w:pPr>
+            <w:r>
+              <w:rPr>
+                <w:rFonts w:hint="eastAsia" w:ascii="Segoe UI" w:hAnsi="Segoe UI" w:eastAsia="Segoe UI" w:cs="Segoe UI"/>
+                <w:b w:val="0"/>
+                <w:i w:val="0"/>
+                <w:iCs w:val="0"/>
+                <w:caps w:val="0"/>
+                <w:color w:val="000000"/>
+                <w:spacing w:val="0"/>
+                <w:kern w:val="0"/>
+                <w:sz w:val="24"/>
+                <w:szCs w:val="24"/>
+                <w:lang w:val="en-US" w:eastAsia="zh-CN" w:bidi="ar"/>
+              </w:rPr>
+              <w:t>地面/空中</w:t>
+            </w:r>
+          </w:p>
+        </w:tc>
+      </w:tr>
+      <w:tr>
+        <w:tblPrEx>
+          <w:tblBorders>
+            <w:top w:val="none" w:color="auto" w:sz="0" w:space="0"/>
+            <w:left w:val="none" w:color="auto" w:sz="0" w:space="0"/>
+            <w:bottom w:val="none" w:color="auto" w:sz="0" w:space="0"/>
+            <w:right w:val="none" w:color="auto" w:sz="0" w:space="0"/>
+            <w:insideH w:val="none" w:color="auto" w:sz="0" w:space="0"/>
+            <w:insideV w:val="none" w:color="auto" w:sz="0" w:space="0"/>
+          </w:tblBorders>
+          <w:shd w:val="clear" w:color="auto" w:fill="1A1D23"/>
+          <w:tblCellMar>
+            <w:top w:w="0" w:type="dxa"/>
+            <w:left w:w="0" w:type="dxa"/>
+            <w:bottom w:w="0" w:type="dxa"/>
+            <w:right w:w="0" w:type="dxa"/>
+          </w:tblCellMar>
+        </w:tblPrEx>
+        <w:tc>
+          <w:tcPr>
+            <w:tcW w:w="1920" w:type="dxa"/>
+            <w:tcBorders>
+              <w:top w:val="nil"/>
+              <w:left w:val="nil"/>
+              <w:bottom w:val="nil"/>
+              <w:right w:val="nil"/>
+            </w:tcBorders>
+            <w:shd w:val="clear" w:color="auto" w:fill="FFFFFF"/>
+            <w:tcMar>
+              <w:top w:w="120" w:type="dxa"/>
+              <w:left w:w="168" w:type="dxa"/>
+              <w:bottom w:w="120" w:type="dxa"/>
+              <w:right w:w="168" w:type="dxa"/>
+            </w:tcMar>
+            <w:vAlign w:val="top"/>
+          </w:tcPr>
+          <w:p>
+            <w:pPr>
+              <w:keepNext w:val="0"/>
+              <w:keepLines w:val="0"/>
+              <w:widowControl/>
+              <w:suppressLineNumbers w:val="0"/>
+              <w:spacing w:before="0" w:beforeAutospacing="0" w:after="0" w:afterAutospacing="0"/>
+              <w:ind w:left="0" w:leftChars="0" w:right="0" w:rightChars="0"/>
+              <w:jc w:val="left"/>
+              <w:textAlignment w:val="top"/>
+              <w:rPr>
+                <w:rFonts w:hint="default" w:ascii="Segoe UI" w:hAnsi="Segoe UI" w:eastAsia="Segoe UI" w:cs="Segoe UI"/>
+                <w:b w:val="0"/>
+                <w:i w:val="0"/>
+                <w:iCs w:val="0"/>
+                <w:caps w:val="0"/>
+                <w:color w:val="000000"/>
+                <w:spacing w:val="0"/>
+                <w:kern w:val="0"/>
+                <w:sz w:val="24"/>
+                <w:szCs w:val="24"/>
+                <w:lang w:val="en-US" w:eastAsia="zh-CN" w:bidi="ar"/>
+              </w:rPr>
+            </w:pPr>
+            <w:r>
+              <w:rPr>
+                <w:rFonts w:hint="eastAsia" w:ascii="Segoe UI" w:hAnsi="Segoe UI" w:eastAsia="Segoe UI" w:cs="Segoe UI"/>
+                <w:b w:val="0"/>
+                <w:i w:val="0"/>
+                <w:iCs w:val="0"/>
+                <w:caps w:val="0"/>
+                <w:color w:val="000000"/>
+                <w:spacing w:val="0"/>
+                <w:kern w:val="0"/>
+                <w:sz w:val="24"/>
+                <w:szCs w:val="24"/>
+                <w:lang w:val="en-US" w:eastAsia="zh-CN" w:bidi="ar"/>
+              </w:rPr>
+              <w:t>横劈</w:t>
+            </w:r>
+          </w:p>
+        </w:tc>
+        <w:tc>
+          <w:tcPr>
+            <w:tcW w:w="3473" w:type="dxa"/>
+            <w:tcBorders>
+              <w:top w:val="nil"/>
+              <w:left w:val="nil"/>
+              <w:bottom w:val="nil"/>
+              <w:right w:val="nil"/>
+            </w:tcBorders>
+            <w:shd w:val="clear" w:color="auto" w:fill="FFFFFF"/>
+            <w:tcMar>
+              <w:top w:w="120" w:type="dxa"/>
+              <w:left w:w="168" w:type="dxa"/>
+              <w:bottom w:w="120" w:type="dxa"/>
+              <w:right w:w="168" w:type="dxa"/>
+            </w:tcMar>
+            <w:vAlign w:val="top"/>
+          </w:tcPr>
+          <w:p>
+            <w:pPr>
+              <w:keepNext w:val="0"/>
+              <w:keepLines w:val="0"/>
+              <w:widowControl/>
+              <w:suppressLineNumbers w:val="0"/>
+              <w:spacing w:before="0" w:beforeAutospacing="0" w:after="0" w:afterAutospacing="0"/>
+              <w:ind w:left="0" w:right="0"/>
+              <w:jc w:val="left"/>
+              <w:textAlignment w:val="top"/>
+              <w:rPr>
+                <w:rFonts w:hint="default" w:ascii="Segoe UI" w:hAnsi="Segoe UI" w:eastAsia="Segoe UI" w:cs="Segoe UI"/>
+                <w:b w:val="0"/>
+                <w:i w:val="0"/>
+                <w:iCs w:val="0"/>
+                <w:caps w:val="0"/>
+                <w:color w:val="000000"/>
+                <w:spacing w:val="0"/>
+                <w:kern w:val="0"/>
+                <w:sz w:val="24"/>
+                <w:szCs w:val="24"/>
+                <w:lang w:val="en-US" w:eastAsia="zh-CN" w:bidi="ar"/>
+              </w:rPr>
+            </w:pPr>
+            <w:r>
+              <w:rPr>
+                <w:rFonts w:hint="eastAsia" w:ascii="Segoe UI" w:hAnsi="Segoe UI" w:eastAsia="Segoe UI" w:cs="Segoe UI"/>
+                <w:b w:val="0"/>
+                <w:i w:val="0"/>
+                <w:iCs w:val="0"/>
+                <w:caps w:val="0"/>
+                <w:color w:val="000000"/>
+                <w:spacing w:val="0"/>
+                <w:kern w:val="0"/>
+                <w:sz w:val="24"/>
+                <w:szCs w:val="24"/>
+                <w:lang w:val="en-US" w:eastAsia="zh-CN" w:bidi="ar"/>
+              </w:rPr>
+              <w:t>播放横劈动画，</w:t>
+            </w:r>
+            <w:r>
+              <w:rPr>
+                <w:rFonts w:hint="eastAsia" w:ascii="Segoe UI" w:hAnsi="Segoe UI" w:eastAsia="Segoe UI" w:cs="Segoe UI"/>
+                <w:b w:val="0"/>
+                <w:i w:val="0"/>
+                <w:iCs w:val="0"/>
+                <w:caps w:val="0"/>
+                <w:color w:val="000000"/>
+                <w:spacing w:val="0"/>
+                <w:kern w:val="0"/>
+                <w:sz w:val="24"/>
+                <w:szCs w:val="24"/>
+                <w:lang w:val="en-US" w:eastAsia="zh-CN" w:bidi="ar"/>
+              </w:rPr>
+              <w:t>进行命中检测</w:t>
+            </w:r>
+          </w:p>
+        </w:tc>
+        <w:tc>
+          <w:tcPr>
+            <w:tcW w:w="2022" w:type="dxa"/>
+            <w:tcBorders>
+              <w:top w:val="nil"/>
+              <w:left w:val="nil"/>
+              <w:bottom w:val="nil"/>
+              <w:right w:val="nil"/>
+            </w:tcBorders>
+            <w:shd w:val="clear" w:color="auto" w:fill="FFFFFF"/>
+            <w:tcMar>
+              <w:top w:w="120" w:type="dxa"/>
+              <w:left w:w="168" w:type="dxa"/>
+              <w:bottom w:w="120" w:type="dxa"/>
+              <w:right w:w="168" w:type="dxa"/>
+            </w:tcMar>
+            <w:vAlign w:val="top"/>
+          </w:tcPr>
+          <w:p>
+            <w:pPr>
+              <w:keepNext w:val="0"/>
+              <w:keepLines w:val="0"/>
+              <w:widowControl/>
+              <w:suppressLineNumbers w:val="0"/>
+              <w:spacing w:before="0" w:beforeAutospacing="0" w:after="0" w:afterAutospacing="0"/>
+              <w:ind w:left="0" w:right="0"/>
+              <w:jc w:val="left"/>
+              <w:textAlignment w:val="top"/>
+              <w:rPr>
+                <w:rFonts w:hint="default" w:ascii="Segoe UI" w:hAnsi="Segoe UI" w:eastAsia="Segoe UI" w:cs="Segoe UI"/>
+                <w:b w:val="0"/>
+                <w:i w:val="0"/>
+                <w:iCs w:val="0"/>
+                <w:caps w:val="0"/>
+                <w:color w:val="000000"/>
+                <w:spacing w:val="0"/>
+              </w:rPr>
+            </w:pPr>
+            <w:r>
+              <w:rPr>
+                <w:rFonts w:hint="eastAsia" w:ascii="Segoe UI" w:hAnsi="Segoe UI" w:cs="Segoe UI"/>
+                <w:b w:val="0"/>
+                <w:i w:val="0"/>
+                <w:iCs w:val="0"/>
+                <w:caps w:val="0"/>
+                <w:color w:val="000000"/>
+                <w:spacing w:val="0"/>
+                <w:lang w:val="en-US" w:eastAsia="zh-CN"/>
+              </w:rPr>
+              <w:t>按下对应键</w:t>
+            </w:r>
+          </w:p>
+        </w:tc>
+        <w:tc>
+          <w:tcPr>
+            <w:tcW w:w="1687" w:type="dxa"/>
+            <w:tcBorders>
+              <w:top w:val="nil"/>
+              <w:left w:val="nil"/>
+              <w:bottom w:val="nil"/>
+              <w:right w:val="nil"/>
+            </w:tcBorders>
+            <w:shd w:val="clear" w:color="auto" w:fill="FFFFFF"/>
+            <w:tcMar>
+              <w:top w:w="120" w:type="dxa"/>
+              <w:left w:w="168" w:type="dxa"/>
+              <w:bottom w:w="120" w:type="dxa"/>
+              <w:right w:w="168" w:type="dxa"/>
+            </w:tcMar>
+            <w:vAlign w:val="top"/>
+          </w:tcPr>
+          <w:p>
+            <w:pPr>
+              <w:keepNext w:val="0"/>
+              <w:keepLines w:val="0"/>
+              <w:widowControl/>
+              <w:suppressLineNumbers w:val="0"/>
+              <w:spacing w:before="0" w:beforeAutospacing="0" w:after="0" w:afterAutospacing="0"/>
+              <w:ind w:left="0" w:leftChars="0" w:right="0" w:rightChars="0"/>
+              <w:jc w:val="left"/>
+              <w:textAlignment w:val="top"/>
+              <w:rPr>
+                <w:rFonts w:hint="default" w:ascii="Segoe UI" w:hAnsi="Segoe UI" w:eastAsia="Segoe UI" w:cs="Segoe UI"/>
+                <w:b w:val="0"/>
+                <w:i w:val="0"/>
+                <w:iCs w:val="0"/>
+                <w:caps w:val="0"/>
+                <w:color w:val="000000"/>
+                <w:spacing w:val="0"/>
+                <w:kern w:val="0"/>
+                <w:sz w:val="24"/>
+                <w:szCs w:val="24"/>
+                <w:lang w:val="en-US" w:eastAsia="zh-CN" w:bidi="ar"/>
+              </w:rPr>
+            </w:pPr>
+            <w:r>
+              <w:rPr>
+                <w:rFonts w:hint="eastAsia" w:ascii="Segoe UI" w:hAnsi="Segoe UI" w:eastAsia="Segoe UI" w:cs="Segoe UI"/>
+                <w:b w:val="0"/>
+                <w:i w:val="0"/>
+                <w:iCs w:val="0"/>
+                <w:caps w:val="0"/>
+                <w:color w:val="000000"/>
+                <w:spacing w:val="0"/>
+                <w:kern w:val="0"/>
+                <w:sz w:val="24"/>
+                <w:szCs w:val="24"/>
+                <w:lang w:val="en-US" w:eastAsia="zh-CN" w:bidi="ar"/>
+              </w:rPr>
+              <w:t>地面/空中</w:t>
+            </w:r>
+          </w:p>
+        </w:tc>
+      </w:tr>
+      <w:tr>
+        <w:tblPrEx>
+          <w:tblBorders>
+            <w:top w:val="none" w:color="auto" w:sz="0" w:space="0"/>
+            <w:left w:val="none" w:color="auto" w:sz="0" w:space="0"/>
+            <w:bottom w:val="none" w:color="auto" w:sz="0" w:space="0"/>
+            <w:right w:val="none" w:color="auto" w:sz="0" w:space="0"/>
+            <w:insideH w:val="none" w:color="auto" w:sz="0" w:space="0"/>
+            <w:insideV w:val="none" w:color="auto" w:sz="0" w:space="0"/>
+          </w:tblBorders>
+          <w:shd w:val="clear" w:color="auto" w:fill="1A1D23"/>
+          <w:tblCellMar>
+            <w:top w:w="0" w:type="dxa"/>
+            <w:left w:w="0" w:type="dxa"/>
+            <w:bottom w:w="0" w:type="dxa"/>
+            <w:right w:w="0" w:type="dxa"/>
+          </w:tblCellMar>
+        </w:tblPrEx>
+        <w:tc>
+          <w:tcPr>
+            <w:tcW w:w="1920" w:type="dxa"/>
+            <w:tcBorders>
+              <w:top w:val="nil"/>
+              <w:left w:val="nil"/>
+              <w:bottom w:val="nil"/>
+              <w:right w:val="nil"/>
+            </w:tcBorders>
+            <w:shd w:val="clear" w:color="auto" w:fill="FFFFFF"/>
+            <w:tcMar>
+              <w:top w:w="120" w:type="dxa"/>
+              <w:left w:w="168" w:type="dxa"/>
+              <w:bottom w:w="120" w:type="dxa"/>
+              <w:right w:w="168" w:type="dxa"/>
+            </w:tcMar>
+            <w:vAlign w:val="top"/>
+          </w:tcPr>
+          <w:p>
+            <w:pPr>
+              <w:keepNext w:val="0"/>
+              <w:keepLines w:val="0"/>
+              <w:widowControl/>
+              <w:suppressLineNumbers w:val="0"/>
+              <w:spacing w:before="0" w:beforeAutospacing="0" w:after="0" w:afterAutospacing="0"/>
+              <w:ind w:left="0" w:leftChars="0" w:right="0" w:rightChars="0"/>
+              <w:jc w:val="left"/>
+              <w:textAlignment w:val="top"/>
+              <w:rPr>
+                <w:rFonts w:hint="default" w:ascii="Segoe UI" w:hAnsi="Segoe UI" w:eastAsia="Segoe UI" w:cs="Segoe UI"/>
+                <w:b w:val="0"/>
+                <w:i w:val="0"/>
+                <w:iCs w:val="0"/>
+                <w:caps w:val="0"/>
+                <w:color w:val="000000"/>
+                <w:spacing w:val="0"/>
+                <w:sz w:val="21"/>
+                <w:szCs w:val="21"/>
+              </w:rPr>
+            </w:pPr>
+            <w:r>
+              <w:rPr>
+                <w:rFonts w:hint="default" w:ascii="Segoe UI" w:hAnsi="Segoe UI" w:eastAsia="Segoe UI" w:cs="Segoe UI"/>
+                <w:b w:val="0"/>
+                <w:i w:val="0"/>
+                <w:iCs w:val="0"/>
+                <w:caps w:val="0"/>
+                <w:color w:val="000000"/>
+                <w:spacing w:val="0"/>
+                <w:kern w:val="0"/>
+                <w:sz w:val="24"/>
+                <w:szCs w:val="24"/>
+                <w:lang w:val="en-US" w:eastAsia="zh-CN" w:bidi="ar"/>
+              </w:rPr>
+              <w:t>二段跳</w:t>
+            </w:r>
+          </w:p>
+        </w:tc>
+        <w:tc>
+          <w:tcPr>
+            <w:tcW w:w="3473" w:type="dxa"/>
+            <w:tcBorders>
+              <w:top w:val="nil"/>
+              <w:left w:val="nil"/>
+              <w:bottom w:val="nil"/>
+              <w:right w:val="nil"/>
+            </w:tcBorders>
+            <w:shd w:val="clear" w:color="auto" w:fill="FFFFFF"/>
+            <w:tcMar>
+              <w:top w:w="120" w:type="dxa"/>
+              <w:left w:w="168" w:type="dxa"/>
+              <w:bottom w:w="120" w:type="dxa"/>
+              <w:right w:w="168" w:type="dxa"/>
+            </w:tcMar>
+            <w:vAlign w:val="top"/>
+          </w:tcPr>
+          <w:p>
+            <w:pPr>
+              <w:keepNext w:val="0"/>
+              <w:keepLines w:val="0"/>
+              <w:widowControl/>
+              <w:suppressLineNumbers w:val="0"/>
+              <w:spacing w:before="0" w:beforeAutospacing="0" w:after="0" w:afterAutospacing="0"/>
+              <w:ind w:left="0" w:right="0"/>
+              <w:jc w:val="left"/>
+              <w:textAlignment w:val="top"/>
+              <w:rPr>
+                <w:rFonts w:hint="default" w:ascii="Segoe UI" w:hAnsi="Segoe UI" w:eastAsia="Segoe UI" w:cs="Segoe UI"/>
+                <w:b w:val="0"/>
+                <w:i w:val="0"/>
+                <w:iCs w:val="0"/>
+                <w:caps w:val="0"/>
+                <w:color w:val="000000"/>
+                <w:spacing w:val="0"/>
+                <w:lang w:val="en-US"/>
+              </w:rPr>
+            </w:pPr>
+            <w:r>
+              <w:rPr>
+                <w:rFonts w:hint="eastAsia" w:ascii="Segoe UI" w:hAnsi="Segoe UI" w:eastAsia="Segoe UI" w:cs="Segoe UI"/>
+                <w:b w:val="0"/>
+                <w:i w:val="0"/>
+                <w:iCs w:val="0"/>
+                <w:caps w:val="0"/>
+                <w:color w:val="000000"/>
+                <w:spacing w:val="0"/>
+                <w:kern w:val="0"/>
+                <w:sz w:val="24"/>
+                <w:szCs w:val="24"/>
+                <w:lang w:val="en-US" w:eastAsia="zh-CN" w:bidi="ar"/>
+              </w:rPr>
+              <w:t>播放</w:t>
+            </w:r>
+            <w:r>
+              <w:rPr>
+                <w:rFonts w:hint="default" w:ascii="Segoe UI" w:hAnsi="Segoe UI" w:eastAsia="Segoe UI" w:cs="Segoe UI"/>
+                <w:b w:val="0"/>
+                <w:i w:val="0"/>
+                <w:iCs w:val="0"/>
+                <w:caps w:val="0"/>
+                <w:color w:val="000000"/>
+                <w:spacing w:val="0"/>
+                <w:kern w:val="0"/>
+                <w:sz w:val="24"/>
+                <w:szCs w:val="24"/>
+                <w:lang w:val="en-US" w:eastAsia="zh-CN" w:bidi="ar"/>
+              </w:rPr>
+              <w:t>二段跳</w:t>
+            </w:r>
+            <w:r>
+              <w:rPr>
+                <w:rFonts w:hint="eastAsia" w:ascii="Segoe UI" w:hAnsi="Segoe UI" w:eastAsia="Segoe UI" w:cs="Segoe UI"/>
+                <w:b w:val="0"/>
+                <w:i w:val="0"/>
+                <w:iCs w:val="0"/>
+                <w:caps w:val="0"/>
+                <w:color w:val="000000"/>
+                <w:spacing w:val="0"/>
+                <w:kern w:val="0"/>
+                <w:sz w:val="24"/>
+                <w:szCs w:val="24"/>
+                <w:lang w:val="en-US" w:eastAsia="zh-CN" w:bidi="ar"/>
+              </w:rPr>
+              <w:t>动画</w:t>
+            </w:r>
+          </w:p>
+        </w:tc>
+        <w:tc>
+          <w:tcPr>
+            <w:tcW w:w="2022" w:type="dxa"/>
+            <w:tcBorders>
+              <w:top w:val="nil"/>
+              <w:left w:val="nil"/>
+              <w:bottom w:val="nil"/>
+              <w:right w:val="nil"/>
+            </w:tcBorders>
+            <w:shd w:val="clear" w:color="auto" w:fill="FFFFFF"/>
+            <w:tcMar>
+              <w:top w:w="120" w:type="dxa"/>
+              <w:left w:w="168" w:type="dxa"/>
+              <w:bottom w:w="120" w:type="dxa"/>
+              <w:right w:w="168" w:type="dxa"/>
+            </w:tcMar>
+            <w:vAlign w:val="top"/>
+          </w:tcPr>
+          <w:p>
+            <w:pPr>
+              <w:keepNext w:val="0"/>
+              <w:keepLines w:val="0"/>
+              <w:widowControl/>
+              <w:suppressLineNumbers w:val="0"/>
+              <w:spacing w:before="0" w:beforeAutospacing="0" w:after="0" w:afterAutospacing="0"/>
+              <w:ind w:left="0" w:right="0"/>
+              <w:jc w:val="left"/>
+              <w:textAlignment w:val="top"/>
+              <w:rPr>
+                <w:rFonts w:hint="default" w:ascii="Segoe UI" w:hAnsi="Segoe UI" w:eastAsia="Segoe UI" w:cs="Segoe UI"/>
+                <w:b w:val="0"/>
+                <w:i w:val="0"/>
+                <w:iCs w:val="0"/>
+                <w:caps w:val="0"/>
+                <w:color w:val="000000"/>
+                <w:spacing w:val="0"/>
+              </w:rPr>
+            </w:pPr>
+            <w:r>
+              <w:rPr>
+                <w:rFonts w:hint="eastAsia" w:ascii="Segoe UI" w:hAnsi="Segoe UI" w:cs="Segoe UI"/>
+                <w:b w:val="0"/>
+                <w:i w:val="0"/>
+                <w:iCs w:val="0"/>
+                <w:caps w:val="0"/>
+                <w:color w:val="000000"/>
+                <w:spacing w:val="0"/>
+                <w:lang w:val="en-US" w:eastAsia="zh-CN"/>
+              </w:rPr>
+              <w:t>按下对应键</w:t>
+            </w:r>
+          </w:p>
+        </w:tc>
+        <w:tc>
+          <w:tcPr>
+            <w:tcW w:w="1687" w:type="dxa"/>
+            <w:tcBorders>
+              <w:top w:val="nil"/>
+              <w:left w:val="nil"/>
+              <w:bottom w:val="nil"/>
+              <w:right w:val="nil"/>
+            </w:tcBorders>
+            <w:shd w:val="clear" w:color="auto" w:fill="FFFFFF"/>
+            <w:tcMar>
+              <w:top w:w="120" w:type="dxa"/>
+              <w:left w:w="168" w:type="dxa"/>
+              <w:bottom w:w="120" w:type="dxa"/>
+              <w:right w:w="168" w:type="dxa"/>
+            </w:tcMar>
+            <w:vAlign w:val="top"/>
+          </w:tcPr>
+          <w:p>
+            <w:pPr>
+              <w:keepNext w:val="0"/>
+              <w:keepLines w:val="0"/>
+              <w:widowControl/>
+              <w:suppressLineNumbers w:val="0"/>
+              <w:spacing w:before="0" w:beforeAutospacing="0" w:after="0" w:afterAutospacing="0"/>
+              <w:ind w:left="0" w:leftChars="0" w:right="0" w:rightChars="0"/>
+              <w:jc w:val="left"/>
+              <w:textAlignment w:val="top"/>
+              <w:rPr>
+                <w:rFonts w:hint="default" w:ascii="Segoe UI" w:hAnsi="Segoe UI" w:eastAsia="Segoe UI" w:cs="Segoe UI"/>
+                <w:b w:val="0"/>
+                <w:i w:val="0"/>
+                <w:iCs w:val="0"/>
+                <w:caps w:val="0"/>
+                <w:color w:val="000000"/>
+                <w:spacing w:val="0"/>
+                <w:sz w:val="21"/>
+                <w:szCs w:val="21"/>
+              </w:rPr>
+            </w:pPr>
+            <w:r>
+              <w:rPr>
+                <w:rFonts w:hint="eastAsia" w:ascii="Segoe UI" w:hAnsi="Segoe UI" w:eastAsia="Segoe UI" w:cs="Segoe UI"/>
+                <w:b w:val="0"/>
+                <w:i w:val="0"/>
+                <w:iCs w:val="0"/>
+                <w:caps w:val="0"/>
+                <w:color w:val="000000"/>
+                <w:spacing w:val="0"/>
+                <w:kern w:val="0"/>
+                <w:sz w:val="24"/>
+                <w:szCs w:val="24"/>
+                <w:lang w:val="en-US" w:eastAsia="zh-CN" w:bidi="ar"/>
+              </w:rPr>
+              <w:t>空中</w:t>
+            </w:r>
+          </w:p>
+        </w:tc>
+      </w:tr>
+      <w:tr>
+        <w:tblPrEx>
+          <w:tblBorders>
+            <w:top w:val="none" w:color="auto" w:sz="0" w:space="0"/>
+            <w:left w:val="none" w:color="auto" w:sz="0" w:space="0"/>
+            <w:bottom w:val="none" w:color="auto" w:sz="0" w:space="0"/>
+            <w:right w:val="none" w:color="auto" w:sz="0" w:space="0"/>
+            <w:insideH w:val="none" w:color="auto" w:sz="0" w:space="0"/>
+            <w:insideV w:val="none" w:color="auto" w:sz="0" w:space="0"/>
+          </w:tblBorders>
+          <w:shd w:val="clear" w:color="auto" w:fill="1A1D23"/>
+          <w:tblCellMar>
+            <w:top w:w="0" w:type="dxa"/>
+            <w:left w:w="0" w:type="dxa"/>
+            <w:bottom w:w="0" w:type="dxa"/>
+            <w:right w:w="0" w:type="dxa"/>
+          </w:tblCellMar>
+        </w:tblPrEx>
+        <w:tc>
+          <w:tcPr>
+            <w:tcW w:w="1920" w:type="dxa"/>
+            <w:tcBorders>
+              <w:top w:val="nil"/>
+              <w:left w:val="nil"/>
+              <w:bottom w:val="nil"/>
+              <w:right w:val="nil"/>
+            </w:tcBorders>
+            <w:shd w:val="clear" w:color="auto" w:fill="FFFFFF"/>
+            <w:tcMar>
+              <w:top w:w="120" w:type="dxa"/>
+              <w:left w:w="168" w:type="dxa"/>
+              <w:bottom w:w="120" w:type="dxa"/>
+              <w:right w:w="168" w:type="dxa"/>
+            </w:tcMar>
+            <w:vAlign w:val="top"/>
+          </w:tcPr>
+          <w:p>
+            <w:pPr>
+              <w:keepNext w:val="0"/>
+              <w:keepLines w:val="0"/>
+              <w:widowControl/>
+              <w:suppressLineNumbers w:val="0"/>
+              <w:spacing w:before="0" w:beforeAutospacing="0" w:after="0" w:afterAutospacing="0"/>
+              <w:ind w:left="0" w:leftChars="0" w:right="0" w:rightChars="0"/>
+              <w:jc w:val="left"/>
+              <w:textAlignment w:val="top"/>
+              <w:rPr>
+                <w:rFonts w:hint="default" w:ascii="Segoe UI" w:hAnsi="Segoe UI" w:eastAsia="Segoe UI" w:cs="Segoe UI"/>
+                <w:b w:val="0"/>
+                <w:i w:val="0"/>
+                <w:iCs w:val="0"/>
+                <w:caps w:val="0"/>
+                <w:color w:val="000000"/>
+                <w:spacing w:val="0"/>
+                <w:sz w:val="21"/>
+                <w:szCs w:val="21"/>
+              </w:rPr>
+            </w:pPr>
+            <w:r>
+              <w:rPr>
+                <w:rFonts w:hint="eastAsia" w:ascii="Segoe UI" w:hAnsi="Segoe UI" w:eastAsia="Segoe UI" w:cs="Segoe UI"/>
+                <w:b w:val="0"/>
+                <w:i w:val="0"/>
+                <w:iCs w:val="0"/>
+                <w:caps w:val="0"/>
+                <w:color w:val="000000"/>
+                <w:spacing w:val="0"/>
+                <w:kern w:val="0"/>
+                <w:sz w:val="24"/>
+                <w:szCs w:val="24"/>
+                <w:lang w:val="en-US" w:eastAsia="zh-CN" w:bidi="ar"/>
+              </w:rPr>
+              <w:t>滑翔</w:t>
+            </w:r>
+          </w:p>
+        </w:tc>
+        <w:tc>
+          <w:tcPr>
+            <w:tcW w:w="3473" w:type="dxa"/>
+            <w:tcBorders>
+              <w:top w:val="nil"/>
+              <w:left w:val="nil"/>
+              <w:bottom w:val="nil"/>
+              <w:right w:val="nil"/>
+            </w:tcBorders>
+            <w:shd w:val="clear" w:color="auto" w:fill="FFFFFF"/>
+            <w:tcMar>
+              <w:top w:w="120" w:type="dxa"/>
+              <w:left w:w="168" w:type="dxa"/>
+              <w:bottom w:w="120" w:type="dxa"/>
+              <w:right w:w="168" w:type="dxa"/>
+            </w:tcMar>
+            <w:vAlign w:val="top"/>
+          </w:tcPr>
+          <w:p>
+            <w:pPr>
+              <w:keepNext w:val="0"/>
+              <w:keepLines w:val="0"/>
+              <w:widowControl/>
+              <w:suppressLineNumbers w:val="0"/>
+              <w:spacing w:before="0" w:beforeAutospacing="0" w:after="0" w:afterAutospacing="0"/>
+              <w:ind w:left="0" w:right="0"/>
+              <w:jc w:val="left"/>
+              <w:textAlignment w:val="top"/>
+              <w:rPr>
+                <w:rFonts w:hint="default" w:ascii="Segoe UI" w:hAnsi="Segoe UI" w:eastAsia="Segoe UI" w:cs="Segoe UI"/>
+                <w:b w:val="0"/>
+                <w:i w:val="0"/>
+                <w:iCs w:val="0"/>
+                <w:caps w:val="0"/>
+                <w:color w:val="000000"/>
+                <w:spacing w:val="0"/>
+              </w:rPr>
+            </w:pPr>
+            <w:r>
+              <w:rPr>
+                <w:rFonts w:hint="default" w:ascii="Segoe UI" w:hAnsi="Segoe UI" w:eastAsia="Segoe UI" w:cs="Segoe UI"/>
+                <w:b w:val="0"/>
+                <w:i w:val="0"/>
+                <w:iCs w:val="0"/>
+                <w:caps w:val="0"/>
+                <w:color w:val="000000"/>
+                <w:spacing w:val="0"/>
+                <w:kern w:val="0"/>
+                <w:sz w:val="24"/>
+                <w:szCs w:val="24"/>
+                <w:lang w:val="en-US" w:eastAsia="zh-CN" w:bidi="ar"/>
+              </w:rPr>
+              <w:t>漂泊者披风滑翔</w:t>
+            </w:r>
+          </w:p>
+        </w:tc>
+        <w:tc>
+          <w:tcPr>
+            <w:tcW w:w="2022" w:type="dxa"/>
+            <w:tcBorders>
+              <w:top w:val="nil"/>
+              <w:left w:val="nil"/>
+              <w:bottom w:val="nil"/>
+              <w:right w:val="nil"/>
+            </w:tcBorders>
+            <w:shd w:val="clear" w:color="auto" w:fill="FFFFFF"/>
+            <w:tcMar>
+              <w:top w:w="120" w:type="dxa"/>
+              <w:left w:w="168" w:type="dxa"/>
+              <w:bottom w:w="120" w:type="dxa"/>
+              <w:right w:w="168" w:type="dxa"/>
+            </w:tcMar>
+            <w:vAlign w:val="top"/>
+          </w:tcPr>
+          <w:p>
+            <w:pPr>
+              <w:keepNext w:val="0"/>
+              <w:keepLines w:val="0"/>
+              <w:widowControl/>
+              <w:suppressLineNumbers w:val="0"/>
+              <w:spacing w:before="0" w:beforeAutospacing="0" w:after="0" w:afterAutospacing="0"/>
+              <w:ind w:left="0" w:right="0"/>
+              <w:jc w:val="left"/>
+              <w:textAlignment w:val="top"/>
+              <w:rPr>
+                <w:rFonts w:hint="default" w:ascii="Segoe UI" w:hAnsi="Segoe UI" w:eastAsia="Segoe UI" w:cs="Segoe UI"/>
+                <w:b w:val="0"/>
+                <w:i w:val="0"/>
+                <w:iCs w:val="0"/>
+                <w:caps w:val="0"/>
+                <w:color w:val="000000"/>
+                <w:spacing w:val="0"/>
+              </w:rPr>
+            </w:pPr>
+            <w:r>
+              <w:rPr>
+                <w:rFonts w:hint="eastAsia" w:ascii="Segoe UI" w:hAnsi="Segoe UI" w:cs="Segoe UI"/>
+                <w:b w:val="0"/>
+                <w:i w:val="0"/>
+                <w:iCs w:val="0"/>
+                <w:caps w:val="0"/>
+                <w:color w:val="000000"/>
+                <w:spacing w:val="0"/>
+                <w:lang w:val="en-US" w:eastAsia="zh-CN"/>
+              </w:rPr>
+              <w:t>按下对应键</w:t>
+            </w:r>
+          </w:p>
+        </w:tc>
+        <w:tc>
+          <w:tcPr>
+            <w:tcW w:w="1687" w:type="dxa"/>
+            <w:tcBorders>
+              <w:top w:val="nil"/>
+              <w:left w:val="nil"/>
+              <w:bottom w:val="nil"/>
+              <w:right w:val="nil"/>
+            </w:tcBorders>
+            <w:shd w:val="clear" w:color="auto" w:fill="FFFFFF"/>
+            <w:tcMar>
+              <w:top w:w="120" w:type="dxa"/>
+              <w:left w:w="168" w:type="dxa"/>
+              <w:bottom w:w="120" w:type="dxa"/>
+              <w:right w:w="168" w:type="dxa"/>
+            </w:tcMar>
+            <w:vAlign w:val="top"/>
+          </w:tcPr>
+          <w:p>
+            <w:pPr>
+              <w:keepNext w:val="0"/>
+              <w:keepLines w:val="0"/>
+              <w:widowControl/>
+              <w:suppressLineNumbers w:val="0"/>
+              <w:spacing w:before="0" w:beforeAutospacing="0" w:after="0" w:afterAutospacing="0"/>
+              <w:ind w:left="0" w:leftChars="0" w:right="0" w:rightChars="0"/>
+              <w:jc w:val="left"/>
+              <w:textAlignment w:val="top"/>
+              <w:rPr>
+                <w:rFonts w:hint="default" w:ascii="Segoe UI" w:hAnsi="Segoe UI" w:eastAsia="Segoe UI" w:cs="Segoe UI"/>
+                <w:b w:val="0"/>
+                <w:i w:val="0"/>
+                <w:iCs w:val="0"/>
+                <w:caps w:val="0"/>
+                <w:color w:val="000000"/>
+                <w:spacing w:val="0"/>
+                <w:sz w:val="21"/>
+                <w:szCs w:val="21"/>
+              </w:rPr>
+            </w:pPr>
+            <w:r>
+              <w:rPr>
+                <w:rFonts w:hint="eastAsia" w:ascii="Segoe UI" w:hAnsi="Segoe UI" w:eastAsia="Segoe UI" w:cs="Segoe UI"/>
+                <w:b w:val="0"/>
+                <w:i w:val="0"/>
+                <w:iCs w:val="0"/>
+                <w:caps w:val="0"/>
+                <w:color w:val="000000"/>
+                <w:spacing w:val="0"/>
+                <w:kern w:val="0"/>
+                <w:sz w:val="24"/>
+                <w:szCs w:val="24"/>
+                <w:lang w:val="en-US" w:eastAsia="zh-CN" w:bidi="ar"/>
+              </w:rPr>
+              <w:t>空中</w:t>
+            </w:r>
+          </w:p>
+        </w:tc>
+      </w:tr>
+      <w:tr>
+        <w:tblPrEx>
+          <w:tblBorders>
+            <w:top w:val="none" w:color="auto" w:sz="0" w:space="0"/>
+            <w:left w:val="none" w:color="auto" w:sz="0" w:space="0"/>
+            <w:bottom w:val="none" w:color="auto" w:sz="0" w:space="0"/>
+            <w:right w:val="none" w:color="auto" w:sz="0" w:space="0"/>
+            <w:insideH w:val="none" w:color="auto" w:sz="0" w:space="0"/>
+            <w:insideV w:val="none" w:color="auto" w:sz="0" w:space="0"/>
+          </w:tblBorders>
+          <w:shd w:val="clear" w:color="auto" w:fill="1A1D23"/>
+          <w:tblCellMar>
+            <w:top w:w="0" w:type="dxa"/>
+            <w:left w:w="0" w:type="dxa"/>
+            <w:bottom w:w="0" w:type="dxa"/>
+            <w:right w:w="0" w:type="dxa"/>
+          </w:tblCellMar>
+        </w:tblPrEx>
+        <w:tc>
+          <w:tcPr>
+            <w:tcW w:w="1920" w:type="dxa"/>
+            <w:tcBorders>
+              <w:top w:val="nil"/>
+              <w:left w:val="nil"/>
+              <w:bottom w:val="nil"/>
+              <w:right w:val="nil"/>
+            </w:tcBorders>
+            <w:shd w:val="clear" w:color="auto" w:fill="FFFFFF"/>
+            <w:tcMar>
+              <w:top w:w="120" w:type="dxa"/>
+              <w:left w:w="168" w:type="dxa"/>
+              <w:bottom w:w="120" w:type="dxa"/>
+              <w:right w:w="168" w:type="dxa"/>
+            </w:tcMar>
+            <w:vAlign w:val="top"/>
+          </w:tcPr>
+          <w:p>
+            <w:pPr>
+              <w:keepNext w:val="0"/>
+              <w:keepLines w:val="0"/>
+              <w:widowControl/>
+              <w:suppressLineNumbers w:val="0"/>
+              <w:spacing w:before="0" w:beforeAutospacing="0" w:after="0" w:afterAutospacing="0"/>
+              <w:ind w:left="0" w:leftChars="0" w:right="0" w:rightChars="0"/>
+              <w:jc w:val="left"/>
+              <w:textAlignment w:val="top"/>
+              <w:rPr>
+                <w:rFonts w:hint="default" w:ascii="Segoe UI" w:hAnsi="Segoe UI" w:eastAsia="Segoe UI" w:cs="Segoe UI"/>
+                <w:b w:val="0"/>
+                <w:i w:val="0"/>
+                <w:iCs w:val="0"/>
+                <w:caps w:val="0"/>
+                <w:color w:val="000000"/>
+                <w:spacing w:val="0"/>
+                <w:sz w:val="21"/>
+                <w:szCs w:val="21"/>
+              </w:rPr>
+            </w:pPr>
+            <w:r>
+              <w:rPr>
+                <w:rFonts w:hint="eastAsia" w:ascii="Segoe UI" w:hAnsi="Segoe UI" w:eastAsia="Segoe UI" w:cs="Segoe UI"/>
+                <w:b w:val="0"/>
+                <w:i w:val="0"/>
+                <w:iCs w:val="0"/>
+                <w:caps w:val="0"/>
+                <w:color w:val="000000"/>
+                <w:spacing w:val="0"/>
+                <w:kern w:val="0"/>
+                <w:sz w:val="24"/>
+                <w:szCs w:val="24"/>
+                <w:lang w:val="en-US" w:eastAsia="zh-CN" w:bidi="ar"/>
+              </w:rPr>
+              <w:t>墙跳</w:t>
+            </w:r>
+          </w:p>
+        </w:tc>
+        <w:tc>
+          <w:tcPr>
+            <w:tcW w:w="3473" w:type="dxa"/>
+            <w:tcBorders>
+              <w:top w:val="nil"/>
+              <w:left w:val="nil"/>
+              <w:bottom w:val="nil"/>
+              <w:right w:val="nil"/>
+            </w:tcBorders>
+            <w:shd w:val="clear" w:color="auto" w:fill="FFFFFF"/>
+            <w:tcMar>
+              <w:top w:w="120" w:type="dxa"/>
+              <w:left w:w="168" w:type="dxa"/>
+              <w:bottom w:w="120" w:type="dxa"/>
+              <w:right w:w="168" w:type="dxa"/>
+            </w:tcMar>
+            <w:vAlign w:val="top"/>
+          </w:tcPr>
+          <w:p>
+            <w:pPr>
+              <w:keepNext w:val="0"/>
+              <w:keepLines w:val="0"/>
+              <w:widowControl/>
+              <w:suppressLineNumbers w:val="0"/>
+              <w:spacing w:before="0" w:beforeAutospacing="0" w:after="0" w:afterAutospacing="0"/>
+              <w:ind w:left="0" w:right="0"/>
+              <w:jc w:val="left"/>
+              <w:textAlignment w:val="top"/>
+              <w:rPr>
+                <w:rFonts w:hint="default" w:ascii="Segoe UI" w:hAnsi="Segoe UI" w:eastAsia="Segoe UI" w:cs="Segoe UI"/>
+                <w:b w:val="0"/>
+                <w:i w:val="0"/>
+                <w:iCs w:val="0"/>
+                <w:caps w:val="0"/>
+                <w:color w:val="000000"/>
+                <w:spacing w:val="0"/>
+              </w:rPr>
+            </w:pPr>
+            <w:r>
+              <w:rPr>
+                <w:rFonts w:hint="default" w:ascii="Segoe UI" w:hAnsi="Segoe UI" w:eastAsia="Segoe UI" w:cs="Segoe UI"/>
+                <w:b w:val="0"/>
+                <w:i w:val="0"/>
+                <w:iCs w:val="0"/>
+                <w:caps w:val="0"/>
+                <w:color w:val="000000"/>
+                <w:spacing w:val="0"/>
+                <w:kern w:val="0"/>
+                <w:sz w:val="24"/>
+                <w:szCs w:val="24"/>
+                <w:lang w:val="en-US" w:eastAsia="zh-CN" w:bidi="ar"/>
+              </w:rPr>
+              <w:t>蛛攀术墙跳</w:t>
+            </w:r>
+          </w:p>
+        </w:tc>
+        <w:tc>
+          <w:tcPr>
+            <w:tcW w:w="2022" w:type="dxa"/>
+            <w:tcBorders>
+              <w:top w:val="nil"/>
+              <w:left w:val="nil"/>
+              <w:bottom w:val="nil"/>
+              <w:right w:val="nil"/>
+            </w:tcBorders>
+            <w:shd w:val="clear" w:color="auto" w:fill="FFFFFF"/>
+            <w:tcMar>
+              <w:top w:w="120" w:type="dxa"/>
+              <w:left w:w="168" w:type="dxa"/>
+              <w:bottom w:w="120" w:type="dxa"/>
+              <w:right w:w="168" w:type="dxa"/>
+            </w:tcMar>
+            <w:vAlign w:val="top"/>
+          </w:tcPr>
+          <w:p>
+            <w:pPr>
+              <w:keepNext w:val="0"/>
+              <w:keepLines w:val="0"/>
+              <w:widowControl/>
+              <w:suppressLineNumbers w:val="0"/>
+              <w:spacing w:before="0" w:beforeAutospacing="0" w:after="0" w:afterAutospacing="0"/>
+              <w:ind w:left="0" w:right="0"/>
+              <w:jc w:val="left"/>
+              <w:textAlignment w:val="top"/>
+              <w:rPr>
+                <w:rFonts w:hint="default" w:ascii="Segoe UI" w:hAnsi="Segoe UI" w:eastAsia="Segoe UI" w:cs="Segoe UI"/>
+                <w:b w:val="0"/>
+                <w:i w:val="0"/>
+                <w:iCs w:val="0"/>
+                <w:caps w:val="0"/>
+                <w:color w:val="000000"/>
+                <w:spacing w:val="0"/>
+              </w:rPr>
+            </w:pPr>
+            <w:r>
+              <w:rPr>
+                <w:rFonts w:hint="eastAsia" w:ascii="Segoe UI" w:hAnsi="Segoe UI" w:cs="Segoe UI"/>
+                <w:b w:val="0"/>
+                <w:i w:val="0"/>
+                <w:iCs w:val="0"/>
+                <w:caps w:val="0"/>
+                <w:color w:val="000000"/>
+                <w:spacing w:val="0"/>
+                <w:lang w:val="en-US" w:eastAsia="zh-CN"/>
+              </w:rPr>
+              <w:t>按下对应键</w:t>
+            </w:r>
+          </w:p>
+        </w:tc>
+        <w:tc>
+          <w:tcPr>
+            <w:tcW w:w="1687" w:type="dxa"/>
+            <w:tcBorders>
+              <w:top w:val="nil"/>
+              <w:left w:val="nil"/>
+              <w:bottom w:val="nil"/>
+              <w:right w:val="nil"/>
+            </w:tcBorders>
+            <w:shd w:val="clear" w:color="auto" w:fill="FFFFFF"/>
+            <w:tcMar>
+              <w:top w:w="120" w:type="dxa"/>
+              <w:left w:w="168" w:type="dxa"/>
+              <w:bottom w:w="120" w:type="dxa"/>
+              <w:right w:w="168" w:type="dxa"/>
+            </w:tcMar>
+            <w:vAlign w:val="top"/>
+          </w:tcPr>
+          <w:p>
+            <w:pPr>
+              <w:keepNext w:val="0"/>
+              <w:keepLines w:val="0"/>
+              <w:widowControl/>
+              <w:suppressLineNumbers w:val="0"/>
+              <w:spacing w:before="0" w:beforeAutospacing="0" w:after="0" w:afterAutospacing="0"/>
+              <w:ind w:left="0" w:leftChars="0" w:right="0" w:rightChars="0"/>
+              <w:jc w:val="left"/>
+              <w:textAlignment w:val="top"/>
+              <w:rPr>
+                <w:rFonts w:hint="eastAsia" w:ascii="Segoe UI" w:hAnsi="Segoe UI" w:eastAsia="宋体" w:cs="Segoe UI"/>
+                <w:b w:val="0"/>
+                <w:i w:val="0"/>
+                <w:iCs w:val="0"/>
+                <w:caps w:val="0"/>
+                <w:color w:val="000000"/>
+                <w:spacing w:val="0"/>
+                <w:sz w:val="21"/>
+                <w:szCs w:val="21"/>
+                <w:lang w:val="en-US" w:eastAsia="zh-CN"/>
+              </w:rPr>
+            </w:pPr>
+            <w:r>
+              <w:rPr>
+                <w:rFonts w:hint="eastAsia" w:ascii="Segoe UI" w:hAnsi="Segoe UI" w:cs="Segoe UI"/>
+                <w:b w:val="0"/>
+                <w:i w:val="0"/>
+                <w:iCs w:val="0"/>
+                <w:caps w:val="0"/>
+                <w:color w:val="000000"/>
+                <w:spacing w:val="0"/>
+                <w:sz w:val="21"/>
+                <w:szCs w:val="21"/>
+                <w:lang w:val="en-US" w:eastAsia="zh-CN"/>
+              </w:rPr>
+              <w:t>空中</w:t>
+            </w:r>
+          </w:p>
+        </w:tc>
+      </w:tr>
+      <w:tr>
+        <w:tblPrEx>
+          <w:tblBorders>
+            <w:top w:val="none" w:color="auto" w:sz="0" w:space="0"/>
+            <w:left w:val="none" w:color="auto" w:sz="0" w:space="0"/>
+            <w:bottom w:val="none" w:color="auto" w:sz="0" w:space="0"/>
+            <w:right w:val="none" w:color="auto" w:sz="0" w:space="0"/>
+            <w:insideH w:val="none" w:color="auto" w:sz="0" w:space="0"/>
+            <w:insideV w:val="none" w:color="auto" w:sz="0" w:space="0"/>
+          </w:tblBorders>
+          <w:shd w:val="clear" w:color="auto" w:fill="1A1D23"/>
+          <w:tblCellMar>
+            <w:top w:w="0" w:type="dxa"/>
+            <w:left w:w="0" w:type="dxa"/>
+            <w:bottom w:w="0" w:type="dxa"/>
+            <w:right w:w="0" w:type="dxa"/>
+          </w:tblCellMar>
+        </w:tblPrEx>
+        <w:tc>
+          <w:tcPr>
+            <w:tcW w:w="1920" w:type="dxa"/>
+            <w:tcBorders>
+              <w:top w:val="nil"/>
+              <w:bottom w:val="nil"/>
+            </w:tcBorders>
+            <w:shd w:val="clear" w:color="auto" w:fill="FFFFFF"/>
+            <w:tcMar>
+              <w:top w:w="120" w:type="dxa"/>
+              <w:left w:w="168" w:type="dxa"/>
+              <w:bottom w:w="120" w:type="dxa"/>
+              <w:right w:w="168" w:type="dxa"/>
+            </w:tcMar>
+            <w:vAlign w:val="top"/>
+          </w:tcPr>
+          <w:p>
+            <w:pPr>
+              <w:keepNext w:val="0"/>
+              <w:keepLines w:val="0"/>
+              <w:widowControl/>
+              <w:suppressLineNumbers w:val="0"/>
+              <w:spacing w:before="0" w:beforeAutospacing="0" w:after="0" w:afterAutospacing="0"/>
+              <w:ind w:left="0" w:leftChars="0" w:right="0" w:rightChars="0"/>
+              <w:jc w:val="left"/>
+              <w:textAlignment w:val="top"/>
+              <w:rPr>
+                <w:rFonts w:hint="eastAsia" w:ascii="Segoe UI" w:hAnsi="Segoe UI" w:eastAsia="宋体" w:cs="Segoe UI"/>
+                <w:b w:val="0"/>
+                <w:i w:val="0"/>
+                <w:iCs w:val="0"/>
+                <w:caps w:val="0"/>
+                <w:color w:val="000000"/>
+                <w:spacing w:val="0"/>
+                <w:sz w:val="21"/>
+                <w:szCs w:val="21"/>
+                <w:lang w:val="en-US" w:eastAsia="zh-CN"/>
+              </w:rPr>
+            </w:pPr>
+            <w:r>
+              <w:rPr>
+                <w:rFonts w:hint="eastAsia" w:ascii="Segoe UI" w:hAnsi="Segoe UI" w:cs="Segoe UI"/>
+                <w:b w:val="0"/>
+                <w:i w:val="0"/>
+                <w:iCs w:val="0"/>
+                <w:caps w:val="0"/>
+                <w:color w:val="000000"/>
+                <w:spacing w:val="0"/>
+                <w:sz w:val="21"/>
+                <w:szCs w:val="21"/>
+                <w:lang w:val="en-US" w:eastAsia="zh-CN"/>
+              </w:rPr>
+              <w:t>空闲</w:t>
+            </w:r>
+          </w:p>
+        </w:tc>
+        <w:tc>
+          <w:tcPr>
+            <w:tcW w:w="3473" w:type="dxa"/>
+            <w:tcBorders>
+              <w:top w:val="nil"/>
+              <w:bottom w:val="nil"/>
+            </w:tcBorders>
+            <w:shd w:val="clear" w:color="auto" w:fill="FFFFFF"/>
+            <w:tcMar>
+              <w:top w:w="120" w:type="dxa"/>
+              <w:left w:w="168" w:type="dxa"/>
+              <w:bottom w:w="120" w:type="dxa"/>
+              <w:right w:w="168" w:type="dxa"/>
+            </w:tcMar>
+            <w:vAlign w:val="top"/>
+          </w:tcPr>
+          <w:p>
+            <w:pPr>
+              <w:keepNext w:val="0"/>
+              <w:keepLines w:val="0"/>
+              <w:widowControl/>
+              <w:suppressLineNumbers w:val="0"/>
+              <w:spacing w:before="0" w:beforeAutospacing="0" w:after="0" w:afterAutospacing="0"/>
+              <w:ind w:left="0" w:right="0"/>
+              <w:jc w:val="left"/>
+              <w:textAlignment w:val="top"/>
+              <w:rPr>
+                <w:rFonts w:hint="default" w:ascii="Segoe UI" w:hAnsi="Segoe UI" w:eastAsia="宋体" w:cs="Segoe UI"/>
+                <w:b w:val="0"/>
+                <w:i w:val="0"/>
+                <w:iCs w:val="0"/>
+                <w:caps w:val="0"/>
+                <w:color w:val="000000"/>
+                <w:spacing w:val="0"/>
+                <w:lang w:val="en-US" w:eastAsia="zh-CN"/>
+              </w:rPr>
+            </w:pPr>
+            <w:r>
+              <w:rPr>
+                <w:rFonts w:hint="eastAsia" w:ascii="Segoe UI" w:hAnsi="Segoe UI" w:cs="Segoe UI"/>
+                <w:b w:val="0"/>
+                <w:i w:val="0"/>
+                <w:iCs w:val="0"/>
+                <w:caps w:val="0"/>
+                <w:color w:val="000000"/>
+                <w:spacing w:val="0"/>
+                <w:lang w:val="en-US" w:eastAsia="zh-CN"/>
+              </w:rPr>
+              <w:t>播放空闲动画</w:t>
+            </w:r>
+          </w:p>
+        </w:tc>
+        <w:tc>
+          <w:tcPr>
+            <w:tcW w:w="2022" w:type="dxa"/>
+            <w:tcBorders>
+              <w:top w:val="nil"/>
+              <w:bottom w:val="nil"/>
+            </w:tcBorders>
+            <w:shd w:val="clear" w:color="auto" w:fill="FFFFFF"/>
+            <w:tcMar>
+              <w:top w:w="120" w:type="dxa"/>
+              <w:left w:w="168" w:type="dxa"/>
+              <w:bottom w:w="120" w:type="dxa"/>
+              <w:right w:w="168" w:type="dxa"/>
+            </w:tcMar>
+            <w:vAlign w:val="top"/>
+          </w:tcPr>
+          <w:p>
+            <w:pPr>
+              <w:keepNext w:val="0"/>
+              <w:keepLines w:val="0"/>
+              <w:widowControl/>
+              <w:suppressLineNumbers w:val="0"/>
+              <w:spacing w:before="0" w:beforeAutospacing="0" w:after="0" w:afterAutospacing="0"/>
+              <w:ind w:left="0" w:right="0"/>
+              <w:jc w:val="left"/>
+              <w:textAlignment w:val="top"/>
+              <w:rPr>
+                <w:rFonts w:hint="default" w:ascii="Segoe UI" w:hAnsi="Segoe UI" w:eastAsia="宋体" w:cs="Segoe UI"/>
+                <w:b w:val="0"/>
+                <w:i w:val="0"/>
+                <w:iCs w:val="0"/>
+                <w:caps w:val="0"/>
+                <w:color w:val="000000"/>
+                <w:spacing w:val="0"/>
+                <w:lang w:val="en-US" w:eastAsia="zh-CN"/>
+              </w:rPr>
+            </w:pPr>
+            <w:r>
+              <w:rPr>
+                <w:rFonts w:hint="eastAsia" w:ascii="Segoe UI" w:hAnsi="Segoe UI" w:cs="Segoe UI"/>
+                <w:b w:val="0"/>
+                <w:i w:val="0"/>
+                <w:iCs w:val="0"/>
+                <w:caps w:val="0"/>
+                <w:color w:val="000000"/>
+                <w:spacing w:val="0"/>
+                <w:lang w:val="en-US" w:eastAsia="zh-CN"/>
+              </w:rPr>
+              <w:t>无操作</w:t>
+            </w:r>
+          </w:p>
+        </w:tc>
+        <w:tc>
+          <w:tcPr>
+            <w:tcW w:w="1687" w:type="dxa"/>
+            <w:tcBorders>
+              <w:top w:val="nil"/>
+              <w:bottom w:val="nil"/>
+            </w:tcBorders>
+            <w:shd w:val="clear" w:color="auto" w:fill="FFFFFF"/>
+            <w:tcMar>
+              <w:top w:w="120" w:type="dxa"/>
+              <w:left w:w="168" w:type="dxa"/>
+              <w:bottom w:w="120" w:type="dxa"/>
+              <w:right w:w="168" w:type="dxa"/>
+            </w:tcMar>
+            <w:vAlign w:val="top"/>
+          </w:tcPr>
+          <w:p>
+            <w:pPr>
+              <w:keepNext w:val="0"/>
+              <w:keepLines w:val="0"/>
+              <w:widowControl/>
+              <w:suppressLineNumbers w:val="0"/>
+              <w:spacing w:before="0" w:beforeAutospacing="0" w:after="0" w:afterAutospacing="0"/>
+              <w:ind w:left="0" w:leftChars="0" w:right="0" w:rightChars="0"/>
+              <w:jc w:val="left"/>
+              <w:textAlignment w:val="top"/>
+              <w:rPr>
+                <w:rFonts w:hint="default" w:ascii="Segoe UI" w:hAnsi="Segoe UI" w:eastAsia="Segoe UI" w:cs="Segoe UI"/>
+                <w:b w:val="0"/>
+                <w:i w:val="0"/>
+                <w:iCs w:val="0"/>
+                <w:caps w:val="0"/>
+                <w:color w:val="000000"/>
+                <w:spacing w:val="0"/>
+                <w:sz w:val="21"/>
+                <w:szCs w:val="21"/>
+              </w:rPr>
+            </w:pPr>
+            <w:r>
+              <w:rPr>
+                <w:rFonts w:hint="eastAsia" w:ascii="Segoe UI" w:hAnsi="Segoe UI" w:eastAsia="Segoe UI" w:cs="Segoe UI"/>
+                <w:b w:val="0"/>
+                <w:i w:val="0"/>
+                <w:iCs w:val="0"/>
+                <w:caps w:val="0"/>
+                <w:color w:val="000000"/>
+                <w:spacing w:val="0"/>
+                <w:kern w:val="0"/>
+                <w:sz w:val="24"/>
+                <w:szCs w:val="24"/>
+                <w:lang w:val="en-US" w:eastAsia="zh-CN" w:bidi="ar"/>
+              </w:rPr>
+              <w:t>地面</w:t>
+            </w:r>
+          </w:p>
+        </w:tc>
+      </w:tr>
+      <w:tr>
+        <w:tblPrEx>
+          <w:tblBorders>
+            <w:top w:val="none" w:color="auto" w:sz="0" w:space="0"/>
+            <w:left w:val="none" w:color="auto" w:sz="0" w:space="0"/>
+            <w:bottom w:val="none" w:color="auto" w:sz="0" w:space="0"/>
+            <w:right w:val="none" w:color="auto" w:sz="0" w:space="0"/>
+            <w:insideH w:val="none" w:color="auto" w:sz="0" w:space="0"/>
+            <w:insideV w:val="none" w:color="auto" w:sz="0" w:space="0"/>
+          </w:tblBorders>
+          <w:shd w:val="clear" w:color="auto" w:fill="1A1D23"/>
+          <w:tblCellMar>
+            <w:top w:w="0" w:type="dxa"/>
+            <w:left w:w="0" w:type="dxa"/>
+            <w:bottom w:w="0" w:type="dxa"/>
+            <w:right w:w="0" w:type="dxa"/>
+          </w:tblCellMar>
+        </w:tblPrEx>
+        <w:tc>
+          <w:tcPr>
+            <w:tcW w:w="1920" w:type="dxa"/>
+            <w:tcBorders>
+              <w:top w:val="nil"/>
+              <w:bottom w:val="nil"/>
+            </w:tcBorders>
+            <w:shd w:val="clear" w:color="auto" w:fill="FFFFFF"/>
+            <w:tcMar>
+              <w:top w:w="120" w:type="dxa"/>
+              <w:left w:w="168" w:type="dxa"/>
+              <w:bottom w:w="120" w:type="dxa"/>
+              <w:right w:w="168" w:type="dxa"/>
+            </w:tcMar>
+            <w:vAlign w:val="top"/>
+          </w:tcPr>
+          <w:p>
+            <w:pPr>
+              <w:keepNext w:val="0"/>
+              <w:keepLines w:val="0"/>
+              <w:widowControl/>
+              <w:suppressLineNumbers w:val="0"/>
+              <w:spacing w:before="0" w:beforeAutospacing="0" w:after="0" w:afterAutospacing="0"/>
+              <w:ind w:left="0" w:leftChars="0" w:right="0" w:rightChars="0"/>
+              <w:jc w:val="left"/>
+              <w:textAlignment w:val="top"/>
+              <w:rPr>
+                <w:rFonts w:hint="default" w:ascii="Segoe UI" w:hAnsi="Segoe UI" w:eastAsia="Segoe UI" w:cs="Segoe UI"/>
+                <w:b w:val="0"/>
+                <w:i w:val="0"/>
+                <w:iCs w:val="0"/>
+                <w:caps w:val="0"/>
+                <w:color w:val="000000"/>
+                <w:spacing w:val="0"/>
+                <w:sz w:val="21"/>
+                <w:szCs w:val="21"/>
+              </w:rPr>
+            </w:pPr>
+            <w:r>
+              <w:rPr>
+                <w:rFonts w:hint="eastAsia" w:ascii="Segoe UI" w:hAnsi="Segoe UI" w:eastAsia="Segoe UI" w:cs="Segoe UI"/>
+                <w:b w:val="0"/>
+                <w:i w:val="0"/>
+                <w:iCs w:val="0"/>
+                <w:caps w:val="0"/>
+                <w:color w:val="000000"/>
+                <w:spacing w:val="0"/>
+                <w:kern w:val="0"/>
+                <w:sz w:val="24"/>
+                <w:szCs w:val="24"/>
+                <w:lang w:val="en-US" w:eastAsia="zh-CN" w:bidi="ar"/>
+              </w:rPr>
+              <w:t>受伤</w:t>
+            </w:r>
+          </w:p>
+        </w:tc>
+        <w:tc>
+          <w:tcPr>
+            <w:tcW w:w="3473" w:type="dxa"/>
+            <w:tcBorders>
+              <w:top w:val="nil"/>
+              <w:bottom w:val="nil"/>
+            </w:tcBorders>
+            <w:shd w:val="clear" w:color="auto" w:fill="FFFFFF"/>
+            <w:tcMar>
+              <w:top w:w="120" w:type="dxa"/>
+              <w:left w:w="168" w:type="dxa"/>
+              <w:bottom w:w="120" w:type="dxa"/>
+              <w:right w:w="168" w:type="dxa"/>
+            </w:tcMar>
+            <w:vAlign w:val="top"/>
+          </w:tcPr>
+          <w:p>
+            <w:pPr>
+              <w:keepNext w:val="0"/>
+              <w:keepLines w:val="0"/>
+              <w:widowControl/>
+              <w:suppressLineNumbers w:val="0"/>
+              <w:spacing w:before="0" w:beforeAutospacing="0" w:after="0" w:afterAutospacing="0"/>
+              <w:ind w:left="0" w:right="0"/>
+              <w:jc w:val="left"/>
+              <w:textAlignment w:val="top"/>
+              <w:rPr>
+                <w:rFonts w:hint="default" w:ascii="Segoe UI" w:hAnsi="Segoe UI" w:eastAsia="Segoe UI" w:cs="Segoe UI"/>
+                <w:b w:val="0"/>
+                <w:i w:val="0"/>
+                <w:iCs w:val="0"/>
+                <w:caps w:val="0"/>
+                <w:color w:val="000000"/>
+                <w:spacing w:val="0"/>
+                <w:lang w:val="en-US"/>
+              </w:rPr>
+            </w:pPr>
+            <w:r>
+              <w:rPr>
+                <w:rFonts w:hint="eastAsia" w:ascii="Segoe UI" w:hAnsi="Segoe UI" w:eastAsia="Segoe UI" w:cs="Segoe UI"/>
+                <w:b w:val="0"/>
+                <w:i w:val="0"/>
+                <w:iCs w:val="0"/>
+                <w:caps w:val="0"/>
+                <w:color w:val="000000"/>
+                <w:spacing w:val="0"/>
+                <w:kern w:val="0"/>
+                <w:sz w:val="24"/>
+                <w:szCs w:val="24"/>
+                <w:lang w:val="en-US" w:eastAsia="zh-CN" w:bidi="ar"/>
+              </w:rPr>
+              <w:t>播放受伤动画</w:t>
+            </w:r>
+          </w:p>
+        </w:tc>
+        <w:tc>
+          <w:tcPr>
+            <w:tcW w:w="2022" w:type="dxa"/>
+            <w:tcBorders>
+              <w:top w:val="nil"/>
+              <w:bottom w:val="nil"/>
+            </w:tcBorders>
+            <w:shd w:val="clear" w:color="auto" w:fill="FFFFFF"/>
+            <w:tcMar>
+              <w:top w:w="120" w:type="dxa"/>
+              <w:left w:w="168" w:type="dxa"/>
+              <w:bottom w:w="120" w:type="dxa"/>
+              <w:right w:w="168" w:type="dxa"/>
+            </w:tcMar>
+            <w:vAlign w:val="top"/>
+          </w:tcPr>
+          <w:p>
+            <w:pPr>
+              <w:keepNext w:val="0"/>
+              <w:keepLines w:val="0"/>
+              <w:widowControl/>
+              <w:suppressLineNumbers w:val="0"/>
+              <w:spacing w:before="0" w:beforeAutospacing="0" w:after="0" w:afterAutospacing="0"/>
+              <w:ind w:left="0" w:right="0"/>
+              <w:jc w:val="left"/>
+              <w:textAlignment w:val="top"/>
+              <w:rPr>
+                <w:rFonts w:hint="default" w:ascii="Segoe UI" w:hAnsi="Segoe UI" w:eastAsia="宋体" w:cs="Segoe UI"/>
+                <w:b w:val="0"/>
+                <w:i w:val="0"/>
+                <w:iCs w:val="0"/>
+                <w:caps w:val="0"/>
+                <w:color w:val="000000"/>
+                <w:spacing w:val="0"/>
+                <w:lang w:val="en-US" w:eastAsia="zh-CN"/>
+              </w:rPr>
+            </w:pPr>
+            <w:r>
+              <w:rPr>
+                <w:rFonts w:hint="eastAsia" w:ascii="Segoe UI" w:hAnsi="Segoe UI" w:cs="Segoe UI"/>
+                <w:b w:val="0"/>
+                <w:i w:val="0"/>
+                <w:iCs w:val="0"/>
+                <w:caps w:val="0"/>
+                <w:color w:val="000000"/>
+                <w:spacing w:val="0"/>
+                <w:lang w:val="en-US" w:eastAsia="zh-CN"/>
+              </w:rPr>
+              <w:t>受到伤害</w:t>
+            </w:r>
+          </w:p>
+        </w:tc>
+        <w:tc>
+          <w:tcPr>
+            <w:tcW w:w="1687" w:type="dxa"/>
+            <w:tcBorders>
+              <w:top w:val="nil"/>
+              <w:bottom w:val="nil"/>
+            </w:tcBorders>
+            <w:shd w:val="clear" w:color="auto" w:fill="FFFFFF"/>
+            <w:tcMar>
+              <w:top w:w="120" w:type="dxa"/>
+              <w:left w:w="168" w:type="dxa"/>
+              <w:bottom w:w="120" w:type="dxa"/>
+              <w:right w:w="168" w:type="dxa"/>
+            </w:tcMar>
+            <w:vAlign w:val="top"/>
+          </w:tcPr>
+          <w:p>
+            <w:pPr>
+              <w:keepNext w:val="0"/>
+              <w:keepLines w:val="0"/>
+              <w:widowControl/>
+              <w:suppressLineNumbers w:val="0"/>
+              <w:spacing w:before="0" w:beforeAutospacing="0" w:after="0" w:afterAutospacing="0"/>
+              <w:ind w:left="0" w:leftChars="0" w:right="0" w:rightChars="0"/>
+              <w:jc w:val="left"/>
+              <w:textAlignment w:val="top"/>
+              <w:rPr>
+                <w:rFonts w:hint="default" w:ascii="Segoe UI" w:hAnsi="Segoe UI" w:eastAsia="Segoe UI" w:cs="Segoe UI"/>
+                <w:b w:val="0"/>
+                <w:i w:val="0"/>
+                <w:iCs w:val="0"/>
+                <w:caps w:val="0"/>
+                <w:color w:val="000000"/>
+                <w:spacing w:val="0"/>
+                <w:sz w:val="21"/>
+                <w:szCs w:val="21"/>
+                <w:lang w:val="en-US"/>
+              </w:rPr>
+            </w:pPr>
+            <w:r>
+              <w:rPr>
+                <w:rFonts w:hint="eastAsia" w:ascii="Segoe UI" w:hAnsi="Segoe UI" w:eastAsia="Segoe UI" w:cs="Segoe UI"/>
+                <w:b w:val="0"/>
+                <w:i w:val="0"/>
+                <w:iCs w:val="0"/>
+                <w:caps w:val="0"/>
+                <w:color w:val="000000"/>
+                <w:spacing w:val="0"/>
+                <w:kern w:val="0"/>
+                <w:sz w:val="24"/>
+                <w:szCs w:val="24"/>
+                <w:lang w:val="en-US" w:eastAsia="zh-CN" w:bidi="ar"/>
+              </w:rPr>
+              <w:t>任意状态</w:t>
+            </w:r>
+          </w:p>
+        </w:tc>
+      </w:tr>
+      <w:tr>
+        <w:tblPrEx>
+          <w:tblBorders>
+            <w:top w:val="none" w:color="auto" w:sz="0" w:space="0"/>
+            <w:left w:val="none" w:color="auto" w:sz="0" w:space="0"/>
+            <w:bottom w:val="none" w:color="auto" w:sz="0" w:space="0"/>
+            <w:right w:val="none" w:color="auto" w:sz="0" w:space="0"/>
+            <w:insideH w:val="none" w:color="auto" w:sz="0" w:space="0"/>
+            <w:insideV w:val="none" w:color="auto" w:sz="0" w:space="0"/>
+          </w:tblBorders>
+          <w:shd w:val="clear" w:color="auto" w:fill="1A1D23"/>
+          <w:tblCellMar>
+            <w:top w:w="0" w:type="dxa"/>
+            <w:left w:w="0" w:type="dxa"/>
+            <w:bottom w:w="0" w:type="dxa"/>
+            <w:right w:w="0" w:type="dxa"/>
+          </w:tblCellMar>
+        </w:tblPrEx>
+        <w:tc>
+          <w:tcPr>
+            <w:tcW w:w="1920" w:type="dxa"/>
+            <w:tcBorders>
+              <w:top w:val="nil"/>
+              <w:bottom w:val="nil"/>
+            </w:tcBorders>
+            <w:shd w:val="clear" w:color="auto" w:fill="FFFFFF"/>
+            <w:tcMar>
+              <w:top w:w="120" w:type="dxa"/>
+              <w:left w:w="168" w:type="dxa"/>
+              <w:bottom w:w="120" w:type="dxa"/>
+              <w:right w:w="168" w:type="dxa"/>
+            </w:tcMar>
+            <w:vAlign w:val="top"/>
+          </w:tcPr>
+          <w:p>
+            <w:pPr>
+              <w:keepNext w:val="0"/>
+              <w:keepLines w:val="0"/>
+              <w:widowControl/>
+              <w:suppressLineNumbers w:val="0"/>
+              <w:spacing w:before="0" w:beforeAutospacing="0" w:after="0" w:afterAutospacing="0"/>
+              <w:ind w:left="0" w:leftChars="0" w:right="0" w:rightChars="0"/>
+              <w:jc w:val="left"/>
+              <w:textAlignment w:val="top"/>
+              <w:rPr>
+                <w:rFonts w:hint="default" w:ascii="Segoe UI" w:hAnsi="Segoe UI" w:eastAsia="Segoe UI" w:cs="Segoe UI"/>
+                <w:b w:val="0"/>
+                <w:i w:val="0"/>
+                <w:iCs w:val="0"/>
+                <w:caps w:val="0"/>
+                <w:color w:val="000000"/>
+                <w:spacing w:val="0"/>
+                <w:sz w:val="21"/>
+                <w:szCs w:val="21"/>
+              </w:rPr>
+            </w:pPr>
+            <w:r>
+              <w:rPr>
+                <w:rFonts w:hint="eastAsia" w:ascii="Segoe UI" w:hAnsi="Segoe UI" w:eastAsia="Segoe UI" w:cs="Segoe UI"/>
+                <w:b w:val="0"/>
+                <w:i w:val="0"/>
+                <w:iCs w:val="0"/>
+                <w:caps w:val="0"/>
+                <w:color w:val="000000"/>
+                <w:spacing w:val="0"/>
+                <w:kern w:val="0"/>
+                <w:sz w:val="24"/>
+                <w:szCs w:val="24"/>
+                <w:lang w:val="en-US" w:eastAsia="zh-CN" w:bidi="ar"/>
+              </w:rPr>
+              <w:t>死亡</w:t>
+            </w:r>
+          </w:p>
+        </w:tc>
+        <w:tc>
+          <w:tcPr>
+            <w:tcW w:w="3473" w:type="dxa"/>
+            <w:tcBorders>
+              <w:top w:val="nil"/>
+              <w:bottom w:val="nil"/>
+            </w:tcBorders>
+            <w:shd w:val="clear" w:color="auto" w:fill="FFFFFF"/>
+            <w:tcMar>
+              <w:top w:w="120" w:type="dxa"/>
+              <w:left w:w="168" w:type="dxa"/>
+              <w:bottom w:w="120" w:type="dxa"/>
+              <w:right w:w="168" w:type="dxa"/>
+            </w:tcMar>
+            <w:vAlign w:val="top"/>
+          </w:tcPr>
+          <w:p>
+            <w:pPr>
+              <w:keepNext w:val="0"/>
+              <w:keepLines w:val="0"/>
+              <w:widowControl/>
+              <w:suppressLineNumbers w:val="0"/>
+              <w:spacing w:before="0" w:beforeAutospacing="0" w:after="0" w:afterAutospacing="0"/>
+              <w:ind w:left="0" w:right="0"/>
+              <w:jc w:val="left"/>
+              <w:textAlignment w:val="top"/>
+              <w:rPr>
+                <w:rFonts w:hint="default" w:ascii="Segoe UI" w:hAnsi="Segoe UI" w:eastAsia="Segoe UI" w:cs="Segoe UI"/>
+                <w:b w:val="0"/>
+                <w:i w:val="0"/>
+                <w:iCs w:val="0"/>
+                <w:caps w:val="0"/>
+                <w:color w:val="000000"/>
+                <w:spacing w:val="0"/>
+              </w:rPr>
+            </w:pPr>
+            <w:r>
+              <w:rPr>
+                <w:rFonts w:hint="eastAsia" w:ascii="Segoe UI" w:hAnsi="Segoe UI" w:eastAsia="Segoe UI" w:cs="Segoe UI"/>
+                <w:b w:val="0"/>
+                <w:i w:val="0"/>
+                <w:iCs w:val="0"/>
+                <w:caps w:val="0"/>
+                <w:color w:val="000000"/>
+                <w:spacing w:val="0"/>
+                <w:kern w:val="0"/>
+                <w:sz w:val="24"/>
+                <w:szCs w:val="24"/>
+                <w:lang w:val="en-US" w:eastAsia="zh-CN" w:bidi="ar"/>
+              </w:rPr>
+              <w:t>原地</w:t>
+            </w:r>
+            <w:r>
+              <w:rPr>
+                <w:rFonts w:hint="default" w:ascii="Segoe UI" w:hAnsi="Segoe UI" w:eastAsia="Segoe UI" w:cs="Segoe UI"/>
+                <w:b w:val="0"/>
+                <w:i w:val="0"/>
+                <w:iCs w:val="0"/>
+                <w:caps w:val="0"/>
+                <w:color w:val="000000"/>
+                <w:spacing w:val="0"/>
+                <w:kern w:val="0"/>
+                <w:sz w:val="24"/>
+                <w:szCs w:val="24"/>
+                <w:lang w:val="en-US" w:eastAsia="zh-CN" w:bidi="ar"/>
+              </w:rPr>
+              <w:t>生成丝蛹</w:t>
+            </w:r>
+          </w:p>
+        </w:tc>
+        <w:tc>
+          <w:tcPr>
+            <w:tcW w:w="2022" w:type="dxa"/>
+            <w:tcBorders>
+              <w:top w:val="nil"/>
+              <w:bottom w:val="nil"/>
+            </w:tcBorders>
+            <w:shd w:val="clear" w:color="auto" w:fill="FFFFFF"/>
+            <w:tcMar>
+              <w:top w:w="120" w:type="dxa"/>
+              <w:left w:w="168" w:type="dxa"/>
+              <w:bottom w:w="120" w:type="dxa"/>
+              <w:right w:w="168" w:type="dxa"/>
+            </w:tcMar>
+            <w:vAlign w:val="top"/>
+          </w:tcPr>
+          <w:p>
+            <w:pPr>
+              <w:keepNext w:val="0"/>
+              <w:keepLines w:val="0"/>
+              <w:widowControl/>
+              <w:suppressLineNumbers w:val="0"/>
+              <w:spacing w:before="0" w:beforeAutospacing="0" w:after="0" w:afterAutospacing="0"/>
+              <w:ind w:left="0" w:right="0"/>
+              <w:jc w:val="left"/>
+              <w:textAlignment w:val="top"/>
+              <w:rPr>
+                <w:rFonts w:hint="default" w:ascii="Segoe UI" w:hAnsi="Segoe UI" w:eastAsia="宋体" w:cs="Segoe UI"/>
+                <w:b w:val="0"/>
+                <w:i w:val="0"/>
+                <w:iCs w:val="0"/>
+                <w:caps w:val="0"/>
+                <w:color w:val="000000"/>
+                <w:spacing w:val="0"/>
+                <w:lang w:val="en-US" w:eastAsia="zh-CN"/>
+              </w:rPr>
+            </w:pPr>
+            <w:r>
+              <w:rPr>
+                <w:rFonts w:hint="eastAsia" w:ascii="Segoe UI" w:hAnsi="Segoe UI" w:cs="Segoe UI"/>
+                <w:b w:val="0"/>
+                <w:i w:val="0"/>
+                <w:iCs w:val="0"/>
+                <w:color w:val="000000"/>
+                <w:spacing w:val="0"/>
+                <w:lang w:val="en-US" w:eastAsia="zh-CN"/>
+              </w:rPr>
+              <w:t>Hp&lt;0</w:t>
+            </w:r>
+          </w:p>
+        </w:tc>
+        <w:tc>
+          <w:tcPr>
+            <w:tcW w:w="1687" w:type="dxa"/>
+            <w:tcBorders>
+              <w:top w:val="nil"/>
+              <w:bottom w:val="nil"/>
+            </w:tcBorders>
+            <w:shd w:val="clear" w:color="auto" w:fill="FFFFFF"/>
+            <w:tcMar>
+              <w:top w:w="120" w:type="dxa"/>
+              <w:left w:w="168" w:type="dxa"/>
+              <w:bottom w:w="120" w:type="dxa"/>
+              <w:right w:w="168" w:type="dxa"/>
+            </w:tcMar>
+            <w:vAlign w:val="top"/>
+          </w:tcPr>
+          <w:p>
+            <w:pPr>
+              <w:keepNext w:val="0"/>
+              <w:keepLines w:val="0"/>
+              <w:widowControl/>
+              <w:suppressLineNumbers w:val="0"/>
+              <w:spacing w:before="0" w:beforeAutospacing="0" w:after="0" w:afterAutospacing="0"/>
+              <w:ind w:left="0" w:leftChars="0" w:right="0" w:rightChars="0"/>
+              <w:jc w:val="left"/>
+              <w:textAlignment w:val="top"/>
+              <w:rPr>
+                <w:rFonts w:hint="default" w:ascii="Segoe UI" w:hAnsi="Segoe UI" w:eastAsia="宋体" w:cs="Segoe UI"/>
+                <w:b w:val="0"/>
+                <w:i w:val="0"/>
+                <w:iCs w:val="0"/>
+                <w:caps w:val="0"/>
+                <w:color w:val="000000"/>
+                <w:spacing w:val="0"/>
+                <w:sz w:val="21"/>
+                <w:szCs w:val="21"/>
+                <w:lang w:val="en-US" w:eastAsia="zh-CN"/>
+              </w:rPr>
+            </w:pPr>
+            <w:r>
+              <w:rPr>
+                <w:rFonts w:hint="eastAsia" w:ascii="Segoe UI" w:hAnsi="Segoe UI" w:cs="Segoe UI"/>
+                <w:b w:val="0"/>
+                <w:i w:val="0"/>
+                <w:iCs w:val="0"/>
+                <w:caps w:val="0"/>
+                <w:color w:val="000000"/>
+                <w:spacing w:val="0"/>
+                <w:sz w:val="21"/>
+                <w:szCs w:val="21"/>
+                <w:lang w:val="en-US" w:eastAsia="zh-CN"/>
+              </w:rPr>
+              <w:t>任意状态</w:t>
+            </w:r>
+          </w:p>
+        </w:tc>
+      </w:tr>
+      <w:tr>
+        <w:tblPrEx>
+          <w:tblBorders>
+            <w:top w:val="none" w:color="auto" w:sz="0" w:space="0"/>
+            <w:left w:val="none" w:color="auto" w:sz="0" w:space="0"/>
+            <w:bottom w:val="none" w:color="auto" w:sz="0" w:space="0"/>
+            <w:right w:val="none" w:color="auto" w:sz="0" w:space="0"/>
+            <w:insideH w:val="none" w:color="auto" w:sz="0" w:space="0"/>
+            <w:insideV w:val="none" w:color="auto" w:sz="0" w:space="0"/>
+          </w:tblBorders>
+          <w:shd w:val="clear" w:color="auto" w:fill="1A1D23"/>
+          <w:tblCellMar>
+            <w:top w:w="0" w:type="dxa"/>
+            <w:left w:w="0" w:type="dxa"/>
+            <w:bottom w:w="0" w:type="dxa"/>
+            <w:right w:w="0" w:type="dxa"/>
+          </w:tblCellMar>
+        </w:tblPrEx>
+        <w:tc>
+          <w:tcPr>
+            <w:tcW w:w="1920" w:type="dxa"/>
+            <w:tcBorders>
+              <w:top w:val="nil"/>
+              <w:bottom w:val="nil"/>
+            </w:tcBorders>
+            <w:shd w:val="clear" w:color="auto" w:fill="FFFFFF"/>
+            <w:tcMar>
+              <w:top w:w="120" w:type="dxa"/>
+              <w:left w:w="168" w:type="dxa"/>
+              <w:bottom w:w="120" w:type="dxa"/>
+              <w:right w:w="168" w:type="dxa"/>
+            </w:tcMar>
+            <w:vAlign w:val="top"/>
+          </w:tcPr>
+          <w:p>
+            <w:pPr>
+              <w:keepNext w:val="0"/>
+              <w:keepLines w:val="0"/>
+              <w:widowControl/>
+              <w:suppressLineNumbers w:val="0"/>
+              <w:spacing w:before="0" w:beforeAutospacing="0" w:after="0" w:afterAutospacing="0"/>
+              <w:ind w:left="0" w:leftChars="0" w:right="0" w:rightChars="0"/>
+              <w:jc w:val="left"/>
+              <w:textAlignment w:val="top"/>
+              <w:rPr>
+                <w:rFonts w:hint="default" w:ascii="Segoe UI" w:hAnsi="Segoe UI" w:eastAsia="Segoe UI" w:cs="Segoe UI"/>
+                <w:b w:val="0"/>
+                <w:i w:val="0"/>
+                <w:iCs w:val="0"/>
+                <w:caps w:val="0"/>
+                <w:color w:val="000000"/>
+                <w:spacing w:val="0"/>
+                <w:kern w:val="0"/>
+                <w:sz w:val="24"/>
+                <w:szCs w:val="24"/>
+                <w:lang w:val="en-US" w:eastAsia="zh-CN" w:bidi="ar"/>
+              </w:rPr>
+            </w:pPr>
+            <w:r>
+              <w:rPr>
+                <w:rFonts w:hint="eastAsia" w:ascii="Segoe UI" w:hAnsi="Segoe UI" w:eastAsia="Segoe UI" w:cs="Segoe UI"/>
+                <w:b w:val="0"/>
+                <w:i w:val="0"/>
+                <w:iCs w:val="0"/>
+                <w:caps w:val="0"/>
+                <w:color w:val="000000"/>
+                <w:spacing w:val="0"/>
+                <w:kern w:val="0"/>
+                <w:sz w:val="24"/>
+                <w:szCs w:val="24"/>
+                <w:lang w:val="en-US" w:eastAsia="zh-CN" w:bidi="ar"/>
+              </w:rPr>
+              <w:t>灵丝技能</w:t>
+            </w:r>
+          </w:p>
+        </w:tc>
+        <w:tc>
+          <w:tcPr>
+            <w:tcW w:w="3473" w:type="dxa"/>
+            <w:tcBorders>
+              <w:top w:val="nil"/>
+              <w:bottom w:val="nil"/>
+            </w:tcBorders>
+            <w:shd w:val="clear" w:color="auto" w:fill="FFFFFF"/>
+            <w:tcMar>
+              <w:top w:w="120" w:type="dxa"/>
+              <w:left w:w="168" w:type="dxa"/>
+              <w:bottom w:w="120" w:type="dxa"/>
+              <w:right w:w="168" w:type="dxa"/>
+            </w:tcMar>
+            <w:vAlign w:val="top"/>
+          </w:tcPr>
+          <w:p>
+            <w:pPr>
+              <w:keepNext w:val="0"/>
+              <w:keepLines w:val="0"/>
+              <w:widowControl/>
+              <w:suppressLineNumbers w:val="0"/>
+              <w:spacing w:before="0" w:beforeAutospacing="0" w:after="0" w:afterAutospacing="0"/>
+              <w:ind w:left="0" w:right="0"/>
+              <w:jc w:val="left"/>
+              <w:textAlignment w:val="top"/>
+              <w:rPr>
+                <w:rFonts w:hint="default" w:ascii="Segoe UI" w:hAnsi="Segoe UI" w:eastAsia="Segoe UI" w:cs="Segoe UI"/>
+                <w:b w:val="0"/>
+                <w:i w:val="0"/>
+                <w:iCs w:val="0"/>
+                <w:caps w:val="0"/>
+                <w:color w:val="000000"/>
+                <w:spacing w:val="0"/>
+                <w:kern w:val="0"/>
+                <w:sz w:val="24"/>
+                <w:szCs w:val="24"/>
+                <w:lang w:val="en-US" w:eastAsia="zh-CN" w:bidi="ar"/>
+              </w:rPr>
+            </w:pPr>
+            <w:r>
+              <w:rPr>
+                <w:rFonts w:hint="eastAsia" w:ascii="Segoe UI" w:hAnsi="Segoe UI" w:eastAsia="Segoe UI" w:cs="Segoe UI"/>
+                <w:b w:val="0"/>
+                <w:i w:val="0"/>
+                <w:iCs w:val="0"/>
+                <w:caps w:val="0"/>
+                <w:color w:val="000000"/>
+                <w:spacing w:val="0"/>
+                <w:kern w:val="0"/>
+                <w:sz w:val="24"/>
+                <w:szCs w:val="24"/>
+                <w:lang w:val="en-US" w:eastAsia="zh-CN" w:bidi="ar"/>
+              </w:rPr>
+              <w:t>播放对应技能动画</w:t>
+            </w:r>
+          </w:p>
+        </w:tc>
+        <w:tc>
+          <w:tcPr>
+            <w:tcW w:w="2022" w:type="dxa"/>
+            <w:tcBorders>
+              <w:top w:val="nil"/>
+              <w:bottom w:val="nil"/>
+            </w:tcBorders>
+            <w:shd w:val="clear" w:color="auto" w:fill="FFFFFF"/>
+            <w:tcMar>
+              <w:top w:w="120" w:type="dxa"/>
+              <w:left w:w="168" w:type="dxa"/>
+              <w:bottom w:w="120" w:type="dxa"/>
+              <w:right w:w="168" w:type="dxa"/>
+            </w:tcMar>
+            <w:vAlign w:val="top"/>
+          </w:tcPr>
+          <w:p>
+            <w:pPr>
+              <w:keepNext w:val="0"/>
+              <w:keepLines w:val="0"/>
+              <w:widowControl/>
+              <w:suppressLineNumbers w:val="0"/>
+              <w:spacing w:before="0" w:beforeAutospacing="0" w:after="0" w:afterAutospacing="0"/>
+              <w:ind w:left="0" w:right="0"/>
+              <w:jc w:val="left"/>
+              <w:textAlignment w:val="top"/>
+              <w:rPr>
+                <w:rFonts w:hint="default" w:ascii="Segoe UI" w:hAnsi="Segoe UI" w:eastAsia="Segoe UI" w:cs="Segoe UI"/>
+                <w:b w:val="0"/>
+                <w:i w:val="0"/>
+                <w:iCs w:val="0"/>
+                <w:caps w:val="0"/>
+                <w:color w:val="000000"/>
+                <w:spacing w:val="0"/>
+              </w:rPr>
+            </w:pPr>
+            <w:r>
+              <w:rPr>
+                <w:rFonts w:hint="eastAsia" w:ascii="Segoe UI" w:hAnsi="Segoe UI" w:cs="Segoe UI"/>
+                <w:b w:val="0"/>
+                <w:i w:val="0"/>
+                <w:iCs w:val="0"/>
+                <w:caps w:val="0"/>
+                <w:color w:val="000000"/>
+                <w:spacing w:val="0"/>
+                <w:lang w:val="en-US" w:eastAsia="zh-CN"/>
+              </w:rPr>
+              <w:t>按下对应键</w:t>
+            </w:r>
+          </w:p>
+        </w:tc>
+        <w:tc>
+          <w:tcPr>
+            <w:tcW w:w="1687" w:type="dxa"/>
+            <w:tcBorders>
+              <w:top w:val="nil"/>
+              <w:bottom w:val="nil"/>
+            </w:tcBorders>
+            <w:shd w:val="clear" w:color="auto" w:fill="FFFFFF"/>
+            <w:tcMar>
+              <w:top w:w="120" w:type="dxa"/>
+              <w:left w:w="168" w:type="dxa"/>
+              <w:bottom w:w="120" w:type="dxa"/>
+              <w:right w:w="168" w:type="dxa"/>
+            </w:tcMar>
+            <w:vAlign w:val="top"/>
+          </w:tcPr>
+          <w:p>
+            <w:pPr>
+              <w:keepNext w:val="0"/>
+              <w:keepLines w:val="0"/>
+              <w:widowControl/>
+              <w:suppressLineNumbers w:val="0"/>
+              <w:spacing w:before="0" w:beforeAutospacing="0" w:after="0" w:afterAutospacing="0"/>
+              <w:ind w:left="0" w:leftChars="0" w:right="0" w:rightChars="0"/>
+              <w:jc w:val="left"/>
+              <w:textAlignment w:val="top"/>
+              <w:rPr>
+                <w:rFonts w:hint="eastAsia" w:ascii="Segoe UI" w:hAnsi="Segoe UI" w:cs="Segoe UI"/>
+                <w:b w:val="0"/>
+                <w:i w:val="0"/>
+                <w:iCs w:val="0"/>
+                <w:caps w:val="0"/>
+                <w:color w:val="000000"/>
+                <w:spacing w:val="0"/>
+                <w:sz w:val="21"/>
+                <w:szCs w:val="21"/>
+                <w:lang w:val="en-US" w:eastAsia="zh-CN"/>
               </w:rPr>
             </w:pPr>
             <w:r>
@@ -4045,9 +6596,7 @@
             <w:tcW w:w="1920" w:type="dxa"/>
             <w:tcBorders>
               <w:top w:val="nil"/>
-              <w:left w:val="nil"/>
               <w:bottom w:val="nil"/>
-              <w:right w:val="nil"/>
             </w:tcBorders>
             <w:shd w:val="clear" w:color="auto" w:fill="FFFFFF"/>
             <w:tcMar>
@@ -4076,25 +6625,27 @@
                 <w:caps w:val="0"/>
                 <w:color w:val="000000"/>
                 <w:spacing w:val="0"/>
-                <w:sz w:val="21"/>
-                <w:szCs w:val="21"/>
-              </w:rPr>
-            </w:pPr>
-            <w:r>
-              <w:rPr>
-                <w:rFonts w:hint="default" w:ascii="Segoe UI" w:hAnsi="Segoe UI" w:eastAsia="Segoe UI" w:cs="Segoe UI"/>
-                <w:b w:val="0"/>
-                <w:i w:val="0"/>
-                <w:iCs w:val="0"/>
-                <w:caps w:val="0"/>
-                <w:color w:val="000000"/>
-                <w:spacing w:val="0"/>
                 <w:kern w:val="0"/>
                 <w:sz w:val="24"/>
                 <w:szCs w:val="24"/>
                 <w:lang w:val="en-US" w:eastAsia="zh-CN" w:bidi="ar"/>
               </w:rPr>
-              <w:t>下劈</w:t>
+            </w:pPr>
+            <w:r>
+              <w:rPr>
+                <w:rFonts w:hint="eastAsia" w:ascii="Segoe UI" w:hAnsi="Segoe UI" w:eastAsia="Segoe UI" w:cs="Segoe UI"/>
+                <w:b w:val="0"/>
+                <w:i w:val="0"/>
+                <w:iCs w:val="0"/>
+                <w:caps w:val="0"/>
+                <w:color w:val="000000"/>
+                <w:spacing w:val="0"/>
+                <w:kern w:val="0"/>
+                <w:sz w:val="24"/>
+                <w:szCs w:val="24"/>
+                <w:lang w:val="en-US" w:eastAsia="zh-CN" w:bidi="ar"/>
+              </w:rPr>
+              <w:t>飞针</w:t>
             </w:r>
           </w:p>
         </w:tc>
@@ -4103,9 +6654,7 @@
             <w:tcW w:w="3473" w:type="dxa"/>
             <w:tcBorders>
               <w:top w:val="nil"/>
-              <w:left w:val="nil"/>
               <w:bottom w:val="nil"/>
-              <w:right w:val="nil"/>
             </w:tcBorders>
             <w:shd w:val="clear" w:color="auto" w:fill="FFFFFF"/>
             <w:tcMar>
@@ -4134,26 +6683,12 @@
                 <w:caps w:val="0"/>
                 <w:color w:val="000000"/>
                 <w:spacing w:val="0"/>
-                <w:lang w:val="en-US"/>
-              </w:rPr>
-            </w:pPr>
-            <w:r>
-              <w:rPr>
-                <w:rFonts w:hint="default" w:ascii="Segoe UI" w:hAnsi="Segoe UI" w:eastAsia="Segoe UI" w:cs="Segoe UI"/>
-                <w:b w:val="0"/>
-                <w:i w:val="0"/>
-                <w:iCs w:val="0"/>
-                <w:caps w:val="0"/>
-                <w:color w:val="000000"/>
-                <w:spacing w:val="0"/>
                 <w:kern w:val="0"/>
                 <w:sz w:val="24"/>
                 <w:szCs w:val="24"/>
-                <w:bdr w:val="none" w:color="auto" w:sz="0" w:space="0"/>
                 <w:lang w:val="en-US" w:eastAsia="zh-CN" w:bidi="ar"/>
               </w:rPr>
-              <w:t>下劈，命中弹起</w:t>
-            </w:r>
+            </w:pPr>
             <w:r>
               <w:rPr>
                 <w:rFonts w:hint="eastAsia" w:ascii="Segoe UI" w:hAnsi="Segoe UI" w:eastAsia="Segoe UI" w:cs="Segoe UI"/>
@@ -4166,10 +6701,9 @@
                 <w:kern w:val="0"/>
                 <w:sz w:val="24"/>
                 <w:szCs w:val="24"/>
-                <w:bdr w:val="none" w:color="auto" w:sz="0" w:space="0"/>
                 <w:lang w:val="en-US" w:eastAsia="zh-CN" w:bidi="ar"/>
               </w:rPr>
-              <w:t>，进行命中检测</w:t>
+              <w:t>播放飞针动画</w:t>
             </w:r>
           </w:p>
         </w:tc>
@@ -4178,9 +6712,7 @@
             <w:tcW w:w="2022" w:type="dxa"/>
             <w:tcBorders>
               <w:top w:val="nil"/>
-              <w:left w:val="nil"/>
               <w:bottom w:val="nil"/>
-              <w:right w:val="nil"/>
             </w:tcBorders>
             <w:shd w:val="clear" w:color="auto" w:fill="FFFFFF"/>
             <w:tcMar>
@@ -4231,9 +6763,7 @@
             <w:tcW w:w="1687" w:type="dxa"/>
             <w:tcBorders>
               <w:top w:val="nil"/>
-              <w:left w:val="nil"/>
               <w:bottom w:val="nil"/>
-              <w:right w:val="nil"/>
             </w:tcBorders>
             <w:shd w:val="clear" w:color="auto" w:fill="FFFFFF"/>
             <w:tcMar>
@@ -4255,7 +6785,7 @@
               <w:jc w:val="left"/>
               <w:textAlignment w:val="top"/>
               <w:rPr>
-                <w:rFonts w:hint="default" w:ascii="Segoe UI" w:hAnsi="Segoe UI" w:eastAsia="Segoe UI" w:cs="Segoe UI"/>
+                <w:rFonts w:hint="eastAsia" w:ascii="Segoe UI" w:hAnsi="Segoe UI" w:cs="Segoe UI"/>
                 <w:b w:val="0"/>
                 <w:i w:val="0"/>
                 <w:iCs w:val="0"/>
@@ -4264,6 +6794,7 @@
                 <w:spacing w:val="0"/>
                 <w:sz w:val="21"/>
                 <w:szCs w:val="21"/>
+                <w:lang w:val="en-US" w:eastAsia="zh-CN"/>
               </w:rPr>
             </w:pPr>
             <w:r>
@@ -4295,6 +6826,7 @@
             <w:insideH w:val="none" w:color="auto" w:sz="0" w:space="0"/>
             <w:insideV w:val="none" w:color="auto" w:sz="0" w:space="0"/>
           </w:tblBorders>
+          <w:shd w:val="clear" w:color="auto" w:fill="1A1D23"/>
           <w:tblCellMar>
             <w:top w:w="0" w:type="dxa"/>
             <w:left w:w="0" w:type="dxa"/>
@@ -4307,9 +6839,7 @@
             <w:tcW w:w="1920" w:type="dxa"/>
             <w:tcBorders>
               <w:top w:val="nil"/>
-              <w:left w:val="nil"/>
               <w:bottom w:val="nil"/>
-              <w:right w:val="nil"/>
             </w:tcBorders>
             <w:shd w:val="clear" w:color="auto" w:fill="FFFFFF"/>
             <w:tcMar>
@@ -4338,25 +6868,27 @@
                 <w:caps w:val="0"/>
                 <w:color w:val="000000"/>
                 <w:spacing w:val="0"/>
-                <w:sz w:val="21"/>
-                <w:szCs w:val="21"/>
-              </w:rPr>
-            </w:pPr>
-            <w:r>
-              <w:rPr>
-                <w:rFonts w:hint="default" w:ascii="Segoe UI" w:hAnsi="Segoe UI" w:eastAsia="Segoe UI" w:cs="Segoe UI"/>
-                <w:b w:val="0"/>
-                <w:i w:val="0"/>
-                <w:iCs w:val="0"/>
-                <w:caps w:val="0"/>
-                <w:color w:val="000000"/>
-                <w:spacing w:val="0"/>
                 <w:kern w:val="0"/>
                 <w:sz w:val="24"/>
                 <w:szCs w:val="24"/>
                 <w:lang w:val="en-US" w:eastAsia="zh-CN" w:bidi="ar"/>
               </w:rPr>
-              <w:t>上劈</w:t>
+            </w:pPr>
+            <w:r>
+              <w:rPr>
+                <w:rFonts w:hint="eastAsia" w:ascii="Segoe UI" w:hAnsi="Segoe UI" w:eastAsia="Segoe UI" w:cs="Segoe UI"/>
+                <w:b w:val="0"/>
+                <w:i w:val="0"/>
+                <w:iCs w:val="0"/>
+                <w:caps w:val="0"/>
+                <w:color w:val="000000"/>
+                <w:spacing w:val="0"/>
+                <w:kern w:val="0"/>
+                <w:sz w:val="24"/>
+                <w:szCs w:val="24"/>
+                <w:lang w:val="en-US" w:eastAsia="zh-CN" w:bidi="ar"/>
+              </w:rPr>
+              <w:t>使用工具</w:t>
             </w:r>
           </w:p>
         </w:tc>
@@ -4365,9 +6897,7 @@
             <w:tcW w:w="3473" w:type="dxa"/>
             <w:tcBorders>
               <w:top w:val="nil"/>
-              <w:left w:val="nil"/>
               <w:bottom w:val="nil"/>
-              <w:right w:val="nil"/>
             </w:tcBorders>
             <w:shd w:val="clear" w:color="auto" w:fill="FFFFFF"/>
             <w:tcMar>
@@ -4389,18 +6919,7 @@
               <w:jc w:val="left"/>
               <w:textAlignment w:val="top"/>
               <w:rPr>
-                <w:rFonts w:hint="default" w:ascii="Segoe UI" w:hAnsi="Segoe UI" w:eastAsia="Segoe UI" w:cs="Segoe UI"/>
-                <w:b w:val="0"/>
-                <w:i w:val="0"/>
-                <w:iCs w:val="0"/>
-                <w:caps w:val="0"/>
-                <w:color w:val="000000"/>
-                <w:spacing w:val="0"/>
-              </w:rPr>
-            </w:pPr>
-            <w:r>
-              <w:rPr>
-                <w:rFonts w:hint="default" w:ascii="Segoe UI" w:hAnsi="Segoe UI" w:eastAsia="Segoe UI" w:cs="Segoe UI"/>
+                <w:rFonts w:hint="eastAsia" w:ascii="Segoe UI" w:hAnsi="Segoe UI" w:eastAsia="Segoe UI" w:cs="Segoe UI"/>
                 <w:b w:val="0"/>
                 <w:i w:val="0"/>
                 <w:iCs w:val="0"/>
@@ -4410,2521 +6929,6 @@
                 <w:kern w:val="0"/>
                 <w:sz w:val="24"/>
                 <w:szCs w:val="24"/>
-                <w:bdr w:val="none" w:color="auto" w:sz="0" w:space="0"/>
-                <w:lang w:val="en-US" w:eastAsia="zh-CN" w:bidi="ar"/>
-              </w:rPr>
-              <w:t>上劈，可穿薄地板</w:t>
-            </w:r>
-            <w:r>
-              <w:rPr>
-                <w:rFonts w:hint="eastAsia" w:ascii="Segoe UI" w:hAnsi="Segoe UI" w:eastAsia="Segoe UI" w:cs="Segoe UI"/>
-                <w:b w:val="0"/>
-                <w:i w:val="0"/>
-                <w:iCs w:val="0"/>
-                <w:caps w:val="0"/>
-                <w:color w:val="000000"/>
-                <w:spacing w:val="0"/>
-                <w:kern w:val="0"/>
-                <w:sz w:val="24"/>
-                <w:szCs w:val="24"/>
-                <w:bdr w:val="none" w:color="auto" w:sz="0" w:space="0"/>
-                <w:lang w:val="en-US" w:eastAsia="zh-CN" w:bidi="ar"/>
-              </w:rPr>
-              <w:t>，</w:t>
-            </w:r>
-            <w:r>
-              <w:rPr>
-                <w:rFonts w:hint="eastAsia" w:ascii="Segoe UI" w:hAnsi="Segoe UI" w:eastAsia="Segoe UI" w:cs="Segoe UI"/>
-                <w:b w:val="0"/>
-                <w:i w:val="0"/>
-                <w:iCs w:val="0"/>
-                <w:caps w:val="0"/>
-                <w:color w:val="000000"/>
-                <w:spacing w:val="0"/>
-                <w:kern w:val="0"/>
-                <w:sz w:val="24"/>
-                <w:szCs w:val="24"/>
-                <w:lang w:val="en-US" w:eastAsia="zh-CN" w:bidi="ar"/>
-              </w:rPr>
-              <w:t>进行命中检测</w:t>
-            </w:r>
-          </w:p>
-        </w:tc>
-        <w:tc>
-          <w:tcPr>
-            <w:tcW w:w="2022" w:type="dxa"/>
-            <w:tcBorders>
-              <w:top w:val="nil"/>
-              <w:left w:val="nil"/>
-              <w:bottom w:val="nil"/>
-              <w:right w:val="nil"/>
-            </w:tcBorders>
-            <w:shd w:val="clear" w:color="auto" w:fill="FFFFFF"/>
-            <w:tcMar>
-              <w:top w:w="120" w:type="dxa"/>
-              <w:left w:w="168" w:type="dxa"/>
-              <w:bottom w:w="120" w:type="dxa"/>
-              <w:right w:w="168" w:type="dxa"/>
-            </w:tcMar>
-            <w:vAlign w:val="top"/>
-          </w:tcPr>
-          <w:p>
-            <w:pPr>
-              <w:keepNext w:val="0"/>
-              <w:keepLines w:val="0"/>
-              <w:widowControl/>
-              <w:suppressLineNumbers w:val="0"/>
-              <w:spacing w:before="0" w:beforeAutospacing="0" w:after="0" w:afterAutospacing="0"/>
-              <w:ind w:left="0" w:right="0"/>
-              <w:jc w:val="left"/>
-              <w:textAlignment w:val="top"/>
-              <w:rPr>
-                <w:rFonts w:hint="default" w:ascii="Segoe UI" w:hAnsi="Segoe UI" w:eastAsia="Segoe UI" w:cs="Segoe UI"/>
-                <w:b w:val="0"/>
-                <w:i w:val="0"/>
-                <w:iCs w:val="0"/>
-                <w:caps w:val="0"/>
-                <w:color w:val="000000"/>
-                <w:spacing w:val="0"/>
-              </w:rPr>
-            </w:pPr>
-            <w:r>
-              <w:rPr>
-                <w:rFonts w:hint="eastAsia" w:ascii="Segoe UI" w:hAnsi="Segoe UI" w:cs="Segoe UI"/>
-                <w:b w:val="0"/>
-                <w:i w:val="0"/>
-                <w:iCs w:val="0"/>
-                <w:caps w:val="0"/>
-                <w:color w:val="000000"/>
-                <w:spacing w:val="0"/>
-                <w:lang w:val="en-US" w:eastAsia="zh-CN"/>
-              </w:rPr>
-              <w:t>按下对应键</w:t>
-            </w:r>
-          </w:p>
-        </w:tc>
-        <w:tc>
-          <w:tcPr>
-            <w:tcW w:w="1687" w:type="dxa"/>
-            <w:tcBorders>
-              <w:top w:val="nil"/>
-              <w:left w:val="nil"/>
-              <w:bottom w:val="nil"/>
-              <w:right w:val="nil"/>
-            </w:tcBorders>
-            <w:shd w:val="clear" w:color="auto" w:fill="FFFFFF"/>
-            <w:tcMar>
-              <w:top w:w="120" w:type="dxa"/>
-              <w:left w:w="168" w:type="dxa"/>
-              <w:bottom w:w="120" w:type="dxa"/>
-              <w:right w:w="168" w:type="dxa"/>
-            </w:tcMar>
-            <w:vAlign w:val="top"/>
-          </w:tcPr>
-          <w:p>
-            <w:pPr>
-              <w:keepNext w:val="0"/>
-              <w:keepLines w:val="0"/>
-              <w:widowControl/>
-              <w:suppressLineNumbers w:val="0"/>
-              <w:spacing w:before="0" w:beforeAutospacing="0" w:after="0" w:afterAutospacing="0"/>
-              <w:ind w:left="0" w:leftChars="0" w:right="0" w:rightChars="0"/>
-              <w:jc w:val="left"/>
-              <w:textAlignment w:val="top"/>
-              <w:rPr>
-                <w:rFonts w:hint="default" w:ascii="Segoe UI" w:hAnsi="Segoe UI" w:eastAsia="Segoe UI" w:cs="Segoe UI"/>
-                <w:b w:val="0"/>
-                <w:i w:val="0"/>
-                <w:iCs w:val="0"/>
-                <w:caps w:val="0"/>
-                <w:color w:val="000000"/>
-                <w:spacing w:val="0"/>
-                <w:sz w:val="21"/>
-                <w:szCs w:val="21"/>
-              </w:rPr>
-            </w:pPr>
-            <w:r>
-              <w:rPr>
-                <w:rFonts w:hint="eastAsia" w:ascii="Segoe UI" w:hAnsi="Segoe UI" w:eastAsia="Segoe UI" w:cs="Segoe UI"/>
-                <w:b w:val="0"/>
-                <w:i w:val="0"/>
-                <w:iCs w:val="0"/>
-                <w:caps w:val="0"/>
-                <w:color w:val="000000"/>
-                <w:spacing w:val="0"/>
-                <w:kern w:val="0"/>
-                <w:sz w:val="24"/>
-                <w:szCs w:val="24"/>
-                <w:lang w:val="en-US" w:eastAsia="zh-CN" w:bidi="ar"/>
-              </w:rPr>
-              <w:t>地面/空中</w:t>
-            </w:r>
-          </w:p>
-        </w:tc>
-      </w:tr>
-      <w:tr>
-        <w:tblPrEx>
-          <w:tblBorders>
-            <w:top w:val="none" w:color="auto" w:sz="0" w:space="0"/>
-            <w:left w:val="none" w:color="auto" w:sz="0" w:space="0"/>
-            <w:bottom w:val="none" w:color="auto" w:sz="0" w:space="0"/>
-            <w:right w:val="none" w:color="auto" w:sz="0" w:space="0"/>
-            <w:insideH w:val="none" w:color="auto" w:sz="0" w:space="0"/>
-            <w:insideV w:val="none" w:color="auto" w:sz="0" w:space="0"/>
-          </w:tblBorders>
-          <w:tblCellMar>
-            <w:top w:w="0" w:type="dxa"/>
-            <w:left w:w="0" w:type="dxa"/>
-            <w:bottom w:w="0" w:type="dxa"/>
-            <w:right w:w="0" w:type="dxa"/>
-          </w:tblCellMar>
-        </w:tblPrEx>
-        <w:tc>
-          <w:tcPr>
-            <w:tcW w:w="1920" w:type="dxa"/>
-            <w:tcBorders>
-              <w:top w:val="nil"/>
-              <w:left w:val="nil"/>
-              <w:bottom w:val="nil"/>
-              <w:right w:val="nil"/>
-            </w:tcBorders>
-            <w:shd w:val="clear" w:color="auto" w:fill="FFFFFF"/>
-            <w:tcMar>
-              <w:top w:w="120" w:type="dxa"/>
-              <w:left w:w="168" w:type="dxa"/>
-              <w:bottom w:w="120" w:type="dxa"/>
-              <w:right w:w="168" w:type="dxa"/>
-            </w:tcMar>
-            <w:vAlign w:val="top"/>
-          </w:tcPr>
-          <w:p>
-            <w:pPr>
-              <w:keepNext w:val="0"/>
-              <w:keepLines w:val="0"/>
-              <w:widowControl/>
-              <w:suppressLineNumbers w:val="0"/>
-              <w:spacing w:before="0" w:beforeAutospacing="0" w:after="0" w:afterAutospacing="0"/>
-              <w:ind w:left="0" w:leftChars="0" w:right="0" w:rightChars="0"/>
-              <w:jc w:val="left"/>
-              <w:textAlignment w:val="top"/>
-              <w:rPr>
-                <w:rFonts w:hint="default" w:ascii="Segoe UI" w:hAnsi="Segoe UI" w:eastAsia="Segoe UI" w:cs="Segoe UI"/>
-                <w:b w:val="0"/>
-                <w:i w:val="0"/>
-                <w:iCs w:val="0"/>
-                <w:caps w:val="0"/>
-                <w:color w:val="000000"/>
-                <w:spacing w:val="0"/>
-                <w:kern w:val="0"/>
-                <w:sz w:val="24"/>
-                <w:szCs w:val="24"/>
-                <w:lang w:val="en-US" w:eastAsia="zh-CN" w:bidi="ar"/>
-              </w:rPr>
-            </w:pPr>
-            <w:r>
-              <w:rPr>
-                <w:rFonts w:hint="eastAsia" w:ascii="Segoe UI" w:hAnsi="Segoe UI" w:eastAsia="Segoe UI" w:cs="Segoe UI"/>
-                <w:b w:val="0"/>
-                <w:i w:val="0"/>
-                <w:iCs w:val="0"/>
-                <w:caps w:val="0"/>
-                <w:color w:val="000000"/>
-                <w:spacing w:val="0"/>
-                <w:kern w:val="0"/>
-                <w:sz w:val="24"/>
-                <w:szCs w:val="24"/>
-                <w:lang w:val="en-US" w:eastAsia="zh-CN" w:bidi="ar"/>
-              </w:rPr>
-              <w:t>横劈</w:t>
-            </w:r>
-          </w:p>
-        </w:tc>
-        <w:tc>
-          <w:tcPr>
-            <w:tcW w:w="3473" w:type="dxa"/>
-            <w:tcBorders>
-              <w:top w:val="nil"/>
-              <w:left w:val="nil"/>
-              <w:bottom w:val="nil"/>
-              <w:right w:val="nil"/>
-            </w:tcBorders>
-            <w:shd w:val="clear" w:color="auto" w:fill="FFFFFF"/>
-            <w:tcMar>
-              <w:top w:w="120" w:type="dxa"/>
-              <w:left w:w="168" w:type="dxa"/>
-              <w:bottom w:w="120" w:type="dxa"/>
-              <w:right w:w="168" w:type="dxa"/>
-            </w:tcMar>
-            <w:vAlign w:val="top"/>
-          </w:tcPr>
-          <w:p>
-            <w:pPr>
-              <w:keepNext w:val="0"/>
-              <w:keepLines w:val="0"/>
-              <w:widowControl/>
-              <w:suppressLineNumbers w:val="0"/>
-              <w:spacing w:before="0" w:beforeAutospacing="0" w:after="0" w:afterAutospacing="0"/>
-              <w:ind w:left="0" w:right="0"/>
-              <w:jc w:val="left"/>
-              <w:textAlignment w:val="top"/>
-              <w:rPr>
-                <w:rFonts w:hint="default" w:ascii="Segoe UI" w:hAnsi="Segoe UI" w:eastAsia="Segoe UI" w:cs="Segoe UI"/>
-                <w:b w:val="0"/>
-                <w:i w:val="0"/>
-                <w:iCs w:val="0"/>
-                <w:caps w:val="0"/>
-                <w:color w:val="000000"/>
-                <w:spacing w:val="0"/>
-                <w:kern w:val="0"/>
-                <w:sz w:val="24"/>
-                <w:szCs w:val="24"/>
-                <w:bdr w:val="none" w:color="auto" w:sz="0" w:space="0"/>
-                <w:lang w:val="en-US" w:eastAsia="zh-CN" w:bidi="ar"/>
-              </w:rPr>
-            </w:pPr>
-            <w:r>
-              <w:rPr>
-                <w:rFonts w:hint="eastAsia" w:ascii="Segoe UI" w:hAnsi="Segoe UI" w:eastAsia="Segoe UI" w:cs="Segoe UI"/>
-                <w:b w:val="0"/>
-                <w:i w:val="0"/>
-                <w:iCs w:val="0"/>
-                <w:caps w:val="0"/>
-                <w:color w:val="000000"/>
-                <w:spacing w:val="0"/>
-                <w:kern w:val="0"/>
-                <w:sz w:val="24"/>
-                <w:szCs w:val="24"/>
-                <w:bdr w:val="none" w:color="auto" w:sz="0" w:space="0"/>
-                <w:lang w:val="en-US" w:eastAsia="zh-CN" w:bidi="ar"/>
-              </w:rPr>
-              <w:t>播放横劈动画，</w:t>
-            </w:r>
-            <w:r>
-              <w:rPr>
-                <w:rFonts w:hint="eastAsia" w:ascii="Segoe UI" w:hAnsi="Segoe UI" w:eastAsia="Segoe UI" w:cs="Segoe UI"/>
-                <w:b w:val="0"/>
-                <w:i w:val="0"/>
-                <w:iCs w:val="0"/>
-                <w:caps w:val="0"/>
-                <w:color w:val="000000"/>
-                <w:spacing w:val="0"/>
-                <w:kern w:val="0"/>
-                <w:sz w:val="24"/>
-                <w:szCs w:val="24"/>
-                <w:lang w:val="en-US" w:eastAsia="zh-CN" w:bidi="ar"/>
-              </w:rPr>
-              <w:t>进行命中检测</w:t>
-            </w:r>
-          </w:p>
-        </w:tc>
-        <w:tc>
-          <w:tcPr>
-            <w:tcW w:w="2022" w:type="dxa"/>
-            <w:tcBorders>
-              <w:top w:val="nil"/>
-              <w:left w:val="nil"/>
-              <w:bottom w:val="nil"/>
-              <w:right w:val="nil"/>
-            </w:tcBorders>
-            <w:shd w:val="clear" w:color="auto" w:fill="FFFFFF"/>
-            <w:tcMar>
-              <w:top w:w="120" w:type="dxa"/>
-              <w:left w:w="168" w:type="dxa"/>
-              <w:bottom w:w="120" w:type="dxa"/>
-              <w:right w:w="168" w:type="dxa"/>
-            </w:tcMar>
-            <w:vAlign w:val="top"/>
-          </w:tcPr>
-          <w:p>
-            <w:pPr>
-              <w:keepNext w:val="0"/>
-              <w:keepLines w:val="0"/>
-              <w:widowControl/>
-              <w:suppressLineNumbers w:val="0"/>
-              <w:spacing w:before="0" w:beforeAutospacing="0" w:after="0" w:afterAutospacing="0"/>
-              <w:ind w:left="0" w:right="0"/>
-              <w:jc w:val="left"/>
-              <w:textAlignment w:val="top"/>
-              <w:rPr>
-                <w:rFonts w:hint="default" w:ascii="Segoe UI" w:hAnsi="Segoe UI" w:eastAsia="Segoe UI" w:cs="Segoe UI"/>
-                <w:b w:val="0"/>
-                <w:i w:val="0"/>
-                <w:iCs w:val="0"/>
-                <w:caps w:val="0"/>
-                <w:color w:val="000000"/>
-                <w:spacing w:val="0"/>
-              </w:rPr>
-            </w:pPr>
-            <w:r>
-              <w:rPr>
-                <w:rFonts w:hint="eastAsia" w:ascii="Segoe UI" w:hAnsi="Segoe UI" w:cs="Segoe UI"/>
-                <w:b w:val="0"/>
-                <w:i w:val="0"/>
-                <w:iCs w:val="0"/>
-                <w:caps w:val="0"/>
-                <w:color w:val="000000"/>
-                <w:spacing w:val="0"/>
-                <w:lang w:val="en-US" w:eastAsia="zh-CN"/>
-              </w:rPr>
-              <w:t>按下对应键</w:t>
-            </w:r>
-          </w:p>
-        </w:tc>
-        <w:tc>
-          <w:tcPr>
-            <w:tcW w:w="1687" w:type="dxa"/>
-            <w:tcBorders>
-              <w:top w:val="nil"/>
-              <w:left w:val="nil"/>
-              <w:bottom w:val="nil"/>
-              <w:right w:val="nil"/>
-            </w:tcBorders>
-            <w:shd w:val="clear" w:color="auto" w:fill="FFFFFF"/>
-            <w:tcMar>
-              <w:top w:w="120" w:type="dxa"/>
-              <w:left w:w="168" w:type="dxa"/>
-              <w:bottom w:w="120" w:type="dxa"/>
-              <w:right w:w="168" w:type="dxa"/>
-            </w:tcMar>
-            <w:vAlign w:val="top"/>
-          </w:tcPr>
-          <w:p>
-            <w:pPr>
-              <w:keepNext w:val="0"/>
-              <w:keepLines w:val="0"/>
-              <w:widowControl/>
-              <w:suppressLineNumbers w:val="0"/>
-              <w:spacing w:before="0" w:beforeAutospacing="0" w:after="0" w:afterAutospacing="0"/>
-              <w:ind w:left="0" w:leftChars="0" w:right="0" w:rightChars="0"/>
-              <w:jc w:val="left"/>
-              <w:textAlignment w:val="top"/>
-              <w:rPr>
-                <w:rFonts w:hint="default" w:ascii="Segoe UI" w:hAnsi="Segoe UI" w:eastAsia="Segoe UI" w:cs="Segoe UI"/>
-                <w:b w:val="0"/>
-                <w:i w:val="0"/>
-                <w:iCs w:val="0"/>
-                <w:caps w:val="0"/>
-                <w:color w:val="000000"/>
-                <w:spacing w:val="0"/>
-                <w:kern w:val="0"/>
-                <w:sz w:val="24"/>
-                <w:szCs w:val="24"/>
-                <w:lang w:val="en-US" w:eastAsia="zh-CN" w:bidi="ar"/>
-              </w:rPr>
-            </w:pPr>
-            <w:r>
-              <w:rPr>
-                <w:rFonts w:hint="eastAsia" w:ascii="Segoe UI" w:hAnsi="Segoe UI" w:eastAsia="Segoe UI" w:cs="Segoe UI"/>
-                <w:b w:val="0"/>
-                <w:i w:val="0"/>
-                <w:iCs w:val="0"/>
-                <w:caps w:val="0"/>
-                <w:color w:val="000000"/>
-                <w:spacing w:val="0"/>
-                <w:kern w:val="0"/>
-                <w:sz w:val="24"/>
-                <w:szCs w:val="24"/>
-                <w:lang w:val="en-US" w:eastAsia="zh-CN" w:bidi="ar"/>
-              </w:rPr>
-              <w:t>地面/空中</w:t>
-            </w:r>
-          </w:p>
-        </w:tc>
-      </w:tr>
-      <w:tr>
-        <w:tblPrEx>
-          <w:tblBorders>
-            <w:top w:val="none" w:color="auto" w:sz="0" w:space="0"/>
-            <w:left w:val="none" w:color="auto" w:sz="0" w:space="0"/>
-            <w:bottom w:val="none" w:color="auto" w:sz="0" w:space="0"/>
-            <w:right w:val="none" w:color="auto" w:sz="0" w:space="0"/>
-            <w:insideH w:val="none" w:color="auto" w:sz="0" w:space="0"/>
-            <w:insideV w:val="none" w:color="auto" w:sz="0" w:space="0"/>
-          </w:tblBorders>
-          <w:tblCellMar>
-            <w:top w:w="0" w:type="dxa"/>
-            <w:left w:w="0" w:type="dxa"/>
-            <w:bottom w:w="0" w:type="dxa"/>
-            <w:right w:w="0" w:type="dxa"/>
-          </w:tblCellMar>
-        </w:tblPrEx>
-        <w:tc>
-          <w:tcPr>
-            <w:tcW w:w="1920" w:type="dxa"/>
-            <w:tcBorders>
-              <w:top w:val="nil"/>
-              <w:left w:val="nil"/>
-              <w:bottom w:val="nil"/>
-              <w:right w:val="nil"/>
-            </w:tcBorders>
-            <w:shd w:val="clear" w:color="auto" w:fill="FFFFFF"/>
-            <w:tcMar>
-              <w:top w:w="120" w:type="dxa"/>
-              <w:left w:w="168" w:type="dxa"/>
-              <w:bottom w:w="120" w:type="dxa"/>
-              <w:right w:w="168" w:type="dxa"/>
-            </w:tcMar>
-            <w:vAlign w:val="top"/>
-          </w:tcPr>
-          <w:p>
-            <w:pPr>
-              <w:keepNext w:val="0"/>
-              <w:keepLines w:val="0"/>
-              <w:widowControl/>
-              <w:suppressLineNumbers w:val="0"/>
-              <w:spacing w:before="0" w:beforeAutospacing="0" w:after="0" w:afterAutospacing="0"/>
-              <w:ind w:left="0" w:leftChars="0" w:right="0" w:rightChars="0"/>
-              <w:jc w:val="left"/>
-              <w:textAlignment w:val="top"/>
-              <w:rPr>
-                <w:rFonts w:hint="default" w:ascii="Segoe UI" w:hAnsi="Segoe UI" w:eastAsia="Segoe UI" w:cs="Segoe UI"/>
-                <w:b w:val="0"/>
-                <w:i w:val="0"/>
-                <w:iCs w:val="0"/>
-                <w:caps w:val="0"/>
-                <w:color w:val="000000"/>
-                <w:spacing w:val="0"/>
-                <w:sz w:val="21"/>
-                <w:szCs w:val="21"/>
-              </w:rPr>
-            </w:pPr>
-            <w:r>
-              <w:rPr>
-                <w:rFonts w:hint="default" w:ascii="Segoe UI" w:hAnsi="Segoe UI" w:eastAsia="Segoe UI" w:cs="Segoe UI"/>
-                <w:b w:val="0"/>
-                <w:i w:val="0"/>
-                <w:iCs w:val="0"/>
-                <w:caps w:val="0"/>
-                <w:color w:val="000000"/>
-                <w:spacing w:val="0"/>
-                <w:kern w:val="0"/>
-                <w:sz w:val="24"/>
-                <w:szCs w:val="24"/>
-                <w:lang w:val="en-US" w:eastAsia="zh-CN" w:bidi="ar"/>
-              </w:rPr>
-              <w:t>二段跳</w:t>
-            </w:r>
-          </w:p>
-        </w:tc>
-        <w:tc>
-          <w:tcPr>
-            <w:tcW w:w="3473" w:type="dxa"/>
-            <w:tcBorders>
-              <w:top w:val="nil"/>
-              <w:left w:val="nil"/>
-              <w:bottom w:val="nil"/>
-              <w:right w:val="nil"/>
-            </w:tcBorders>
-            <w:shd w:val="clear" w:color="auto" w:fill="FFFFFF"/>
-            <w:tcMar>
-              <w:top w:w="120" w:type="dxa"/>
-              <w:left w:w="168" w:type="dxa"/>
-              <w:bottom w:w="120" w:type="dxa"/>
-              <w:right w:w="168" w:type="dxa"/>
-            </w:tcMar>
-            <w:vAlign w:val="top"/>
-          </w:tcPr>
-          <w:p>
-            <w:pPr>
-              <w:keepNext w:val="0"/>
-              <w:keepLines w:val="0"/>
-              <w:widowControl/>
-              <w:suppressLineNumbers w:val="0"/>
-              <w:spacing w:before="0" w:beforeAutospacing="0" w:after="0" w:afterAutospacing="0"/>
-              <w:ind w:left="0" w:right="0"/>
-              <w:jc w:val="left"/>
-              <w:textAlignment w:val="top"/>
-              <w:rPr>
-                <w:rFonts w:hint="default" w:ascii="Segoe UI" w:hAnsi="Segoe UI" w:eastAsia="Segoe UI" w:cs="Segoe UI"/>
-                <w:b w:val="0"/>
-                <w:i w:val="0"/>
-                <w:iCs w:val="0"/>
-                <w:caps w:val="0"/>
-                <w:color w:val="000000"/>
-                <w:spacing w:val="0"/>
-                <w:lang w:val="en-US"/>
-              </w:rPr>
-            </w:pPr>
-            <w:r>
-              <w:rPr>
-                <w:rFonts w:hint="eastAsia" w:ascii="Segoe UI" w:hAnsi="Segoe UI" w:eastAsia="Segoe UI" w:cs="Segoe UI"/>
-                <w:b w:val="0"/>
-                <w:i w:val="0"/>
-                <w:iCs w:val="0"/>
-                <w:caps w:val="0"/>
-                <w:color w:val="000000"/>
-                <w:spacing w:val="0"/>
-                <w:kern w:val="0"/>
-                <w:sz w:val="24"/>
-                <w:szCs w:val="24"/>
-                <w:bdr w:val="none" w:color="auto" w:sz="0" w:space="0"/>
-                <w:lang w:val="en-US" w:eastAsia="zh-CN" w:bidi="ar"/>
-              </w:rPr>
-              <w:t>播放</w:t>
-            </w:r>
-            <w:r>
-              <w:rPr>
-                <w:rFonts w:hint="default" w:ascii="Segoe UI" w:hAnsi="Segoe UI" w:eastAsia="Segoe UI" w:cs="Segoe UI"/>
-                <w:b w:val="0"/>
-                <w:i w:val="0"/>
-                <w:iCs w:val="0"/>
-                <w:caps w:val="0"/>
-                <w:color w:val="000000"/>
-                <w:spacing w:val="0"/>
-                <w:kern w:val="0"/>
-                <w:sz w:val="24"/>
-                <w:szCs w:val="24"/>
-                <w:bdr w:val="none" w:color="auto" w:sz="0" w:space="0"/>
-                <w:lang w:val="en-US" w:eastAsia="zh-CN" w:bidi="ar"/>
-              </w:rPr>
-              <w:t>二段跳</w:t>
-            </w:r>
-            <w:r>
-              <w:rPr>
-                <w:rFonts w:hint="eastAsia" w:ascii="Segoe UI" w:hAnsi="Segoe UI" w:eastAsia="Segoe UI" w:cs="Segoe UI"/>
-                <w:b w:val="0"/>
-                <w:i w:val="0"/>
-                <w:iCs w:val="0"/>
-                <w:caps w:val="0"/>
-                <w:color w:val="000000"/>
-                <w:spacing w:val="0"/>
-                <w:kern w:val="0"/>
-                <w:sz w:val="24"/>
-                <w:szCs w:val="24"/>
-                <w:bdr w:val="none" w:color="auto" w:sz="0" w:space="0"/>
-                <w:lang w:val="en-US" w:eastAsia="zh-CN" w:bidi="ar"/>
-              </w:rPr>
-              <w:t>动画</w:t>
-            </w:r>
-          </w:p>
-        </w:tc>
-        <w:tc>
-          <w:tcPr>
-            <w:tcW w:w="2022" w:type="dxa"/>
-            <w:tcBorders>
-              <w:top w:val="nil"/>
-              <w:left w:val="nil"/>
-              <w:bottom w:val="nil"/>
-              <w:right w:val="nil"/>
-            </w:tcBorders>
-            <w:shd w:val="clear" w:color="auto" w:fill="FFFFFF"/>
-            <w:tcMar>
-              <w:top w:w="120" w:type="dxa"/>
-              <w:left w:w="168" w:type="dxa"/>
-              <w:bottom w:w="120" w:type="dxa"/>
-              <w:right w:w="168" w:type="dxa"/>
-            </w:tcMar>
-            <w:vAlign w:val="top"/>
-          </w:tcPr>
-          <w:p>
-            <w:pPr>
-              <w:keepNext w:val="0"/>
-              <w:keepLines w:val="0"/>
-              <w:widowControl/>
-              <w:suppressLineNumbers w:val="0"/>
-              <w:spacing w:before="0" w:beforeAutospacing="0" w:after="0" w:afterAutospacing="0"/>
-              <w:ind w:left="0" w:right="0"/>
-              <w:jc w:val="left"/>
-              <w:textAlignment w:val="top"/>
-              <w:rPr>
-                <w:rFonts w:hint="default" w:ascii="Segoe UI" w:hAnsi="Segoe UI" w:eastAsia="Segoe UI" w:cs="Segoe UI"/>
-                <w:b w:val="0"/>
-                <w:i w:val="0"/>
-                <w:iCs w:val="0"/>
-                <w:caps w:val="0"/>
-                <w:color w:val="000000"/>
-                <w:spacing w:val="0"/>
-              </w:rPr>
-            </w:pPr>
-            <w:r>
-              <w:rPr>
-                <w:rFonts w:hint="eastAsia" w:ascii="Segoe UI" w:hAnsi="Segoe UI" w:cs="Segoe UI"/>
-                <w:b w:val="0"/>
-                <w:i w:val="0"/>
-                <w:iCs w:val="0"/>
-                <w:caps w:val="0"/>
-                <w:color w:val="000000"/>
-                <w:spacing w:val="0"/>
-                <w:lang w:val="en-US" w:eastAsia="zh-CN"/>
-              </w:rPr>
-              <w:t>按下对应键</w:t>
-            </w:r>
-          </w:p>
-        </w:tc>
-        <w:tc>
-          <w:tcPr>
-            <w:tcW w:w="1687" w:type="dxa"/>
-            <w:tcBorders>
-              <w:top w:val="nil"/>
-              <w:left w:val="nil"/>
-              <w:bottom w:val="nil"/>
-              <w:right w:val="nil"/>
-            </w:tcBorders>
-            <w:shd w:val="clear" w:color="auto" w:fill="FFFFFF"/>
-            <w:tcMar>
-              <w:top w:w="120" w:type="dxa"/>
-              <w:left w:w="168" w:type="dxa"/>
-              <w:bottom w:w="120" w:type="dxa"/>
-              <w:right w:w="168" w:type="dxa"/>
-            </w:tcMar>
-            <w:vAlign w:val="top"/>
-          </w:tcPr>
-          <w:p>
-            <w:pPr>
-              <w:keepNext w:val="0"/>
-              <w:keepLines w:val="0"/>
-              <w:widowControl/>
-              <w:suppressLineNumbers w:val="0"/>
-              <w:spacing w:before="0" w:beforeAutospacing="0" w:after="0" w:afterAutospacing="0"/>
-              <w:ind w:left="0" w:leftChars="0" w:right="0" w:rightChars="0"/>
-              <w:jc w:val="left"/>
-              <w:textAlignment w:val="top"/>
-              <w:rPr>
-                <w:rFonts w:hint="default" w:ascii="Segoe UI" w:hAnsi="Segoe UI" w:eastAsia="Segoe UI" w:cs="Segoe UI"/>
-                <w:b w:val="0"/>
-                <w:i w:val="0"/>
-                <w:iCs w:val="0"/>
-                <w:caps w:val="0"/>
-                <w:color w:val="000000"/>
-                <w:spacing w:val="0"/>
-                <w:sz w:val="21"/>
-                <w:szCs w:val="21"/>
-              </w:rPr>
-            </w:pPr>
-            <w:r>
-              <w:rPr>
-                <w:rFonts w:hint="eastAsia" w:ascii="Segoe UI" w:hAnsi="Segoe UI" w:eastAsia="Segoe UI" w:cs="Segoe UI"/>
-                <w:b w:val="0"/>
-                <w:i w:val="0"/>
-                <w:iCs w:val="0"/>
-                <w:caps w:val="0"/>
-                <w:color w:val="000000"/>
-                <w:spacing w:val="0"/>
-                <w:kern w:val="0"/>
-                <w:sz w:val="24"/>
-                <w:szCs w:val="24"/>
-                <w:lang w:val="en-US" w:eastAsia="zh-CN" w:bidi="ar"/>
-              </w:rPr>
-              <w:t>空中</w:t>
-            </w:r>
-          </w:p>
-        </w:tc>
-      </w:tr>
-      <w:tr>
-        <w:tblPrEx>
-          <w:tblBorders>
-            <w:top w:val="none" w:color="auto" w:sz="0" w:space="0"/>
-            <w:left w:val="none" w:color="auto" w:sz="0" w:space="0"/>
-            <w:bottom w:val="none" w:color="auto" w:sz="0" w:space="0"/>
-            <w:right w:val="none" w:color="auto" w:sz="0" w:space="0"/>
-            <w:insideH w:val="none" w:color="auto" w:sz="0" w:space="0"/>
-            <w:insideV w:val="none" w:color="auto" w:sz="0" w:space="0"/>
-          </w:tblBorders>
-          <w:tblCellMar>
-            <w:top w:w="0" w:type="dxa"/>
-            <w:left w:w="0" w:type="dxa"/>
-            <w:bottom w:w="0" w:type="dxa"/>
-            <w:right w:w="0" w:type="dxa"/>
-          </w:tblCellMar>
-        </w:tblPrEx>
-        <w:tc>
-          <w:tcPr>
-            <w:tcW w:w="1920" w:type="dxa"/>
-            <w:tcBorders>
-              <w:top w:val="nil"/>
-              <w:left w:val="nil"/>
-              <w:bottom w:val="nil"/>
-              <w:right w:val="nil"/>
-            </w:tcBorders>
-            <w:shd w:val="clear" w:color="auto" w:fill="FFFFFF"/>
-            <w:tcMar>
-              <w:top w:w="120" w:type="dxa"/>
-              <w:left w:w="168" w:type="dxa"/>
-              <w:bottom w:w="120" w:type="dxa"/>
-              <w:right w:w="168" w:type="dxa"/>
-            </w:tcMar>
-            <w:vAlign w:val="top"/>
-          </w:tcPr>
-          <w:p>
-            <w:pPr>
-              <w:keepNext w:val="0"/>
-              <w:keepLines w:val="0"/>
-              <w:widowControl/>
-              <w:suppressLineNumbers w:val="0"/>
-              <w:spacing w:before="0" w:beforeAutospacing="0" w:after="0" w:afterAutospacing="0"/>
-              <w:ind w:left="0" w:leftChars="0" w:right="0" w:rightChars="0"/>
-              <w:jc w:val="left"/>
-              <w:textAlignment w:val="top"/>
-              <w:rPr>
-                <w:rFonts w:hint="default" w:ascii="Segoe UI" w:hAnsi="Segoe UI" w:eastAsia="Segoe UI" w:cs="Segoe UI"/>
-                <w:b w:val="0"/>
-                <w:i w:val="0"/>
-                <w:iCs w:val="0"/>
-                <w:caps w:val="0"/>
-                <w:color w:val="000000"/>
-                <w:spacing w:val="0"/>
-                <w:sz w:val="21"/>
-                <w:szCs w:val="21"/>
-              </w:rPr>
-            </w:pPr>
-            <w:r>
-              <w:rPr>
-                <w:rFonts w:hint="eastAsia" w:ascii="Segoe UI" w:hAnsi="Segoe UI" w:eastAsia="Segoe UI" w:cs="Segoe UI"/>
-                <w:b w:val="0"/>
-                <w:i w:val="0"/>
-                <w:iCs w:val="0"/>
-                <w:caps w:val="0"/>
-                <w:color w:val="000000"/>
-                <w:spacing w:val="0"/>
-                <w:kern w:val="0"/>
-                <w:sz w:val="24"/>
-                <w:szCs w:val="24"/>
-                <w:lang w:val="en-US" w:eastAsia="zh-CN" w:bidi="ar"/>
-              </w:rPr>
-              <w:t>滑翔</w:t>
-            </w:r>
-          </w:p>
-        </w:tc>
-        <w:tc>
-          <w:tcPr>
-            <w:tcW w:w="3473" w:type="dxa"/>
-            <w:tcBorders>
-              <w:top w:val="nil"/>
-              <w:left w:val="nil"/>
-              <w:bottom w:val="nil"/>
-              <w:right w:val="nil"/>
-            </w:tcBorders>
-            <w:shd w:val="clear" w:color="auto" w:fill="FFFFFF"/>
-            <w:tcMar>
-              <w:top w:w="120" w:type="dxa"/>
-              <w:left w:w="168" w:type="dxa"/>
-              <w:bottom w:w="120" w:type="dxa"/>
-              <w:right w:w="168" w:type="dxa"/>
-            </w:tcMar>
-            <w:vAlign w:val="top"/>
-          </w:tcPr>
-          <w:p>
-            <w:pPr>
-              <w:keepNext w:val="0"/>
-              <w:keepLines w:val="0"/>
-              <w:widowControl/>
-              <w:suppressLineNumbers w:val="0"/>
-              <w:spacing w:before="0" w:beforeAutospacing="0" w:after="0" w:afterAutospacing="0"/>
-              <w:ind w:left="0" w:right="0"/>
-              <w:jc w:val="left"/>
-              <w:textAlignment w:val="top"/>
-              <w:rPr>
-                <w:rFonts w:hint="default" w:ascii="Segoe UI" w:hAnsi="Segoe UI" w:eastAsia="Segoe UI" w:cs="Segoe UI"/>
-                <w:b w:val="0"/>
-                <w:i w:val="0"/>
-                <w:iCs w:val="0"/>
-                <w:caps w:val="0"/>
-                <w:color w:val="000000"/>
-                <w:spacing w:val="0"/>
-              </w:rPr>
-            </w:pPr>
-            <w:r>
-              <w:rPr>
-                <w:rFonts w:hint="default" w:ascii="Segoe UI" w:hAnsi="Segoe UI" w:eastAsia="Segoe UI" w:cs="Segoe UI"/>
-                <w:b w:val="0"/>
-                <w:i w:val="0"/>
-                <w:iCs w:val="0"/>
-                <w:caps w:val="0"/>
-                <w:color w:val="000000"/>
-                <w:spacing w:val="0"/>
-                <w:kern w:val="0"/>
-                <w:sz w:val="24"/>
-                <w:szCs w:val="24"/>
-                <w:bdr w:val="none" w:color="auto" w:sz="0" w:space="0"/>
-                <w:lang w:val="en-US" w:eastAsia="zh-CN" w:bidi="ar"/>
-              </w:rPr>
-              <w:t>漂泊者披风滑翔</w:t>
-            </w:r>
-          </w:p>
-        </w:tc>
-        <w:tc>
-          <w:tcPr>
-            <w:tcW w:w="2022" w:type="dxa"/>
-            <w:tcBorders>
-              <w:top w:val="nil"/>
-              <w:left w:val="nil"/>
-              <w:bottom w:val="nil"/>
-              <w:right w:val="nil"/>
-            </w:tcBorders>
-            <w:shd w:val="clear" w:color="auto" w:fill="FFFFFF"/>
-            <w:tcMar>
-              <w:top w:w="120" w:type="dxa"/>
-              <w:left w:w="168" w:type="dxa"/>
-              <w:bottom w:w="120" w:type="dxa"/>
-              <w:right w:w="168" w:type="dxa"/>
-            </w:tcMar>
-            <w:vAlign w:val="top"/>
-          </w:tcPr>
-          <w:p>
-            <w:pPr>
-              <w:keepNext w:val="0"/>
-              <w:keepLines w:val="0"/>
-              <w:widowControl/>
-              <w:suppressLineNumbers w:val="0"/>
-              <w:spacing w:before="0" w:beforeAutospacing="0" w:after="0" w:afterAutospacing="0"/>
-              <w:ind w:left="0" w:right="0"/>
-              <w:jc w:val="left"/>
-              <w:textAlignment w:val="top"/>
-              <w:rPr>
-                <w:rFonts w:hint="default" w:ascii="Segoe UI" w:hAnsi="Segoe UI" w:eastAsia="Segoe UI" w:cs="Segoe UI"/>
-                <w:b w:val="0"/>
-                <w:i w:val="0"/>
-                <w:iCs w:val="0"/>
-                <w:caps w:val="0"/>
-                <w:color w:val="000000"/>
-                <w:spacing w:val="0"/>
-              </w:rPr>
-            </w:pPr>
-            <w:r>
-              <w:rPr>
-                <w:rFonts w:hint="eastAsia" w:ascii="Segoe UI" w:hAnsi="Segoe UI" w:cs="Segoe UI"/>
-                <w:b w:val="0"/>
-                <w:i w:val="0"/>
-                <w:iCs w:val="0"/>
-                <w:caps w:val="0"/>
-                <w:color w:val="000000"/>
-                <w:spacing w:val="0"/>
-                <w:lang w:val="en-US" w:eastAsia="zh-CN"/>
-              </w:rPr>
-              <w:t>按下对应键</w:t>
-            </w:r>
-          </w:p>
-        </w:tc>
-        <w:tc>
-          <w:tcPr>
-            <w:tcW w:w="1687" w:type="dxa"/>
-            <w:tcBorders>
-              <w:top w:val="nil"/>
-              <w:left w:val="nil"/>
-              <w:bottom w:val="nil"/>
-              <w:right w:val="nil"/>
-            </w:tcBorders>
-            <w:shd w:val="clear" w:color="auto" w:fill="FFFFFF"/>
-            <w:tcMar>
-              <w:top w:w="120" w:type="dxa"/>
-              <w:left w:w="168" w:type="dxa"/>
-              <w:bottom w:w="120" w:type="dxa"/>
-              <w:right w:w="168" w:type="dxa"/>
-            </w:tcMar>
-            <w:vAlign w:val="top"/>
-          </w:tcPr>
-          <w:p>
-            <w:pPr>
-              <w:keepNext w:val="0"/>
-              <w:keepLines w:val="0"/>
-              <w:widowControl/>
-              <w:suppressLineNumbers w:val="0"/>
-              <w:spacing w:before="0" w:beforeAutospacing="0" w:after="0" w:afterAutospacing="0"/>
-              <w:ind w:left="0" w:leftChars="0" w:right="0" w:rightChars="0"/>
-              <w:jc w:val="left"/>
-              <w:textAlignment w:val="top"/>
-              <w:rPr>
-                <w:rFonts w:hint="default" w:ascii="Segoe UI" w:hAnsi="Segoe UI" w:eastAsia="Segoe UI" w:cs="Segoe UI"/>
-                <w:b w:val="0"/>
-                <w:i w:val="0"/>
-                <w:iCs w:val="0"/>
-                <w:caps w:val="0"/>
-                <w:color w:val="000000"/>
-                <w:spacing w:val="0"/>
-                <w:sz w:val="21"/>
-                <w:szCs w:val="21"/>
-              </w:rPr>
-            </w:pPr>
-            <w:r>
-              <w:rPr>
-                <w:rFonts w:hint="eastAsia" w:ascii="Segoe UI" w:hAnsi="Segoe UI" w:eastAsia="Segoe UI" w:cs="Segoe UI"/>
-                <w:b w:val="0"/>
-                <w:i w:val="0"/>
-                <w:iCs w:val="0"/>
-                <w:caps w:val="0"/>
-                <w:color w:val="000000"/>
-                <w:spacing w:val="0"/>
-                <w:kern w:val="0"/>
-                <w:sz w:val="24"/>
-                <w:szCs w:val="24"/>
-                <w:lang w:val="en-US" w:eastAsia="zh-CN" w:bidi="ar"/>
-              </w:rPr>
-              <w:t>空中</w:t>
-            </w:r>
-          </w:p>
-        </w:tc>
-      </w:tr>
-      <w:tr>
-        <w:tblPrEx>
-          <w:tblBorders>
-            <w:top w:val="none" w:color="auto" w:sz="0" w:space="0"/>
-            <w:left w:val="none" w:color="auto" w:sz="0" w:space="0"/>
-            <w:bottom w:val="none" w:color="auto" w:sz="0" w:space="0"/>
-            <w:right w:val="none" w:color="auto" w:sz="0" w:space="0"/>
-            <w:insideH w:val="none" w:color="auto" w:sz="0" w:space="0"/>
-            <w:insideV w:val="none" w:color="auto" w:sz="0" w:space="0"/>
-          </w:tblBorders>
-          <w:tblCellMar>
-            <w:top w:w="0" w:type="dxa"/>
-            <w:left w:w="0" w:type="dxa"/>
-            <w:bottom w:w="0" w:type="dxa"/>
-            <w:right w:w="0" w:type="dxa"/>
-          </w:tblCellMar>
-        </w:tblPrEx>
-        <w:tc>
-          <w:tcPr>
-            <w:tcW w:w="1920" w:type="dxa"/>
-            <w:tcBorders>
-              <w:top w:val="nil"/>
-              <w:left w:val="nil"/>
-              <w:bottom w:val="nil"/>
-              <w:right w:val="nil"/>
-            </w:tcBorders>
-            <w:shd w:val="clear" w:color="auto" w:fill="FFFFFF"/>
-            <w:tcMar>
-              <w:top w:w="120" w:type="dxa"/>
-              <w:left w:w="168" w:type="dxa"/>
-              <w:bottom w:w="120" w:type="dxa"/>
-              <w:right w:w="168" w:type="dxa"/>
-            </w:tcMar>
-            <w:vAlign w:val="top"/>
-          </w:tcPr>
-          <w:p>
-            <w:pPr>
-              <w:keepNext w:val="0"/>
-              <w:keepLines w:val="0"/>
-              <w:widowControl/>
-              <w:suppressLineNumbers w:val="0"/>
-              <w:spacing w:before="0" w:beforeAutospacing="0" w:after="0" w:afterAutospacing="0"/>
-              <w:ind w:left="0" w:leftChars="0" w:right="0" w:rightChars="0"/>
-              <w:jc w:val="left"/>
-              <w:textAlignment w:val="top"/>
-              <w:rPr>
-                <w:rFonts w:hint="default" w:ascii="Segoe UI" w:hAnsi="Segoe UI" w:eastAsia="Segoe UI" w:cs="Segoe UI"/>
-                <w:b w:val="0"/>
-                <w:i w:val="0"/>
-                <w:iCs w:val="0"/>
-                <w:caps w:val="0"/>
-                <w:color w:val="000000"/>
-                <w:spacing w:val="0"/>
-                <w:sz w:val="21"/>
-                <w:szCs w:val="21"/>
-              </w:rPr>
-            </w:pPr>
-            <w:r>
-              <w:rPr>
-                <w:rFonts w:hint="eastAsia" w:ascii="Segoe UI" w:hAnsi="Segoe UI" w:eastAsia="Segoe UI" w:cs="Segoe UI"/>
-                <w:b w:val="0"/>
-                <w:i w:val="0"/>
-                <w:iCs w:val="0"/>
-                <w:caps w:val="0"/>
-                <w:color w:val="000000"/>
-                <w:spacing w:val="0"/>
-                <w:kern w:val="0"/>
-                <w:sz w:val="24"/>
-                <w:szCs w:val="24"/>
-                <w:lang w:val="en-US" w:eastAsia="zh-CN" w:bidi="ar"/>
-              </w:rPr>
-              <w:t>墙跳</w:t>
-            </w:r>
-          </w:p>
-        </w:tc>
-        <w:tc>
-          <w:tcPr>
-            <w:tcW w:w="3473" w:type="dxa"/>
-            <w:tcBorders>
-              <w:top w:val="nil"/>
-              <w:left w:val="nil"/>
-              <w:bottom w:val="nil"/>
-              <w:right w:val="nil"/>
-            </w:tcBorders>
-            <w:shd w:val="clear" w:color="auto" w:fill="FFFFFF"/>
-            <w:tcMar>
-              <w:top w:w="120" w:type="dxa"/>
-              <w:left w:w="168" w:type="dxa"/>
-              <w:bottom w:w="120" w:type="dxa"/>
-              <w:right w:w="168" w:type="dxa"/>
-            </w:tcMar>
-            <w:vAlign w:val="top"/>
-          </w:tcPr>
-          <w:p>
-            <w:pPr>
-              <w:keepNext w:val="0"/>
-              <w:keepLines w:val="0"/>
-              <w:widowControl/>
-              <w:suppressLineNumbers w:val="0"/>
-              <w:spacing w:before="0" w:beforeAutospacing="0" w:after="0" w:afterAutospacing="0"/>
-              <w:ind w:left="0" w:right="0"/>
-              <w:jc w:val="left"/>
-              <w:textAlignment w:val="top"/>
-              <w:rPr>
-                <w:rFonts w:hint="default" w:ascii="Segoe UI" w:hAnsi="Segoe UI" w:eastAsia="Segoe UI" w:cs="Segoe UI"/>
-                <w:b w:val="0"/>
-                <w:i w:val="0"/>
-                <w:iCs w:val="0"/>
-                <w:caps w:val="0"/>
-                <w:color w:val="000000"/>
-                <w:spacing w:val="0"/>
-              </w:rPr>
-            </w:pPr>
-            <w:r>
-              <w:rPr>
-                <w:rFonts w:hint="default" w:ascii="Segoe UI" w:hAnsi="Segoe UI" w:eastAsia="Segoe UI" w:cs="Segoe UI"/>
-                <w:b w:val="0"/>
-                <w:i w:val="0"/>
-                <w:iCs w:val="0"/>
-                <w:caps w:val="0"/>
-                <w:color w:val="000000"/>
-                <w:spacing w:val="0"/>
-                <w:kern w:val="0"/>
-                <w:sz w:val="24"/>
-                <w:szCs w:val="24"/>
-                <w:bdr w:val="none" w:color="auto" w:sz="0" w:space="0"/>
-                <w:lang w:val="en-US" w:eastAsia="zh-CN" w:bidi="ar"/>
-              </w:rPr>
-              <w:t>蛛攀术墙跳</w:t>
-            </w:r>
-          </w:p>
-        </w:tc>
-        <w:tc>
-          <w:tcPr>
-            <w:tcW w:w="2022" w:type="dxa"/>
-            <w:tcBorders>
-              <w:top w:val="nil"/>
-              <w:left w:val="nil"/>
-              <w:bottom w:val="nil"/>
-              <w:right w:val="nil"/>
-            </w:tcBorders>
-            <w:shd w:val="clear" w:color="auto" w:fill="FFFFFF"/>
-            <w:tcMar>
-              <w:top w:w="120" w:type="dxa"/>
-              <w:left w:w="168" w:type="dxa"/>
-              <w:bottom w:w="120" w:type="dxa"/>
-              <w:right w:w="168" w:type="dxa"/>
-            </w:tcMar>
-            <w:vAlign w:val="top"/>
-          </w:tcPr>
-          <w:p>
-            <w:pPr>
-              <w:keepNext w:val="0"/>
-              <w:keepLines w:val="0"/>
-              <w:widowControl/>
-              <w:suppressLineNumbers w:val="0"/>
-              <w:spacing w:before="0" w:beforeAutospacing="0" w:after="0" w:afterAutospacing="0"/>
-              <w:ind w:left="0" w:right="0"/>
-              <w:jc w:val="left"/>
-              <w:textAlignment w:val="top"/>
-              <w:rPr>
-                <w:rFonts w:hint="default" w:ascii="Segoe UI" w:hAnsi="Segoe UI" w:eastAsia="Segoe UI" w:cs="Segoe UI"/>
-                <w:b w:val="0"/>
-                <w:i w:val="0"/>
-                <w:iCs w:val="0"/>
-                <w:caps w:val="0"/>
-                <w:color w:val="000000"/>
-                <w:spacing w:val="0"/>
-              </w:rPr>
-            </w:pPr>
-            <w:r>
-              <w:rPr>
-                <w:rFonts w:hint="eastAsia" w:ascii="Segoe UI" w:hAnsi="Segoe UI" w:cs="Segoe UI"/>
-                <w:b w:val="0"/>
-                <w:i w:val="0"/>
-                <w:iCs w:val="0"/>
-                <w:caps w:val="0"/>
-                <w:color w:val="000000"/>
-                <w:spacing w:val="0"/>
-                <w:lang w:val="en-US" w:eastAsia="zh-CN"/>
-              </w:rPr>
-              <w:t>按下对应键</w:t>
-            </w:r>
-          </w:p>
-        </w:tc>
-        <w:tc>
-          <w:tcPr>
-            <w:tcW w:w="1687" w:type="dxa"/>
-            <w:tcBorders>
-              <w:top w:val="nil"/>
-              <w:left w:val="nil"/>
-              <w:bottom w:val="nil"/>
-              <w:right w:val="nil"/>
-            </w:tcBorders>
-            <w:shd w:val="clear" w:color="auto" w:fill="FFFFFF"/>
-            <w:tcMar>
-              <w:top w:w="120" w:type="dxa"/>
-              <w:left w:w="168" w:type="dxa"/>
-              <w:bottom w:w="120" w:type="dxa"/>
-              <w:right w:w="168" w:type="dxa"/>
-            </w:tcMar>
-            <w:vAlign w:val="top"/>
-          </w:tcPr>
-          <w:p>
-            <w:pPr>
-              <w:keepNext w:val="0"/>
-              <w:keepLines w:val="0"/>
-              <w:widowControl/>
-              <w:suppressLineNumbers w:val="0"/>
-              <w:spacing w:before="0" w:beforeAutospacing="0" w:after="0" w:afterAutospacing="0"/>
-              <w:ind w:left="0" w:leftChars="0" w:right="0" w:rightChars="0"/>
-              <w:jc w:val="left"/>
-              <w:textAlignment w:val="top"/>
-              <w:rPr>
-                <w:rFonts w:hint="eastAsia" w:ascii="Segoe UI" w:hAnsi="Segoe UI" w:eastAsia="宋体" w:cs="Segoe UI"/>
-                <w:b w:val="0"/>
-                <w:i w:val="0"/>
-                <w:iCs w:val="0"/>
-                <w:caps w:val="0"/>
-                <w:color w:val="000000"/>
-                <w:spacing w:val="0"/>
-                <w:sz w:val="21"/>
-                <w:szCs w:val="21"/>
-                <w:lang w:val="en-US" w:eastAsia="zh-CN"/>
-              </w:rPr>
-            </w:pPr>
-            <w:r>
-              <w:rPr>
-                <w:rFonts w:hint="eastAsia" w:ascii="Segoe UI" w:hAnsi="Segoe UI" w:cs="Segoe UI"/>
-                <w:b w:val="0"/>
-                <w:i w:val="0"/>
-                <w:iCs w:val="0"/>
-                <w:caps w:val="0"/>
-                <w:color w:val="000000"/>
-                <w:spacing w:val="0"/>
-                <w:sz w:val="21"/>
-                <w:szCs w:val="21"/>
-                <w:lang w:val="en-US" w:eastAsia="zh-CN"/>
-              </w:rPr>
-              <w:t>空中</w:t>
-            </w:r>
-          </w:p>
-        </w:tc>
-      </w:tr>
-      <w:tr>
-        <w:tblPrEx>
-          <w:tblBorders>
-            <w:top w:val="none" w:color="auto" w:sz="0" w:space="0"/>
-            <w:left w:val="none" w:color="auto" w:sz="0" w:space="0"/>
-            <w:bottom w:val="none" w:color="auto" w:sz="0" w:space="0"/>
-            <w:right w:val="none" w:color="auto" w:sz="0" w:space="0"/>
-            <w:insideH w:val="none" w:color="auto" w:sz="0" w:space="0"/>
-            <w:insideV w:val="none" w:color="auto" w:sz="0" w:space="0"/>
-          </w:tblBorders>
-          <w:tblCellMar>
-            <w:top w:w="0" w:type="dxa"/>
-            <w:left w:w="0" w:type="dxa"/>
-            <w:bottom w:w="0" w:type="dxa"/>
-            <w:right w:w="0" w:type="dxa"/>
-          </w:tblCellMar>
-        </w:tblPrEx>
-        <w:tc>
-          <w:tcPr>
-            <w:tcW w:w="1920" w:type="dxa"/>
-            <w:tcBorders>
-              <w:top w:val="nil"/>
-              <w:bottom w:val="nil"/>
-            </w:tcBorders>
-            <w:shd w:val="clear" w:color="auto" w:fill="FFFFFF"/>
-            <w:tcMar>
-              <w:top w:w="120" w:type="dxa"/>
-              <w:left w:w="168" w:type="dxa"/>
-              <w:bottom w:w="120" w:type="dxa"/>
-              <w:right w:w="168" w:type="dxa"/>
-            </w:tcMar>
-            <w:vAlign w:val="top"/>
-          </w:tcPr>
-          <w:p>
-            <w:pPr>
-              <w:keepNext w:val="0"/>
-              <w:keepLines w:val="0"/>
-              <w:widowControl/>
-              <w:suppressLineNumbers w:val="0"/>
-              <w:spacing w:before="0" w:beforeAutospacing="0" w:after="0" w:afterAutospacing="0"/>
-              <w:ind w:left="0" w:leftChars="0" w:right="0" w:rightChars="0"/>
-              <w:jc w:val="left"/>
-              <w:textAlignment w:val="top"/>
-              <w:rPr>
-                <w:rFonts w:hint="eastAsia" w:ascii="Segoe UI" w:hAnsi="Segoe UI" w:eastAsia="宋体" w:cs="Segoe UI"/>
-                <w:b w:val="0"/>
-                <w:i w:val="0"/>
-                <w:iCs w:val="0"/>
-                <w:caps w:val="0"/>
-                <w:color w:val="000000"/>
-                <w:spacing w:val="0"/>
-                <w:sz w:val="21"/>
-                <w:szCs w:val="21"/>
-                <w:lang w:val="en-US" w:eastAsia="zh-CN"/>
-              </w:rPr>
-            </w:pPr>
-            <w:r>
-              <w:rPr>
-                <w:rFonts w:hint="eastAsia" w:ascii="Segoe UI" w:hAnsi="Segoe UI" w:cs="Segoe UI"/>
-                <w:b w:val="0"/>
-                <w:i w:val="0"/>
-                <w:iCs w:val="0"/>
-                <w:caps w:val="0"/>
-                <w:color w:val="000000"/>
-                <w:spacing w:val="0"/>
-                <w:sz w:val="21"/>
-                <w:szCs w:val="21"/>
-                <w:lang w:val="en-US" w:eastAsia="zh-CN"/>
-              </w:rPr>
-              <w:t>空闲</w:t>
-            </w:r>
-          </w:p>
-        </w:tc>
-        <w:tc>
-          <w:tcPr>
-            <w:tcW w:w="3473" w:type="dxa"/>
-            <w:tcBorders>
-              <w:top w:val="nil"/>
-              <w:bottom w:val="nil"/>
-            </w:tcBorders>
-            <w:shd w:val="clear" w:color="auto" w:fill="FFFFFF"/>
-            <w:tcMar>
-              <w:top w:w="120" w:type="dxa"/>
-              <w:left w:w="168" w:type="dxa"/>
-              <w:bottom w:w="120" w:type="dxa"/>
-              <w:right w:w="168" w:type="dxa"/>
-            </w:tcMar>
-            <w:vAlign w:val="top"/>
-          </w:tcPr>
-          <w:p>
-            <w:pPr>
-              <w:keepNext w:val="0"/>
-              <w:keepLines w:val="0"/>
-              <w:widowControl/>
-              <w:suppressLineNumbers w:val="0"/>
-              <w:spacing w:before="0" w:beforeAutospacing="0" w:after="0" w:afterAutospacing="0"/>
-              <w:ind w:left="0" w:right="0"/>
-              <w:jc w:val="left"/>
-              <w:textAlignment w:val="top"/>
-              <w:rPr>
-                <w:rFonts w:hint="default" w:ascii="Segoe UI" w:hAnsi="Segoe UI" w:eastAsia="宋体" w:cs="Segoe UI"/>
-                <w:b w:val="0"/>
-                <w:i w:val="0"/>
-                <w:iCs w:val="0"/>
-                <w:caps w:val="0"/>
-                <w:color w:val="000000"/>
-                <w:spacing w:val="0"/>
-                <w:lang w:val="en-US" w:eastAsia="zh-CN"/>
-              </w:rPr>
-            </w:pPr>
-            <w:r>
-              <w:rPr>
-                <w:rFonts w:hint="eastAsia" w:ascii="Segoe UI" w:hAnsi="Segoe UI" w:cs="Segoe UI"/>
-                <w:b w:val="0"/>
-                <w:i w:val="0"/>
-                <w:iCs w:val="0"/>
-                <w:caps w:val="0"/>
-                <w:color w:val="000000"/>
-                <w:spacing w:val="0"/>
-                <w:lang w:val="en-US" w:eastAsia="zh-CN"/>
-              </w:rPr>
-              <w:t>播放空闲动画</w:t>
-            </w:r>
-          </w:p>
-        </w:tc>
-        <w:tc>
-          <w:tcPr>
-            <w:tcW w:w="2022" w:type="dxa"/>
-            <w:tcBorders>
-              <w:top w:val="nil"/>
-              <w:bottom w:val="nil"/>
-            </w:tcBorders>
-            <w:shd w:val="clear" w:color="auto" w:fill="FFFFFF"/>
-            <w:tcMar>
-              <w:top w:w="120" w:type="dxa"/>
-              <w:left w:w="168" w:type="dxa"/>
-              <w:bottom w:w="120" w:type="dxa"/>
-              <w:right w:w="168" w:type="dxa"/>
-            </w:tcMar>
-            <w:vAlign w:val="top"/>
-          </w:tcPr>
-          <w:p>
-            <w:pPr>
-              <w:keepNext w:val="0"/>
-              <w:keepLines w:val="0"/>
-              <w:widowControl/>
-              <w:suppressLineNumbers w:val="0"/>
-              <w:spacing w:before="0" w:beforeAutospacing="0" w:after="0" w:afterAutospacing="0"/>
-              <w:ind w:left="0" w:right="0"/>
-              <w:jc w:val="left"/>
-              <w:textAlignment w:val="top"/>
-              <w:rPr>
-                <w:rFonts w:hint="default" w:ascii="Segoe UI" w:hAnsi="Segoe UI" w:eastAsia="宋体" w:cs="Segoe UI"/>
-                <w:b w:val="0"/>
-                <w:i w:val="0"/>
-                <w:iCs w:val="0"/>
-                <w:caps w:val="0"/>
-                <w:color w:val="000000"/>
-                <w:spacing w:val="0"/>
-                <w:lang w:val="en-US" w:eastAsia="zh-CN"/>
-              </w:rPr>
-            </w:pPr>
-            <w:r>
-              <w:rPr>
-                <w:rFonts w:hint="eastAsia" w:ascii="Segoe UI" w:hAnsi="Segoe UI" w:cs="Segoe UI"/>
-                <w:b w:val="0"/>
-                <w:i w:val="0"/>
-                <w:iCs w:val="0"/>
-                <w:caps w:val="0"/>
-                <w:color w:val="000000"/>
-                <w:spacing w:val="0"/>
-                <w:lang w:val="en-US" w:eastAsia="zh-CN"/>
-              </w:rPr>
-              <w:t>无操作</w:t>
-            </w:r>
-          </w:p>
-        </w:tc>
-        <w:tc>
-          <w:tcPr>
-            <w:tcW w:w="1687" w:type="dxa"/>
-            <w:tcBorders>
-              <w:top w:val="nil"/>
-              <w:bottom w:val="nil"/>
-            </w:tcBorders>
-            <w:shd w:val="clear" w:color="auto" w:fill="FFFFFF"/>
-            <w:tcMar>
-              <w:top w:w="120" w:type="dxa"/>
-              <w:left w:w="168" w:type="dxa"/>
-              <w:bottom w:w="120" w:type="dxa"/>
-              <w:right w:w="168" w:type="dxa"/>
-            </w:tcMar>
-            <w:vAlign w:val="top"/>
-          </w:tcPr>
-          <w:p>
-            <w:pPr>
-              <w:keepNext w:val="0"/>
-              <w:keepLines w:val="0"/>
-              <w:widowControl/>
-              <w:suppressLineNumbers w:val="0"/>
-              <w:spacing w:before="0" w:beforeAutospacing="0" w:after="0" w:afterAutospacing="0"/>
-              <w:ind w:left="0" w:leftChars="0" w:right="0" w:rightChars="0"/>
-              <w:jc w:val="left"/>
-              <w:textAlignment w:val="top"/>
-              <w:rPr>
-                <w:rFonts w:hint="default" w:ascii="Segoe UI" w:hAnsi="Segoe UI" w:eastAsia="Segoe UI" w:cs="Segoe UI"/>
-                <w:b w:val="0"/>
-                <w:i w:val="0"/>
-                <w:iCs w:val="0"/>
-                <w:caps w:val="0"/>
-                <w:color w:val="000000"/>
-                <w:spacing w:val="0"/>
-                <w:sz w:val="21"/>
-                <w:szCs w:val="21"/>
-              </w:rPr>
-            </w:pPr>
-            <w:r>
-              <w:rPr>
-                <w:rFonts w:hint="eastAsia" w:ascii="Segoe UI" w:hAnsi="Segoe UI" w:eastAsia="Segoe UI" w:cs="Segoe UI"/>
-                <w:b w:val="0"/>
-                <w:i w:val="0"/>
-                <w:iCs w:val="0"/>
-                <w:caps w:val="0"/>
-                <w:color w:val="000000"/>
-                <w:spacing w:val="0"/>
-                <w:kern w:val="0"/>
-                <w:sz w:val="24"/>
-                <w:szCs w:val="24"/>
-                <w:lang w:val="en-US" w:eastAsia="zh-CN" w:bidi="ar"/>
-              </w:rPr>
-              <w:t>地面</w:t>
-            </w:r>
-          </w:p>
-        </w:tc>
-      </w:tr>
-      <w:tr>
-        <w:tblPrEx>
-          <w:tblBorders>
-            <w:top w:val="none" w:color="auto" w:sz="0" w:space="0"/>
-            <w:left w:val="none" w:color="auto" w:sz="0" w:space="0"/>
-            <w:bottom w:val="none" w:color="auto" w:sz="0" w:space="0"/>
-            <w:right w:val="none" w:color="auto" w:sz="0" w:space="0"/>
-            <w:insideH w:val="none" w:color="auto" w:sz="0" w:space="0"/>
-            <w:insideV w:val="none" w:color="auto" w:sz="0" w:space="0"/>
-          </w:tblBorders>
-          <w:tblCellMar>
-            <w:top w:w="0" w:type="dxa"/>
-            <w:left w:w="0" w:type="dxa"/>
-            <w:bottom w:w="0" w:type="dxa"/>
-            <w:right w:w="0" w:type="dxa"/>
-          </w:tblCellMar>
-        </w:tblPrEx>
-        <w:tc>
-          <w:tcPr>
-            <w:tcW w:w="1920" w:type="dxa"/>
-            <w:tcBorders>
-              <w:top w:val="nil"/>
-              <w:bottom w:val="nil"/>
-            </w:tcBorders>
-            <w:shd w:val="clear" w:color="auto" w:fill="FFFFFF"/>
-            <w:tcMar>
-              <w:top w:w="120" w:type="dxa"/>
-              <w:left w:w="168" w:type="dxa"/>
-              <w:bottom w:w="120" w:type="dxa"/>
-              <w:right w:w="168" w:type="dxa"/>
-            </w:tcMar>
-            <w:vAlign w:val="top"/>
-          </w:tcPr>
-          <w:p>
-            <w:pPr>
-              <w:keepNext w:val="0"/>
-              <w:keepLines w:val="0"/>
-              <w:widowControl/>
-              <w:suppressLineNumbers w:val="0"/>
-              <w:spacing w:before="0" w:beforeAutospacing="0" w:after="0" w:afterAutospacing="0"/>
-              <w:ind w:left="0" w:leftChars="0" w:right="0" w:rightChars="0"/>
-              <w:jc w:val="left"/>
-              <w:textAlignment w:val="top"/>
-              <w:rPr>
-                <w:rFonts w:hint="default" w:ascii="Segoe UI" w:hAnsi="Segoe UI" w:eastAsia="Segoe UI" w:cs="Segoe UI"/>
-                <w:b w:val="0"/>
-                <w:i w:val="0"/>
-                <w:iCs w:val="0"/>
-                <w:caps w:val="0"/>
-                <w:color w:val="000000"/>
-                <w:spacing w:val="0"/>
-                <w:sz w:val="21"/>
-                <w:szCs w:val="21"/>
-              </w:rPr>
-            </w:pPr>
-            <w:r>
-              <w:rPr>
-                <w:rFonts w:hint="eastAsia" w:ascii="Segoe UI" w:hAnsi="Segoe UI" w:eastAsia="Segoe UI" w:cs="Segoe UI"/>
-                <w:b w:val="0"/>
-                <w:i w:val="0"/>
-                <w:iCs w:val="0"/>
-                <w:caps w:val="0"/>
-                <w:color w:val="000000"/>
-                <w:spacing w:val="0"/>
-                <w:kern w:val="0"/>
-                <w:sz w:val="24"/>
-                <w:szCs w:val="24"/>
-                <w:lang w:val="en-US" w:eastAsia="zh-CN" w:bidi="ar"/>
-              </w:rPr>
-              <w:t>受伤</w:t>
-            </w:r>
-          </w:p>
-        </w:tc>
-        <w:tc>
-          <w:tcPr>
-            <w:tcW w:w="3473" w:type="dxa"/>
-            <w:tcBorders>
-              <w:top w:val="nil"/>
-              <w:bottom w:val="nil"/>
-            </w:tcBorders>
-            <w:shd w:val="clear" w:color="auto" w:fill="FFFFFF"/>
-            <w:tcMar>
-              <w:top w:w="120" w:type="dxa"/>
-              <w:left w:w="168" w:type="dxa"/>
-              <w:bottom w:w="120" w:type="dxa"/>
-              <w:right w:w="168" w:type="dxa"/>
-            </w:tcMar>
-            <w:vAlign w:val="top"/>
-          </w:tcPr>
-          <w:p>
-            <w:pPr>
-              <w:keepNext w:val="0"/>
-              <w:keepLines w:val="0"/>
-              <w:widowControl/>
-              <w:suppressLineNumbers w:val="0"/>
-              <w:spacing w:before="0" w:beforeAutospacing="0" w:after="0" w:afterAutospacing="0"/>
-              <w:ind w:left="0" w:right="0"/>
-              <w:jc w:val="left"/>
-              <w:textAlignment w:val="top"/>
-              <w:rPr>
-                <w:rFonts w:hint="default" w:ascii="Segoe UI" w:hAnsi="Segoe UI" w:eastAsia="Segoe UI" w:cs="Segoe UI"/>
-                <w:b w:val="0"/>
-                <w:i w:val="0"/>
-                <w:iCs w:val="0"/>
-                <w:caps w:val="0"/>
-                <w:color w:val="000000"/>
-                <w:spacing w:val="0"/>
-                <w:lang w:val="en-US"/>
-              </w:rPr>
-            </w:pPr>
-            <w:r>
-              <w:rPr>
-                <w:rFonts w:hint="eastAsia" w:ascii="Segoe UI" w:hAnsi="Segoe UI" w:eastAsia="Segoe UI" w:cs="Segoe UI"/>
-                <w:b w:val="0"/>
-                <w:i w:val="0"/>
-                <w:iCs w:val="0"/>
-                <w:caps w:val="0"/>
-                <w:color w:val="000000"/>
-                <w:spacing w:val="0"/>
-                <w:kern w:val="0"/>
-                <w:sz w:val="24"/>
-                <w:szCs w:val="24"/>
-                <w:bdr w:val="none" w:color="auto" w:sz="0" w:space="0"/>
-                <w:lang w:val="en-US" w:eastAsia="zh-CN" w:bidi="ar"/>
-              </w:rPr>
-              <w:t>播放受伤动画</w:t>
-            </w:r>
-          </w:p>
-        </w:tc>
-        <w:tc>
-          <w:tcPr>
-            <w:tcW w:w="2022" w:type="dxa"/>
-            <w:tcBorders>
-              <w:top w:val="nil"/>
-              <w:bottom w:val="nil"/>
-            </w:tcBorders>
-            <w:shd w:val="clear" w:color="auto" w:fill="FFFFFF"/>
-            <w:tcMar>
-              <w:top w:w="120" w:type="dxa"/>
-              <w:left w:w="168" w:type="dxa"/>
-              <w:bottom w:w="120" w:type="dxa"/>
-              <w:right w:w="168" w:type="dxa"/>
-            </w:tcMar>
-            <w:vAlign w:val="top"/>
-          </w:tcPr>
-          <w:p>
-            <w:pPr>
-              <w:keepNext w:val="0"/>
-              <w:keepLines w:val="0"/>
-              <w:widowControl/>
-              <w:suppressLineNumbers w:val="0"/>
-              <w:spacing w:before="0" w:beforeAutospacing="0" w:after="0" w:afterAutospacing="0"/>
-              <w:ind w:left="0" w:right="0"/>
-              <w:jc w:val="left"/>
-              <w:textAlignment w:val="top"/>
-              <w:rPr>
-                <w:rFonts w:hint="default" w:ascii="Segoe UI" w:hAnsi="Segoe UI" w:eastAsia="宋体" w:cs="Segoe UI"/>
-                <w:b w:val="0"/>
-                <w:i w:val="0"/>
-                <w:iCs w:val="0"/>
-                <w:caps w:val="0"/>
-                <w:color w:val="000000"/>
-                <w:spacing w:val="0"/>
-                <w:lang w:val="en-US" w:eastAsia="zh-CN"/>
-              </w:rPr>
-            </w:pPr>
-            <w:r>
-              <w:rPr>
-                <w:rFonts w:hint="eastAsia" w:ascii="Segoe UI" w:hAnsi="Segoe UI" w:cs="Segoe UI"/>
-                <w:b w:val="0"/>
-                <w:i w:val="0"/>
-                <w:iCs w:val="0"/>
-                <w:caps w:val="0"/>
-                <w:color w:val="000000"/>
-                <w:spacing w:val="0"/>
-                <w:lang w:val="en-US" w:eastAsia="zh-CN"/>
-              </w:rPr>
-              <w:t>受到伤害</w:t>
-            </w:r>
-          </w:p>
-        </w:tc>
-        <w:tc>
-          <w:tcPr>
-            <w:tcW w:w="1687" w:type="dxa"/>
-            <w:tcBorders>
-              <w:top w:val="nil"/>
-              <w:bottom w:val="nil"/>
-            </w:tcBorders>
-            <w:shd w:val="clear" w:color="auto" w:fill="FFFFFF"/>
-            <w:tcMar>
-              <w:top w:w="120" w:type="dxa"/>
-              <w:left w:w="168" w:type="dxa"/>
-              <w:bottom w:w="120" w:type="dxa"/>
-              <w:right w:w="168" w:type="dxa"/>
-            </w:tcMar>
-            <w:vAlign w:val="top"/>
-          </w:tcPr>
-          <w:p>
-            <w:pPr>
-              <w:keepNext w:val="0"/>
-              <w:keepLines w:val="0"/>
-              <w:widowControl/>
-              <w:suppressLineNumbers w:val="0"/>
-              <w:spacing w:before="0" w:beforeAutospacing="0" w:after="0" w:afterAutospacing="0"/>
-              <w:ind w:left="0" w:leftChars="0" w:right="0" w:rightChars="0"/>
-              <w:jc w:val="left"/>
-              <w:textAlignment w:val="top"/>
-              <w:rPr>
-                <w:rFonts w:hint="default" w:ascii="Segoe UI" w:hAnsi="Segoe UI" w:eastAsia="Segoe UI" w:cs="Segoe UI"/>
-                <w:b w:val="0"/>
-                <w:i w:val="0"/>
-                <w:iCs w:val="0"/>
-                <w:caps w:val="0"/>
-                <w:color w:val="000000"/>
-                <w:spacing w:val="0"/>
-                <w:sz w:val="21"/>
-                <w:szCs w:val="21"/>
-                <w:lang w:val="en-US"/>
-              </w:rPr>
-            </w:pPr>
-            <w:r>
-              <w:rPr>
-                <w:rFonts w:hint="eastAsia" w:ascii="Segoe UI" w:hAnsi="Segoe UI" w:eastAsia="Segoe UI" w:cs="Segoe UI"/>
-                <w:b w:val="0"/>
-                <w:i w:val="0"/>
-                <w:iCs w:val="0"/>
-                <w:caps w:val="0"/>
-                <w:color w:val="000000"/>
-                <w:spacing w:val="0"/>
-                <w:kern w:val="0"/>
-                <w:sz w:val="24"/>
-                <w:szCs w:val="24"/>
-                <w:lang w:val="en-US" w:eastAsia="zh-CN" w:bidi="ar"/>
-              </w:rPr>
-              <w:t>任意状态</w:t>
-            </w:r>
-          </w:p>
-        </w:tc>
-      </w:tr>
-      <w:tr>
-        <w:tblPrEx>
-          <w:tblBorders>
-            <w:top w:val="none" w:color="auto" w:sz="0" w:space="0"/>
-            <w:left w:val="none" w:color="auto" w:sz="0" w:space="0"/>
-            <w:bottom w:val="none" w:color="auto" w:sz="0" w:space="0"/>
-            <w:right w:val="none" w:color="auto" w:sz="0" w:space="0"/>
-            <w:insideH w:val="none" w:color="auto" w:sz="0" w:space="0"/>
-            <w:insideV w:val="none" w:color="auto" w:sz="0" w:space="0"/>
-          </w:tblBorders>
-          <w:tblCellMar>
-            <w:top w:w="0" w:type="dxa"/>
-            <w:left w:w="0" w:type="dxa"/>
-            <w:bottom w:w="0" w:type="dxa"/>
-            <w:right w:w="0" w:type="dxa"/>
-          </w:tblCellMar>
-        </w:tblPrEx>
-        <w:tc>
-          <w:tcPr>
-            <w:tcW w:w="1920" w:type="dxa"/>
-            <w:tcBorders>
-              <w:top w:val="nil"/>
-              <w:bottom w:val="nil"/>
-            </w:tcBorders>
-            <w:shd w:val="clear" w:color="auto" w:fill="FFFFFF"/>
-            <w:tcMar>
-              <w:top w:w="120" w:type="dxa"/>
-              <w:left w:w="168" w:type="dxa"/>
-              <w:bottom w:w="120" w:type="dxa"/>
-              <w:right w:w="168" w:type="dxa"/>
-            </w:tcMar>
-            <w:vAlign w:val="top"/>
-          </w:tcPr>
-          <w:p>
-            <w:pPr>
-              <w:keepNext w:val="0"/>
-              <w:keepLines w:val="0"/>
-              <w:widowControl/>
-              <w:suppressLineNumbers w:val="0"/>
-              <w:spacing w:before="0" w:beforeAutospacing="0" w:after="0" w:afterAutospacing="0"/>
-              <w:ind w:left="0" w:leftChars="0" w:right="0" w:rightChars="0"/>
-              <w:jc w:val="left"/>
-              <w:textAlignment w:val="top"/>
-              <w:rPr>
-                <w:rFonts w:hint="default" w:ascii="Segoe UI" w:hAnsi="Segoe UI" w:eastAsia="Segoe UI" w:cs="Segoe UI"/>
-                <w:b w:val="0"/>
-                <w:i w:val="0"/>
-                <w:iCs w:val="0"/>
-                <w:caps w:val="0"/>
-                <w:color w:val="000000"/>
-                <w:spacing w:val="0"/>
-                <w:sz w:val="21"/>
-                <w:szCs w:val="21"/>
-              </w:rPr>
-            </w:pPr>
-            <w:r>
-              <w:rPr>
-                <w:rFonts w:hint="eastAsia" w:ascii="Segoe UI" w:hAnsi="Segoe UI" w:eastAsia="Segoe UI" w:cs="Segoe UI"/>
-                <w:b w:val="0"/>
-                <w:i w:val="0"/>
-                <w:iCs w:val="0"/>
-                <w:caps w:val="0"/>
-                <w:color w:val="000000"/>
-                <w:spacing w:val="0"/>
-                <w:kern w:val="0"/>
-                <w:sz w:val="24"/>
-                <w:szCs w:val="24"/>
-                <w:lang w:val="en-US" w:eastAsia="zh-CN" w:bidi="ar"/>
-              </w:rPr>
-              <w:t>死亡</w:t>
-            </w:r>
-          </w:p>
-        </w:tc>
-        <w:tc>
-          <w:tcPr>
-            <w:tcW w:w="3473" w:type="dxa"/>
-            <w:tcBorders>
-              <w:top w:val="nil"/>
-              <w:bottom w:val="nil"/>
-            </w:tcBorders>
-            <w:shd w:val="clear" w:color="auto" w:fill="FFFFFF"/>
-            <w:tcMar>
-              <w:top w:w="120" w:type="dxa"/>
-              <w:left w:w="168" w:type="dxa"/>
-              <w:bottom w:w="120" w:type="dxa"/>
-              <w:right w:w="168" w:type="dxa"/>
-            </w:tcMar>
-            <w:vAlign w:val="top"/>
-          </w:tcPr>
-          <w:p>
-            <w:pPr>
-              <w:keepNext w:val="0"/>
-              <w:keepLines w:val="0"/>
-              <w:widowControl/>
-              <w:suppressLineNumbers w:val="0"/>
-              <w:spacing w:before="0" w:beforeAutospacing="0" w:after="0" w:afterAutospacing="0"/>
-              <w:ind w:left="0" w:right="0"/>
-              <w:jc w:val="left"/>
-              <w:textAlignment w:val="top"/>
-              <w:rPr>
-                <w:rFonts w:hint="default" w:ascii="Segoe UI" w:hAnsi="Segoe UI" w:eastAsia="Segoe UI" w:cs="Segoe UI"/>
-                <w:b w:val="0"/>
-                <w:i w:val="0"/>
-                <w:iCs w:val="0"/>
-                <w:caps w:val="0"/>
-                <w:color w:val="000000"/>
-                <w:spacing w:val="0"/>
-              </w:rPr>
-            </w:pPr>
-            <w:r>
-              <w:rPr>
-                <w:rFonts w:hint="eastAsia" w:ascii="Segoe UI" w:hAnsi="Segoe UI" w:eastAsia="Segoe UI" w:cs="Segoe UI"/>
-                <w:b w:val="0"/>
-                <w:i w:val="0"/>
-                <w:iCs w:val="0"/>
-                <w:caps w:val="0"/>
-                <w:color w:val="000000"/>
-                <w:spacing w:val="0"/>
-                <w:kern w:val="0"/>
-                <w:sz w:val="24"/>
-                <w:szCs w:val="24"/>
-                <w:bdr w:val="none" w:color="auto" w:sz="0" w:space="0"/>
-                <w:lang w:val="en-US" w:eastAsia="zh-CN" w:bidi="ar"/>
-              </w:rPr>
-              <w:t>原地</w:t>
-            </w:r>
-            <w:r>
-              <w:rPr>
-                <w:rFonts w:hint="default" w:ascii="Segoe UI" w:hAnsi="Segoe UI" w:eastAsia="Segoe UI" w:cs="Segoe UI"/>
-                <w:b w:val="0"/>
-                <w:i w:val="0"/>
-                <w:iCs w:val="0"/>
-                <w:caps w:val="0"/>
-                <w:color w:val="000000"/>
-                <w:spacing w:val="0"/>
-                <w:kern w:val="0"/>
-                <w:sz w:val="24"/>
-                <w:szCs w:val="24"/>
-                <w:bdr w:val="none" w:color="auto" w:sz="0" w:space="0"/>
-                <w:lang w:val="en-US" w:eastAsia="zh-CN" w:bidi="ar"/>
-              </w:rPr>
-              <w:t>生成丝蛹</w:t>
-            </w:r>
-          </w:p>
-        </w:tc>
-        <w:tc>
-          <w:tcPr>
-            <w:tcW w:w="2022" w:type="dxa"/>
-            <w:tcBorders>
-              <w:top w:val="nil"/>
-              <w:bottom w:val="nil"/>
-            </w:tcBorders>
-            <w:shd w:val="clear" w:color="auto" w:fill="FFFFFF"/>
-            <w:tcMar>
-              <w:top w:w="120" w:type="dxa"/>
-              <w:left w:w="168" w:type="dxa"/>
-              <w:bottom w:w="120" w:type="dxa"/>
-              <w:right w:w="168" w:type="dxa"/>
-            </w:tcMar>
-            <w:vAlign w:val="top"/>
-          </w:tcPr>
-          <w:p>
-            <w:pPr>
-              <w:keepNext w:val="0"/>
-              <w:keepLines w:val="0"/>
-              <w:widowControl/>
-              <w:suppressLineNumbers w:val="0"/>
-              <w:spacing w:before="0" w:beforeAutospacing="0" w:after="0" w:afterAutospacing="0"/>
-              <w:ind w:left="0" w:right="0"/>
-              <w:jc w:val="left"/>
-              <w:textAlignment w:val="top"/>
-              <w:rPr>
-                <w:rFonts w:hint="default" w:ascii="Segoe UI" w:hAnsi="Segoe UI" w:eastAsia="宋体" w:cs="Segoe UI"/>
-                <w:b w:val="0"/>
-                <w:i w:val="0"/>
-                <w:iCs w:val="0"/>
-                <w:caps w:val="0"/>
-                <w:color w:val="000000"/>
-                <w:spacing w:val="0"/>
-                <w:lang w:val="en-US" w:eastAsia="zh-CN"/>
-              </w:rPr>
-            </w:pPr>
-            <w:r>
-              <w:rPr>
-                <w:rFonts w:hint="eastAsia" w:ascii="Segoe UI" w:hAnsi="Segoe UI" w:cs="Segoe UI"/>
-                <w:b w:val="0"/>
-                <w:i w:val="0"/>
-                <w:iCs w:val="0"/>
-                <w:color w:val="000000"/>
-                <w:spacing w:val="0"/>
-                <w:lang w:val="en-US" w:eastAsia="zh-CN"/>
-              </w:rPr>
-              <w:t>Hp&lt;0</w:t>
-            </w:r>
-          </w:p>
-        </w:tc>
-        <w:tc>
-          <w:tcPr>
-            <w:tcW w:w="1687" w:type="dxa"/>
-            <w:tcBorders>
-              <w:top w:val="nil"/>
-              <w:bottom w:val="nil"/>
-            </w:tcBorders>
-            <w:shd w:val="clear" w:color="auto" w:fill="FFFFFF"/>
-            <w:tcMar>
-              <w:top w:w="120" w:type="dxa"/>
-              <w:left w:w="168" w:type="dxa"/>
-              <w:bottom w:w="120" w:type="dxa"/>
-              <w:right w:w="168" w:type="dxa"/>
-            </w:tcMar>
-            <w:vAlign w:val="top"/>
-          </w:tcPr>
-          <w:p>
-            <w:pPr>
-              <w:keepNext w:val="0"/>
-              <w:keepLines w:val="0"/>
-              <w:widowControl/>
-              <w:suppressLineNumbers w:val="0"/>
-              <w:spacing w:before="0" w:beforeAutospacing="0" w:after="0" w:afterAutospacing="0"/>
-              <w:ind w:left="0" w:leftChars="0" w:right="0" w:rightChars="0"/>
-              <w:jc w:val="left"/>
-              <w:textAlignment w:val="top"/>
-              <w:rPr>
-                <w:rFonts w:hint="default" w:ascii="Segoe UI" w:hAnsi="Segoe UI" w:eastAsia="宋体" w:cs="Segoe UI"/>
-                <w:b w:val="0"/>
-                <w:i w:val="0"/>
-                <w:iCs w:val="0"/>
-                <w:caps w:val="0"/>
-                <w:color w:val="000000"/>
-                <w:spacing w:val="0"/>
-                <w:sz w:val="21"/>
-                <w:szCs w:val="21"/>
-                <w:lang w:val="en-US" w:eastAsia="zh-CN"/>
-              </w:rPr>
-            </w:pPr>
-            <w:r>
-              <w:rPr>
-                <w:rFonts w:hint="eastAsia" w:ascii="Segoe UI" w:hAnsi="Segoe UI" w:cs="Segoe UI"/>
-                <w:b w:val="0"/>
-                <w:i w:val="0"/>
-                <w:iCs w:val="0"/>
-                <w:caps w:val="0"/>
-                <w:color w:val="000000"/>
-                <w:spacing w:val="0"/>
-                <w:sz w:val="21"/>
-                <w:szCs w:val="21"/>
-                <w:lang w:val="en-US" w:eastAsia="zh-CN"/>
-              </w:rPr>
-              <w:t>任意状态</w:t>
-            </w:r>
-          </w:p>
-        </w:tc>
-      </w:tr>
-      <w:tr>
-        <w:tblPrEx>
-          <w:tblBorders>
-            <w:top w:val="none" w:color="auto" w:sz="0" w:space="0"/>
-            <w:left w:val="none" w:color="auto" w:sz="0" w:space="0"/>
-            <w:bottom w:val="none" w:color="auto" w:sz="0" w:space="0"/>
-            <w:right w:val="none" w:color="auto" w:sz="0" w:space="0"/>
-            <w:insideH w:val="none" w:color="auto" w:sz="0" w:space="0"/>
-            <w:insideV w:val="none" w:color="auto" w:sz="0" w:space="0"/>
-          </w:tblBorders>
-          <w:tblCellMar>
-            <w:top w:w="0" w:type="dxa"/>
-            <w:left w:w="0" w:type="dxa"/>
-            <w:bottom w:w="0" w:type="dxa"/>
-            <w:right w:w="0" w:type="dxa"/>
-          </w:tblCellMar>
-        </w:tblPrEx>
-        <w:tc>
-          <w:tcPr>
-            <w:tcW w:w="1920" w:type="dxa"/>
-            <w:tcBorders>
-              <w:top w:val="nil"/>
-              <w:bottom w:val="nil"/>
-            </w:tcBorders>
-            <w:shd w:val="clear" w:color="auto" w:fill="FFFFFF"/>
-            <w:tcMar>
-              <w:top w:w="120" w:type="dxa"/>
-              <w:left w:w="168" w:type="dxa"/>
-              <w:bottom w:w="120" w:type="dxa"/>
-              <w:right w:w="168" w:type="dxa"/>
-            </w:tcMar>
-            <w:vAlign w:val="top"/>
-          </w:tcPr>
-          <w:p>
-            <w:pPr>
-              <w:keepNext w:val="0"/>
-              <w:keepLines w:val="0"/>
-              <w:widowControl/>
-              <w:suppressLineNumbers w:val="0"/>
-              <w:spacing w:before="0" w:beforeAutospacing="0" w:after="0" w:afterAutospacing="0"/>
-              <w:ind w:left="0" w:leftChars="0" w:right="0" w:rightChars="0"/>
-              <w:jc w:val="left"/>
-              <w:textAlignment w:val="top"/>
-              <w:rPr>
-                <w:rFonts w:hint="default" w:ascii="Segoe UI" w:hAnsi="Segoe UI" w:eastAsia="Segoe UI" w:cs="Segoe UI"/>
-                <w:b w:val="0"/>
-                <w:i w:val="0"/>
-                <w:iCs w:val="0"/>
-                <w:caps w:val="0"/>
-                <w:color w:val="000000"/>
-                <w:spacing w:val="0"/>
-                <w:kern w:val="0"/>
-                <w:sz w:val="24"/>
-                <w:szCs w:val="24"/>
-                <w:lang w:val="en-US" w:eastAsia="zh-CN" w:bidi="ar"/>
-              </w:rPr>
-            </w:pPr>
-            <w:r>
-              <w:rPr>
-                <w:rFonts w:hint="eastAsia" w:ascii="Segoe UI" w:hAnsi="Segoe UI" w:eastAsia="Segoe UI" w:cs="Segoe UI"/>
-                <w:b w:val="0"/>
-                <w:i w:val="0"/>
-                <w:iCs w:val="0"/>
-                <w:caps w:val="0"/>
-                <w:color w:val="000000"/>
-                <w:spacing w:val="0"/>
-                <w:kern w:val="0"/>
-                <w:sz w:val="24"/>
-                <w:szCs w:val="24"/>
-                <w:lang w:val="en-US" w:eastAsia="zh-CN" w:bidi="ar"/>
-              </w:rPr>
-              <w:t>灵丝技能</w:t>
-            </w:r>
-          </w:p>
-        </w:tc>
-        <w:tc>
-          <w:tcPr>
-            <w:tcW w:w="3473" w:type="dxa"/>
-            <w:tcBorders>
-              <w:top w:val="nil"/>
-              <w:bottom w:val="nil"/>
-            </w:tcBorders>
-            <w:shd w:val="clear" w:color="auto" w:fill="FFFFFF"/>
-            <w:tcMar>
-              <w:top w:w="120" w:type="dxa"/>
-              <w:left w:w="168" w:type="dxa"/>
-              <w:bottom w:w="120" w:type="dxa"/>
-              <w:right w:w="168" w:type="dxa"/>
-            </w:tcMar>
-            <w:vAlign w:val="top"/>
-          </w:tcPr>
-          <w:p>
-            <w:pPr>
-              <w:keepNext w:val="0"/>
-              <w:keepLines w:val="0"/>
-              <w:widowControl/>
-              <w:suppressLineNumbers w:val="0"/>
-              <w:spacing w:before="0" w:beforeAutospacing="0" w:after="0" w:afterAutospacing="0"/>
-              <w:ind w:left="0" w:right="0"/>
-              <w:jc w:val="left"/>
-              <w:textAlignment w:val="top"/>
-              <w:rPr>
-                <w:rFonts w:hint="default" w:ascii="Segoe UI" w:hAnsi="Segoe UI" w:eastAsia="Segoe UI" w:cs="Segoe UI"/>
-                <w:b w:val="0"/>
-                <w:i w:val="0"/>
-                <w:iCs w:val="0"/>
-                <w:caps w:val="0"/>
-                <w:color w:val="000000"/>
-                <w:spacing w:val="0"/>
-                <w:kern w:val="0"/>
-                <w:sz w:val="24"/>
-                <w:szCs w:val="24"/>
-                <w:bdr w:val="none" w:color="auto" w:sz="0" w:space="0"/>
-                <w:lang w:val="en-US" w:eastAsia="zh-CN" w:bidi="ar"/>
-              </w:rPr>
-            </w:pPr>
-            <w:r>
-              <w:rPr>
-                <w:rFonts w:hint="eastAsia" w:ascii="Segoe UI" w:hAnsi="Segoe UI" w:eastAsia="Segoe UI" w:cs="Segoe UI"/>
-                <w:b w:val="0"/>
-                <w:i w:val="0"/>
-                <w:iCs w:val="0"/>
-                <w:caps w:val="0"/>
-                <w:color w:val="000000"/>
-                <w:spacing w:val="0"/>
-                <w:kern w:val="0"/>
-                <w:sz w:val="24"/>
-                <w:szCs w:val="24"/>
-                <w:bdr w:val="none" w:color="auto" w:sz="0" w:space="0"/>
-                <w:lang w:val="en-US" w:eastAsia="zh-CN" w:bidi="ar"/>
-              </w:rPr>
-              <w:t>播放对应技能动画</w:t>
-            </w:r>
-          </w:p>
-        </w:tc>
-        <w:tc>
-          <w:tcPr>
-            <w:tcW w:w="2022" w:type="dxa"/>
-            <w:tcBorders>
-              <w:top w:val="nil"/>
-              <w:bottom w:val="nil"/>
-            </w:tcBorders>
-            <w:shd w:val="clear" w:color="auto" w:fill="FFFFFF"/>
-            <w:tcMar>
-              <w:top w:w="120" w:type="dxa"/>
-              <w:left w:w="168" w:type="dxa"/>
-              <w:bottom w:w="120" w:type="dxa"/>
-              <w:right w:w="168" w:type="dxa"/>
-            </w:tcMar>
-            <w:vAlign w:val="top"/>
-          </w:tcPr>
-          <w:p>
-            <w:pPr>
-              <w:keepNext w:val="0"/>
-              <w:keepLines w:val="0"/>
-              <w:widowControl/>
-              <w:suppressLineNumbers w:val="0"/>
-              <w:spacing w:before="0" w:beforeAutospacing="0" w:after="0" w:afterAutospacing="0"/>
-              <w:ind w:left="0" w:right="0"/>
-              <w:jc w:val="left"/>
-              <w:textAlignment w:val="top"/>
-              <w:rPr>
-                <w:rFonts w:hint="default" w:ascii="Segoe UI" w:hAnsi="Segoe UI" w:eastAsia="Segoe UI" w:cs="Segoe UI"/>
-                <w:b w:val="0"/>
-                <w:i w:val="0"/>
-                <w:iCs w:val="0"/>
-                <w:caps w:val="0"/>
-                <w:color w:val="000000"/>
-                <w:spacing w:val="0"/>
-              </w:rPr>
-            </w:pPr>
-            <w:r>
-              <w:rPr>
-                <w:rFonts w:hint="eastAsia" w:ascii="Segoe UI" w:hAnsi="Segoe UI" w:cs="Segoe UI"/>
-                <w:b w:val="0"/>
-                <w:i w:val="0"/>
-                <w:iCs w:val="0"/>
-                <w:caps w:val="0"/>
-                <w:color w:val="000000"/>
-                <w:spacing w:val="0"/>
-                <w:lang w:val="en-US" w:eastAsia="zh-CN"/>
-              </w:rPr>
-              <w:t>按下对应键</w:t>
-            </w:r>
-          </w:p>
-        </w:tc>
-        <w:tc>
-          <w:tcPr>
-            <w:tcW w:w="1687" w:type="dxa"/>
-            <w:tcBorders>
-              <w:top w:val="nil"/>
-              <w:bottom w:val="nil"/>
-            </w:tcBorders>
-            <w:shd w:val="clear" w:color="auto" w:fill="FFFFFF"/>
-            <w:tcMar>
-              <w:top w:w="120" w:type="dxa"/>
-              <w:left w:w="168" w:type="dxa"/>
-              <w:bottom w:w="120" w:type="dxa"/>
-              <w:right w:w="168" w:type="dxa"/>
-            </w:tcMar>
-            <w:vAlign w:val="top"/>
-          </w:tcPr>
-          <w:p>
-            <w:pPr>
-              <w:keepNext w:val="0"/>
-              <w:keepLines w:val="0"/>
-              <w:widowControl/>
-              <w:suppressLineNumbers w:val="0"/>
-              <w:spacing w:before="0" w:beforeAutospacing="0" w:after="0" w:afterAutospacing="0"/>
-              <w:ind w:left="0" w:leftChars="0" w:right="0" w:rightChars="0"/>
-              <w:jc w:val="left"/>
-              <w:textAlignment w:val="top"/>
-              <w:rPr>
-                <w:rFonts w:hint="eastAsia" w:ascii="Segoe UI" w:hAnsi="Segoe UI" w:cs="Segoe UI"/>
-                <w:b w:val="0"/>
-                <w:i w:val="0"/>
-                <w:iCs w:val="0"/>
-                <w:caps w:val="0"/>
-                <w:color w:val="000000"/>
-                <w:spacing w:val="0"/>
-                <w:sz w:val="21"/>
-                <w:szCs w:val="21"/>
-                <w:lang w:val="en-US" w:eastAsia="zh-CN"/>
-              </w:rPr>
-            </w:pPr>
-            <w:r>
-              <w:rPr>
-                <w:rFonts w:hint="eastAsia" w:ascii="Segoe UI" w:hAnsi="Segoe UI" w:eastAsia="Segoe UI" w:cs="Segoe UI"/>
-                <w:b w:val="0"/>
-                <w:i w:val="0"/>
-                <w:iCs w:val="0"/>
-                <w:caps w:val="0"/>
-                <w:color w:val="000000"/>
-                <w:spacing w:val="0"/>
-                <w:kern w:val="0"/>
-                <w:sz w:val="24"/>
-                <w:szCs w:val="24"/>
-                <w:lang w:val="en-US" w:eastAsia="zh-CN" w:bidi="ar"/>
-              </w:rPr>
-              <w:t>地面/空中</w:t>
-            </w:r>
-          </w:p>
-        </w:tc>
-      </w:tr>
-      <w:tr>
-        <w:tblPrEx>
-          <w:tblBorders>
-            <w:top w:val="none" w:color="auto" w:sz="0" w:space="0"/>
-            <w:left w:val="none" w:color="auto" w:sz="0" w:space="0"/>
-            <w:bottom w:val="none" w:color="auto" w:sz="0" w:space="0"/>
-            <w:right w:val="none" w:color="auto" w:sz="0" w:space="0"/>
-            <w:insideH w:val="none" w:color="auto" w:sz="0" w:space="0"/>
-            <w:insideV w:val="none" w:color="auto" w:sz="0" w:space="0"/>
-          </w:tblBorders>
-          <w:tblCellMar>
-            <w:top w:w="0" w:type="dxa"/>
-            <w:left w:w="0" w:type="dxa"/>
-            <w:bottom w:w="0" w:type="dxa"/>
-            <w:right w:w="0" w:type="dxa"/>
-          </w:tblCellMar>
-        </w:tblPrEx>
-        <w:tc>
-          <w:tcPr>
-            <w:tcW w:w="1920" w:type="dxa"/>
-            <w:tcBorders>
-              <w:top w:val="nil"/>
-              <w:bottom w:val="nil"/>
-            </w:tcBorders>
-            <w:shd w:val="clear" w:color="auto" w:fill="FFFFFF"/>
-            <w:tcMar>
-              <w:top w:w="120" w:type="dxa"/>
-              <w:left w:w="168" w:type="dxa"/>
-              <w:bottom w:w="120" w:type="dxa"/>
-              <w:right w:w="168" w:type="dxa"/>
-            </w:tcMar>
-            <w:vAlign w:val="top"/>
-          </w:tcPr>
-          <w:p>
-            <w:pPr>
-              <w:keepNext w:val="0"/>
-              <w:keepLines w:val="0"/>
-              <w:widowControl/>
-              <w:suppressLineNumbers w:val="0"/>
-              <w:spacing w:before="0" w:beforeAutospacing="0" w:after="0" w:afterAutospacing="0"/>
-              <w:ind w:left="0" w:leftChars="0" w:right="0" w:rightChars="0"/>
-              <w:jc w:val="left"/>
-              <w:textAlignment w:val="top"/>
-              <w:rPr>
-                <w:rFonts w:hint="default" w:ascii="Segoe UI" w:hAnsi="Segoe UI" w:eastAsia="Segoe UI" w:cs="Segoe UI"/>
-                <w:b w:val="0"/>
-                <w:i w:val="0"/>
-                <w:iCs w:val="0"/>
-                <w:caps w:val="0"/>
-                <w:color w:val="000000"/>
-                <w:spacing w:val="0"/>
-                <w:kern w:val="0"/>
-                <w:sz w:val="24"/>
-                <w:szCs w:val="24"/>
-                <w:lang w:val="en-US" w:eastAsia="zh-CN" w:bidi="ar"/>
-              </w:rPr>
-            </w:pPr>
-            <w:r>
-              <w:rPr>
-                <w:rFonts w:hint="eastAsia" w:ascii="Segoe UI" w:hAnsi="Segoe UI" w:eastAsia="Segoe UI" w:cs="Segoe UI"/>
-                <w:b w:val="0"/>
-                <w:i w:val="0"/>
-                <w:iCs w:val="0"/>
-                <w:caps w:val="0"/>
-                <w:color w:val="000000"/>
-                <w:spacing w:val="0"/>
-                <w:kern w:val="0"/>
-                <w:sz w:val="24"/>
-                <w:szCs w:val="24"/>
-                <w:lang w:val="en-US" w:eastAsia="zh-CN" w:bidi="ar"/>
-              </w:rPr>
-              <w:t>飞针</w:t>
-            </w:r>
-          </w:p>
-        </w:tc>
-        <w:tc>
-          <w:tcPr>
-            <w:tcW w:w="3473" w:type="dxa"/>
-            <w:tcBorders>
-              <w:top w:val="nil"/>
-              <w:bottom w:val="nil"/>
-            </w:tcBorders>
-            <w:shd w:val="clear" w:color="auto" w:fill="FFFFFF"/>
-            <w:tcMar>
-              <w:top w:w="120" w:type="dxa"/>
-              <w:left w:w="168" w:type="dxa"/>
-              <w:bottom w:w="120" w:type="dxa"/>
-              <w:right w:w="168" w:type="dxa"/>
-            </w:tcMar>
-            <w:vAlign w:val="top"/>
-          </w:tcPr>
-          <w:p>
-            <w:pPr>
-              <w:keepNext w:val="0"/>
-              <w:keepLines w:val="0"/>
-              <w:widowControl/>
-              <w:suppressLineNumbers w:val="0"/>
-              <w:spacing w:before="0" w:beforeAutospacing="0" w:after="0" w:afterAutospacing="0"/>
-              <w:ind w:left="0" w:right="0"/>
-              <w:jc w:val="left"/>
-              <w:textAlignment w:val="top"/>
-              <w:rPr>
-                <w:rFonts w:hint="default" w:ascii="Segoe UI" w:hAnsi="Segoe UI" w:eastAsia="Segoe UI" w:cs="Segoe UI"/>
-                <w:b w:val="0"/>
-                <w:i w:val="0"/>
-                <w:iCs w:val="0"/>
-                <w:caps w:val="0"/>
-                <w:color w:val="000000"/>
-                <w:spacing w:val="0"/>
-                <w:kern w:val="0"/>
-                <w:sz w:val="24"/>
-                <w:szCs w:val="24"/>
-                <w:bdr w:val="none" w:color="auto" w:sz="0" w:space="0"/>
-                <w:lang w:val="en-US" w:eastAsia="zh-CN" w:bidi="ar"/>
-              </w:rPr>
-            </w:pPr>
-            <w:r>
-              <w:rPr>
-                <w:rFonts w:hint="eastAsia" w:ascii="Segoe UI" w:hAnsi="Segoe UI" w:eastAsia="Segoe UI" w:cs="Segoe UI"/>
-                <w:b w:val="0"/>
-                <w:i w:val="0"/>
-                <w:iCs w:val="0"/>
-                <w:caps w:val="0"/>
-                <w:color w:val="000000"/>
-                <w:spacing w:val="0"/>
-                <w:kern w:val="0"/>
-                <w:sz w:val="24"/>
-                <w:szCs w:val="24"/>
-                <w:bdr w:val="none" w:color="auto" w:sz="0" w:space="0"/>
-                <w:lang w:val="en-US" w:eastAsia="zh-CN" w:bidi="ar"/>
-              </w:rPr>
-              <w:t>播放飞针动画</w:t>
-            </w:r>
-          </w:p>
-        </w:tc>
-        <w:tc>
-          <w:tcPr>
-            <w:tcW w:w="2022" w:type="dxa"/>
-            <w:tcBorders>
-              <w:top w:val="nil"/>
-              <w:bottom w:val="nil"/>
-            </w:tcBorders>
-            <w:shd w:val="clear" w:color="auto" w:fill="FFFFFF"/>
-            <w:tcMar>
-              <w:top w:w="120" w:type="dxa"/>
-              <w:left w:w="168" w:type="dxa"/>
-              <w:bottom w:w="120" w:type="dxa"/>
-              <w:right w:w="168" w:type="dxa"/>
-            </w:tcMar>
-            <w:vAlign w:val="top"/>
-          </w:tcPr>
-          <w:p>
-            <w:pPr>
-              <w:keepNext w:val="0"/>
-              <w:keepLines w:val="0"/>
-              <w:widowControl/>
-              <w:suppressLineNumbers w:val="0"/>
-              <w:spacing w:before="0" w:beforeAutospacing="0" w:after="0" w:afterAutospacing="0"/>
-              <w:ind w:left="0" w:right="0"/>
-              <w:jc w:val="left"/>
-              <w:textAlignment w:val="top"/>
-              <w:rPr>
-                <w:rFonts w:hint="default" w:ascii="Segoe UI" w:hAnsi="Segoe UI" w:eastAsia="Segoe UI" w:cs="Segoe UI"/>
-                <w:b w:val="0"/>
-                <w:i w:val="0"/>
-                <w:iCs w:val="0"/>
-                <w:caps w:val="0"/>
-                <w:color w:val="000000"/>
-                <w:spacing w:val="0"/>
-              </w:rPr>
-            </w:pPr>
-            <w:r>
-              <w:rPr>
-                <w:rFonts w:hint="eastAsia" w:ascii="Segoe UI" w:hAnsi="Segoe UI" w:cs="Segoe UI"/>
-                <w:b w:val="0"/>
-                <w:i w:val="0"/>
-                <w:iCs w:val="0"/>
-                <w:caps w:val="0"/>
-                <w:color w:val="000000"/>
-                <w:spacing w:val="0"/>
-                <w:lang w:val="en-US" w:eastAsia="zh-CN"/>
-              </w:rPr>
-              <w:t>按下对应键</w:t>
-            </w:r>
-          </w:p>
-        </w:tc>
-        <w:tc>
-          <w:tcPr>
-            <w:tcW w:w="1687" w:type="dxa"/>
-            <w:tcBorders>
-              <w:top w:val="nil"/>
-              <w:bottom w:val="nil"/>
-            </w:tcBorders>
-            <w:shd w:val="clear" w:color="auto" w:fill="FFFFFF"/>
-            <w:tcMar>
-              <w:top w:w="120" w:type="dxa"/>
-              <w:left w:w="168" w:type="dxa"/>
-              <w:bottom w:w="120" w:type="dxa"/>
-              <w:right w:w="168" w:type="dxa"/>
-            </w:tcMar>
-            <w:vAlign w:val="top"/>
-          </w:tcPr>
-          <w:p>
-            <w:pPr>
-              <w:keepNext w:val="0"/>
-              <w:keepLines w:val="0"/>
-              <w:widowControl/>
-              <w:suppressLineNumbers w:val="0"/>
-              <w:spacing w:before="0" w:beforeAutospacing="0" w:after="0" w:afterAutospacing="0"/>
-              <w:ind w:left="0" w:leftChars="0" w:right="0" w:rightChars="0"/>
-              <w:jc w:val="left"/>
-              <w:textAlignment w:val="top"/>
-              <w:rPr>
-                <w:rFonts w:hint="eastAsia" w:ascii="Segoe UI" w:hAnsi="Segoe UI" w:cs="Segoe UI"/>
-                <w:b w:val="0"/>
-                <w:i w:val="0"/>
-                <w:iCs w:val="0"/>
-                <w:caps w:val="0"/>
-                <w:color w:val="000000"/>
-                <w:spacing w:val="0"/>
-                <w:sz w:val="21"/>
-                <w:szCs w:val="21"/>
-                <w:lang w:val="en-US" w:eastAsia="zh-CN"/>
-              </w:rPr>
-            </w:pPr>
-            <w:r>
-              <w:rPr>
-                <w:rFonts w:hint="eastAsia" w:ascii="Segoe UI" w:hAnsi="Segoe UI" w:eastAsia="Segoe UI" w:cs="Segoe UI"/>
-                <w:b w:val="0"/>
-                <w:i w:val="0"/>
-                <w:iCs w:val="0"/>
-                <w:caps w:val="0"/>
-                <w:color w:val="000000"/>
-                <w:spacing w:val="0"/>
-                <w:kern w:val="0"/>
-                <w:sz w:val="24"/>
-                <w:szCs w:val="24"/>
-                <w:lang w:val="en-US" w:eastAsia="zh-CN" w:bidi="ar"/>
-              </w:rPr>
-              <w:t>地面/空中</w:t>
-            </w:r>
-          </w:p>
-        </w:tc>
-      </w:tr>
-      <w:tr>
-        <w:tblPrEx>
-          <w:tblBorders>
-            <w:top w:val="none" w:color="auto" w:sz="0" w:space="0"/>
-            <w:left w:val="none" w:color="auto" w:sz="0" w:space="0"/>
-            <w:bottom w:val="none" w:color="auto" w:sz="0" w:space="0"/>
-            <w:right w:val="none" w:color="auto" w:sz="0" w:space="0"/>
-            <w:insideH w:val="none" w:color="auto" w:sz="0" w:space="0"/>
-            <w:insideV w:val="none" w:color="auto" w:sz="0" w:space="0"/>
-          </w:tblBorders>
-          <w:tblCellMar>
-            <w:top w:w="0" w:type="dxa"/>
-            <w:left w:w="0" w:type="dxa"/>
-            <w:bottom w:w="0" w:type="dxa"/>
-            <w:right w:w="0" w:type="dxa"/>
-          </w:tblCellMar>
-        </w:tblPrEx>
-        <w:tc>
-          <w:tcPr>
-            <w:tcW w:w="1920" w:type="dxa"/>
-            <w:tcBorders>
-              <w:top w:val="nil"/>
-              <w:bottom w:val="nil"/>
-            </w:tcBorders>
-            <w:shd w:val="clear" w:color="auto" w:fill="FFFFFF"/>
-            <w:tcMar>
-              <w:top w:w="120" w:type="dxa"/>
-              <w:left w:w="168" w:type="dxa"/>
-              <w:bottom w:w="120" w:type="dxa"/>
-              <w:right w:w="168" w:type="dxa"/>
-            </w:tcMar>
-            <w:vAlign w:val="top"/>
-          </w:tcPr>
-          <w:p>
-            <w:pPr>
-              <w:keepNext w:val="0"/>
-              <w:keepLines w:val="0"/>
-              <w:widowControl/>
-              <w:suppressLineNumbers w:val="0"/>
-              <w:spacing w:before="0" w:beforeAutospacing="0" w:after="0" w:afterAutospacing="0"/>
-              <w:ind w:left="0" w:leftChars="0" w:right="0" w:rightChars="0"/>
-              <w:jc w:val="left"/>
-              <w:textAlignment w:val="top"/>
-              <w:rPr>
-                <w:rFonts w:hint="default" w:ascii="Segoe UI" w:hAnsi="Segoe UI" w:eastAsia="Segoe UI" w:cs="Segoe UI"/>
-                <w:b w:val="0"/>
-                <w:i w:val="0"/>
-                <w:iCs w:val="0"/>
-                <w:caps w:val="0"/>
-                <w:color w:val="000000"/>
-                <w:spacing w:val="0"/>
-                <w:kern w:val="0"/>
-                <w:sz w:val="24"/>
-                <w:szCs w:val="24"/>
-                <w:lang w:val="en-US" w:eastAsia="zh-CN" w:bidi="ar"/>
-              </w:rPr>
-            </w:pPr>
-            <w:r>
-              <w:rPr>
-                <w:rFonts w:hint="eastAsia" w:ascii="Segoe UI" w:hAnsi="Segoe UI" w:eastAsia="Segoe UI" w:cs="Segoe UI"/>
-                <w:b w:val="0"/>
-                <w:i w:val="0"/>
-                <w:iCs w:val="0"/>
-                <w:caps w:val="0"/>
-                <w:color w:val="000000"/>
-                <w:spacing w:val="0"/>
-                <w:kern w:val="0"/>
-                <w:sz w:val="24"/>
-                <w:szCs w:val="24"/>
-                <w:lang w:val="en-US" w:eastAsia="zh-CN" w:bidi="ar"/>
-              </w:rPr>
-              <w:t>使用工具</w:t>
-            </w:r>
-          </w:p>
-        </w:tc>
-        <w:tc>
-          <w:tcPr>
-            <w:tcW w:w="3473" w:type="dxa"/>
-            <w:tcBorders>
-              <w:top w:val="nil"/>
-              <w:bottom w:val="nil"/>
-            </w:tcBorders>
-            <w:shd w:val="clear" w:color="auto" w:fill="FFFFFF"/>
-            <w:tcMar>
-              <w:top w:w="120" w:type="dxa"/>
-              <w:left w:w="168" w:type="dxa"/>
-              <w:bottom w:w="120" w:type="dxa"/>
-              <w:right w:w="168" w:type="dxa"/>
-            </w:tcMar>
-            <w:vAlign w:val="top"/>
-          </w:tcPr>
-          <w:p>
-            <w:pPr>
-              <w:keepNext w:val="0"/>
-              <w:keepLines w:val="0"/>
-              <w:widowControl/>
-              <w:suppressLineNumbers w:val="0"/>
-              <w:spacing w:before="0" w:beforeAutospacing="0" w:after="0" w:afterAutospacing="0"/>
-              <w:ind w:left="0" w:right="0"/>
-              <w:jc w:val="left"/>
-              <w:textAlignment w:val="top"/>
-              <w:rPr>
-                <w:rFonts w:hint="eastAsia" w:ascii="Segoe UI" w:hAnsi="Segoe UI" w:eastAsia="Segoe UI" w:cs="Segoe UI"/>
-                <w:b w:val="0"/>
-                <w:i w:val="0"/>
-                <w:iCs w:val="0"/>
-                <w:caps w:val="0"/>
-                <w:color w:val="000000"/>
-                <w:spacing w:val="0"/>
-                <w:kern w:val="0"/>
-                <w:sz w:val="24"/>
-                <w:szCs w:val="24"/>
-                <w:bdr w:val="none" w:color="auto" w:sz="0" w:space="0"/>
                 <w:lang w:val="en-US" w:eastAsia="zh-CN" w:bidi="ar"/>
               </w:rPr>
             </w:pPr>
@@ -11352,8 +11356,6 @@
         </w:rPr>
         <w:t>其他</w:t>
       </w:r>
-      <w:bookmarkStart w:id="34" w:name="_GoBack"/>
-      <w:bookmarkEnd w:id="34"/>
     </w:p>
     <w:p>
       <w:pPr>
